--- a/项目文档/软件需求规格说明书.docx
+++ b/项目文档/软件需求规格说明书.docx
@@ -6216,7 +6216,7 @@
         <w:rPr>
           <w:sz w:val="24"/>
         </w:rPr>
-        <w:t>定位为面向高校教师、学生及教学管理人员的智能化教育辅助工具。系统将先进的大模型技术与日常教学实训场景深度融合，通过本地化RAG能力，确保生成内容的高关联性、专业准确性与低</w:t>
+        <w:t>定位为面向高校教师、学生及教学管理人员的智能化教育辅助工具。系统将先进的大模型技术与日常教学实训场景深度融合，通过RAG能力，确保生成内容的高关联性、专业准确性与低</w:t>
       </w:r>
       <w:r>
         <w:rPr>
@@ -6277,17 +6277,70 @@
       </w:pPr>
       <w:r>
         <w:rPr>
+          <w:rFonts w:hint="eastAsia"/>
           <w:b/>
           <w:bCs/>
           <w:sz w:val="24"/>
         </w:rPr>
-        <w:t>本地化部署</w:t>
+        <w:t>云端/</w:t>
+      </w:r>
+      <w:r>
+        <w:rPr>
+          <w:b/>
+          <w:bCs/>
+          <w:sz w:val="24"/>
+        </w:rPr>
+        <w:t>本地化</w:t>
+      </w:r>
+      <w:r>
+        <w:rPr>
+          <w:rFonts w:hint="eastAsia"/>
+          <w:b/>
+          <w:bCs/>
+          <w:sz w:val="24"/>
+        </w:rPr>
+        <w:t>灵活</w:t>
+      </w:r>
+      <w:r>
+        <w:rPr>
+          <w:b/>
+          <w:bCs/>
+          <w:sz w:val="24"/>
+        </w:rPr>
+        <w:t>部署</w:t>
       </w:r>
       <w:r>
         <w:rPr>
           <w:sz w:val="24"/>
         </w:rPr>
-        <w:t>：不依赖外部付费API，满足数据安全与资源可控要求</w:t>
+        <w:t>：</w:t>
+      </w:r>
+      <w:r>
+        <w:rPr>
+          <w:rFonts w:hint="eastAsia"/>
+          <w:sz w:val="24"/>
+        </w:rPr>
+        <w:t>既支持调用性能强大的API</w:t>
+      </w:r>
+      <w:r>
+        <w:rPr>
+          <w:rFonts w:hint="eastAsia"/>
+          <w:sz w:val="24"/>
+        </w:rPr>
+        <w:t>，</w:t>
+      </w:r>
+      <w:r>
+        <w:rPr>
+          <w:rFonts w:hint="eastAsia"/>
+          <w:sz w:val="24"/>
+        </w:rPr>
+        <w:t>也可选择本地部署，</w:t>
+      </w:r>
+      <w:r>
+        <w:rPr>
+          <w:sz w:val="24"/>
+        </w:rPr>
+        <w:t>满足数据安全与资源可控要求</w:t>
       </w:r>
     </w:p>
     <w:p>
@@ -6312,7 +6365,7 @@
         <w:rPr>
           <w:sz w:val="24"/>
         </w:rPr>
-        <w:t>：结合本地专业知识库，提升回答的专业性与准确性</w:t>
+        <w:t>：结合专业知识库，提升回答的专业性与准确性</w:t>
       </w:r>
     </w:p>
     <w:p>
@@ -7247,7 +7300,14 @@
               <w:rPr>
                 <w:sz w:val="24"/>
               </w:rPr>
-              <w:t>用户认证基于Session ID，密码加盐哈希存储，防范SQL注入、XSS、CSRF</w:t>
+              <w:t>用户认证基于Session ID，密码加盐哈希存储，防范SQL注入、</w:t>
+            </w:r>
+            <w:r>
+              <w:rPr>
+                <w:sz w:val="24"/>
+              </w:rPr>
+              <w:lastRenderedPageBreak/>
+              <w:t>XSS、CSRF</w:t>
             </w:r>
           </w:p>
         </w:tc>
@@ -7333,9 +7393,36 @@
             </w:pPr>
             <w:r>
               <w:rPr>
-                <w:sz w:val="24"/>
-              </w:rPr>
-              <w:t>本地化部署</w:t>
+                <w:rFonts w:hint="eastAsia"/>
+                <w:sz w:val="24"/>
+              </w:rPr>
+              <w:t>云端/</w:t>
+            </w:r>
+            <w:r>
+              <w:rPr>
+                <w:sz w:val="24"/>
+              </w:rPr>
+              <w:t>本地化</w:t>
+            </w:r>
+            <w:r>
+              <w:rPr>
+                <w:rFonts w:hint="eastAsia"/>
+                <w:sz w:val="24"/>
+              </w:rPr>
+              <w:t>灵活</w:t>
+            </w:r>
+            <w:r>
+              <w:rPr>
+                <w:rFonts w:hint="eastAsia"/>
+                <w:sz w:val="24"/>
+              </w:rPr>
+              <w:t>部</w:t>
+            </w:r>
+            <w:r>
+              <w:rPr>
+                <w:sz w:val="24"/>
+              </w:rPr>
+              <w:t>署</w:t>
             </w:r>
           </w:p>
         </w:tc>
@@ -7353,9 +7440,10 @@
             </w:pPr>
             <w:r>
               <w:rPr>
-                <w:sz w:val="24"/>
-              </w:rPr>
-              <w:t>LLM必须本地化部署，不依赖任何外部付费API服务</w:t>
+                <w:rFonts w:hint="eastAsia"/>
+                <w:sz w:val="24"/>
+              </w:rPr>
+              <w:t>支持调用性能强大的API，也可选择本地部署，满足数据安全与资源可控要求</w:t>
             </w:r>
           </w:p>
         </w:tc>
@@ -7685,7 +7773,33 @@
         <w:rPr>
           <w:sz w:val="24"/>
         </w:rPr>
-        <w:t>Qwen/Qwen3-0.6B模型的可用性与性能表现</w:t>
+        <w:t>Qwen</w:t>
+      </w:r>
+      <w:r>
+        <w:rPr>
+          <w:rFonts w:hint="eastAsia"/>
+          <w:sz w:val="24"/>
+        </w:rPr>
+        <w:t xml:space="preserve"> API</w:t>
+      </w:r>
+      <w:r>
+        <w:rPr>
+          <w:sz w:val="24"/>
+        </w:rPr>
+        <w:t xml:space="preserve"> </w:t>
+      </w:r>
+      <w:r>
+        <w:rPr>
+          <w:rFonts w:hint="eastAsia"/>
+          <w:sz w:val="24"/>
+        </w:rPr>
+        <w:t>/</w:t>
+      </w:r>
+      <w:r>
+        <w:rPr>
+          <w:sz w:val="24"/>
+        </w:rPr>
+        <w:t>Qwen3-0.6B模型的可用性与性能表现</w:t>
       </w:r>
     </w:p>
     <w:p>
@@ -7894,6 +8008,7 @@
               <w:rPr>
                 <w:sz w:val="24"/>
               </w:rPr>
+              <w:lastRenderedPageBreak/>
               <w:t>Web图形界面</w:t>
             </w:r>
           </w:p>
@@ -7960,7 +8075,6 @@
               <w:rPr>
                 <w:sz w:val="24"/>
               </w:rPr>
-              <w:lastRenderedPageBreak/>
               <w:t>登录界面</w:t>
             </w:r>
           </w:p>
@@ -15227,7 +15341,19 @@
               <w:rPr>
                 <w:sz w:val="24"/>
               </w:rPr>
-              <w:t>支持替换LLM模型（如其他小参数模型）</w:t>
+              <w:t>支持替换LLM模型（如其他小参数模型</w:t>
+            </w:r>
+            <w:r>
+              <w:rPr>
+                <w:sz w:val="24"/>
+              </w:rPr>
+              <w:t>/API</w:t>
+            </w:r>
+            <w:r>
+              <w:rPr>
+                <w:sz w:val="24"/>
+              </w:rPr>
+              <w:t>）</w:t>
             </w:r>
           </w:p>
         </w:tc>

--- a/项目文档/软件需求规格说明书.docx
+++ b/项目文档/软件需求规格说明书.docx
@@ -1339,7 +1339,7 @@
       <w:pPr>
         <w:jc w:val="center"/>
         <w:rPr>
-          <w:rFonts w:hAnsi="宋体"/>
+          <w:rFonts w:hAnsi="宋体" w:hint="eastAsia"/>
           <w:sz w:val="28"/>
           <w:szCs w:val="28"/>
         </w:rPr>
@@ -1348,7 +1348,7 @@
     <w:p>
       <w:pPr>
         <w:rPr>
-          <w:rFonts w:hAnsi="宋体"/>
+          <w:rFonts w:hAnsi="宋体" w:hint="eastAsia"/>
           <w:sz w:val="28"/>
           <w:szCs w:val="28"/>
         </w:rPr>
@@ -1388,6 +1388,9 @@
         <w:p>
           <w:pPr>
             <w:pStyle w:val="TOC10"/>
+            <w:rPr>
+              <w:rFonts w:hint="eastAsia"/>
+            </w:rPr>
           </w:pPr>
           <w:r>
             <w:rPr>
@@ -1404,7 +1407,7 @@
               <w:tab w:val="right" w:leader="dot" w:pos="8302"/>
             </w:tabs>
             <w:rPr>
-              <w:rFonts w:asciiTheme="minorHAnsi" w:eastAsiaTheme="minorEastAsia" w:hAnsiTheme="minorHAnsi" w:cstheme="minorBidi"/>
+              <w:rFonts w:asciiTheme="minorHAnsi" w:eastAsiaTheme="minorEastAsia" w:hAnsiTheme="minorHAnsi" w:cstheme="minorBidi" w:hint="eastAsia"/>
               <w:b w:val="0"/>
               <w:bCs w:val="0"/>
               <w:caps w:val="0"/>
@@ -1426,7 +1429,7 @@
             <w:r>
               <w:rPr>
                 <w:rStyle w:val="af6"/>
-                <w:rFonts w:ascii="STZhongsong" w:eastAsia="STZhongsong" w:hAnsi="STZhongsong" w:hint="eastAsia"/>
+                <w:rFonts w:ascii="华文中宋" w:eastAsia="华文中宋" w:hAnsi="华文中宋" w:hint="eastAsia"/>
               </w:rPr>
               <w:t>1.</w:t>
             </w:r>
@@ -1445,7 +1448,7 @@
             <w:r>
               <w:rPr>
                 <w:rStyle w:val="af6"/>
-                <w:rFonts w:ascii="STZhongsong" w:eastAsia="STZhongsong" w:hAnsi="STZhongsong" w:hint="eastAsia"/>
+                <w:rFonts w:ascii="华文中宋" w:eastAsia="华文中宋" w:hAnsi="华文中宋" w:hint="eastAsia"/>
               </w:rPr>
               <w:t>引言</w:t>
             </w:r>
@@ -1506,7 +1509,7 @@
               <w:tab w:val="right" w:leader="dot" w:pos="8302"/>
             </w:tabs>
             <w:rPr>
-              <w:rFonts w:asciiTheme="minorHAnsi" w:eastAsiaTheme="minorEastAsia" w:hAnsiTheme="minorHAnsi" w:cstheme="minorBidi"/>
+              <w:rFonts w:asciiTheme="minorHAnsi" w:eastAsiaTheme="minorEastAsia" w:hAnsiTheme="minorHAnsi" w:cstheme="minorBidi" w:hint="eastAsia"/>
               <w:smallCaps w:val="0"/>
               <w:sz w:val="22"/>
               <w:szCs w:val="24"/>
@@ -1597,7 +1600,7 @@
               <w:tab w:val="right" w:leader="dot" w:pos="8302"/>
             </w:tabs>
             <w:rPr>
-              <w:rFonts w:asciiTheme="minorHAnsi" w:eastAsiaTheme="minorEastAsia" w:hAnsiTheme="minorHAnsi" w:cstheme="minorBidi"/>
+              <w:rFonts w:asciiTheme="minorHAnsi" w:eastAsiaTheme="minorEastAsia" w:hAnsiTheme="minorHAnsi" w:cstheme="minorBidi" w:hint="eastAsia"/>
               <w:smallCaps w:val="0"/>
               <w:sz w:val="22"/>
               <w:szCs w:val="24"/>
@@ -1688,7 +1691,7 @@
               <w:tab w:val="right" w:leader="dot" w:pos="8302"/>
             </w:tabs>
             <w:rPr>
-              <w:rFonts w:asciiTheme="minorHAnsi" w:eastAsiaTheme="minorEastAsia" w:hAnsiTheme="minorHAnsi" w:cstheme="minorBidi"/>
+              <w:rFonts w:asciiTheme="minorHAnsi" w:eastAsiaTheme="minorEastAsia" w:hAnsiTheme="minorHAnsi" w:cstheme="minorBidi" w:hint="eastAsia"/>
               <w:smallCaps w:val="0"/>
               <w:sz w:val="22"/>
               <w:szCs w:val="24"/>
@@ -1779,7 +1782,7 @@
               <w:tab w:val="right" w:leader="dot" w:pos="8302"/>
             </w:tabs>
             <w:rPr>
-              <w:rFonts w:asciiTheme="minorHAnsi" w:eastAsiaTheme="minorEastAsia" w:hAnsiTheme="minorHAnsi" w:cstheme="minorBidi"/>
+              <w:rFonts w:asciiTheme="minorHAnsi" w:eastAsiaTheme="minorEastAsia" w:hAnsiTheme="minorHAnsi" w:cstheme="minorBidi" w:hint="eastAsia"/>
               <w:smallCaps w:val="0"/>
               <w:sz w:val="22"/>
               <w:szCs w:val="24"/>
@@ -1870,7 +1873,7 @@
               <w:tab w:val="right" w:leader="dot" w:pos="8302"/>
             </w:tabs>
             <w:rPr>
-              <w:rFonts w:asciiTheme="minorHAnsi" w:eastAsiaTheme="minorEastAsia" w:hAnsiTheme="minorHAnsi" w:cstheme="minorBidi"/>
+              <w:rFonts w:asciiTheme="minorHAnsi" w:eastAsiaTheme="minorEastAsia" w:hAnsiTheme="minorHAnsi" w:cstheme="minorBidi" w:hint="eastAsia"/>
               <w:smallCaps w:val="0"/>
               <w:sz w:val="22"/>
               <w:szCs w:val="24"/>
@@ -1961,7 +1964,7 @@
               <w:tab w:val="right" w:leader="dot" w:pos="8302"/>
             </w:tabs>
             <w:rPr>
-              <w:rFonts w:asciiTheme="minorHAnsi" w:eastAsiaTheme="minorEastAsia" w:hAnsiTheme="minorHAnsi" w:cstheme="minorBidi"/>
+              <w:rFonts w:asciiTheme="minorHAnsi" w:eastAsiaTheme="minorEastAsia" w:hAnsiTheme="minorHAnsi" w:cstheme="minorBidi" w:hint="eastAsia"/>
               <w:b w:val="0"/>
               <w:bCs w:val="0"/>
               <w:caps w:val="0"/>
@@ -1974,7 +1977,7 @@
             <w:r>
               <w:rPr>
                 <w:rStyle w:val="af6"/>
-                <w:rFonts w:ascii="STZhongsong" w:eastAsia="STZhongsong" w:hAnsi="STZhongsong" w:hint="eastAsia"/>
+                <w:rFonts w:ascii="华文中宋" w:eastAsia="华文中宋" w:hAnsi="华文中宋" w:hint="eastAsia"/>
               </w:rPr>
               <w:t>2.</w:t>
             </w:r>
@@ -1993,7 +1996,7 @@
             <w:r>
               <w:rPr>
                 <w:rStyle w:val="af6"/>
-                <w:rFonts w:ascii="STZhongsong" w:eastAsia="STZhongsong" w:hAnsi="STZhongsong" w:hint="eastAsia"/>
+                <w:rFonts w:ascii="华文中宋" w:eastAsia="华文中宋" w:hAnsi="华文中宋" w:hint="eastAsia"/>
               </w:rPr>
               <w:t>需求概述</w:t>
             </w:r>
@@ -2054,7 +2057,7 @@
               <w:tab w:val="right" w:leader="dot" w:pos="8302"/>
             </w:tabs>
             <w:rPr>
-              <w:rFonts w:asciiTheme="minorHAnsi" w:eastAsiaTheme="minorEastAsia" w:hAnsiTheme="minorHAnsi" w:cstheme="minorBidi"/>
+              <w:rFonts w:asciiTheme="minorHAnsi" w:eastAsiaTheme="minorEastAsia" w:hAnsiTheme="minorHAnsi" w:cstheme="minorBidi" w:hint="eastAsia"/>
               <w:smallCaps w:val="0"/>
               <w:sz w:val="22"/>
               <w:szCs w:val="24"/>
@@ -2145,7 +2148,7 @@
               <w:tab w:val="right" w:leader="dot" w:pos="8302"/>
             </w:tabs>
             <w:rPr>
-              <w:rFonts w:asciiTheme="minorHAnsi" w:eastAsiaTheme="minorEastAsia" w:hAnsiTheme="minorHAnsi" w:cstheme="minorBidi"/>
+              <w:rFonts w:asciiTheme="minorHAnsi" w:eastAsiaTheme="minorEastAsia" w:hAnsiTheme="minorHAnsi" w:cstheme="minorBidi" w:hint="eastAsia"/>
               <w:smallCaps w:val="0"/>
               <w:sz w:val="22"/>
               <w:szCs w:val="24"/>
@@ -2236,7 +2239,7 @@
               <w:tab w:val="right" w:leader="dot" w:pos="8302"/>
             </w:tabs>
             <w:rPr>
-              <w:rFonts w:asciiTheme="minorHAnsi" w:eastAsiaTheme="minorEastAsia" w:hAnsiTheme="minorHAnsi" w:cstheme="minorBidi"/>
+              <w:rFonts w:asciiTheme="minorHAnsi" w:eastAsiaTheme="minorEastAsia" w:hAnsiTheme="minorHAnsi" w:cstheme="minorBidi" w:hint="eastAsia"/>
               <w:smallCaps w:val="0"/>
               <w:sz w:val="22"/>
               <w:szCs w:val="24"/>
@@ -2327,7 +2330,7 @@
               <w:tab w:val="right" w:leader="dot" w:pos="8302"/>
             </w:tabs>
             <w:rPr>
-              <w:rFonts w:asciiTheme="minorHAnsi" w:eastAsiaTheme="minorEastAsia" w:hAnsiTheme="minorHAnsi" w:cstheme="minorBidi"/>
+              <w:rFonts w:asciiTheme="minorHAnsi" w:eastAsiaTheme="minorEastAsia" w:hAnsiTheme="minorHAnsi" w:cstheme="minorBidi" w:hint="eastAsia"/>
               <w:smallCaps w:val="0"/>
               <w:sz w:val="22"/>
               <w:szCs w:val="24"/>
@@ -2418,7 +2421,7 @@
               <w:tab w:val="right" w:leader="dot" w:pos="8302"/>
             </w:tabs>
             <w:rPr>
-              <w:rFonts w:asciiTheme="minorHAnsi" w:eastAsiaTheme="minorEastAsia" w:hAnsiTheme="minorHAnsi" w:cstheme="minorBidi"/>
+              <w:rFonts w:asciiTheme="minorHAnsi" w:eastAsiaTheme="minorEastAsia" w:hAnsiTheme="minorHAnsi" w:cstheme="minorBidi" w:hint="eastAsia"/>
               <w:smallCaps w:val="0"/>
               <w:sz w:val="22"/>
               <w:szCs w:val="24"/>
@@ -2509,7 +2512,7 @@
               <w:tab w:val="right" w:leader="dot" w:pos="8302"/>
             </w:tabs>
             <w:rPr>
-              <w:rFonts w:asciiTheme="minorHAnsi" w:eastAsiaTheme="minorEastAsia" w:hAnsiTheme="minorHAnsi" w:cstheme="minorBidi"/>
+              <w:rFonts w:asciiTheme="minorHAnsi" w:eastAsiaTheme="minorEastAsia" w:hAnsiTheme="minorHAnsi" w:cstheme="minorBidi" w:hint="eastAsia"/>
               <w:smallCaps w:val="0"/>
               <w:sz w:val="22"/>
               <w:szCs w:val="24"/>
@@ -2600,7 +2603,7 @@
               <w:tab w:val="right" w:leader="dot" w:pos="8302"/>
             </w:tabs>
             <w:rPr>
-              <w:rFonts w:asciiTheme="minorHAnsi" w:eastAsiaTheme="minorEastAsia" w:hAnsiTheme="minorHAnsi" w:cstheme="minorBidi"/>
+              <w:rFonts w:asciiTheme="minorHAnsi" w:eastAsiaTheme="minorEastAsia" w:hAnsiTheme="minorHAnsi" w:cstheme="minorBidi" w:hint="eastAsia"/>
               <w:b w:val="0"/>
               <w:bCs w:val="0"/>
               <w:caps w:val="0"/>
@@ -2613,7 +2616,7 @@
             <w:r>
               <w:rPr>
                 <w:rStyle w:val="af6"/>
-                <w:rFonts w:ascii="STZhongsong" w:eastAsia="STZhongsong" w:hAnsi="STZhongsong" w:hint="eastAsia"/>
+                <w:rFonts w:ascii="华文中宋" w:eastAsia="华文中宋" w:hAnsi="华文中宋" w:hint="eastAsia"/>
               </w:rPr>
               <w:t>3.</w:t>
             </w:r>
@@ -2632,7 +2635,7 @@
             <w:r>
               <w:rPr>
                 <w:rStyle w:val="af6"/>
-                <w:rFonts w:ascii="STZhongsong" w:eastAsia="STZhongsong" w:hAnsi="STZhongsong" w:hint="eastAsia"/>
+                <w:rFonts w:ascii="华文中宋" w:eastAsia="华文中宋" w:hAnsi="华文中宋" w:hint="eastAsia"/>
               </w:rPr>
               <w:t>外部接口需求</w:t>
             </w:r>
@@ -2693,7 +2696,7 @@
               <w:tab w:val="right" w:leader="dot" w:pos="8302"/>
             </w:tabs>
             <w:rPr>
-              <w:rFonts w:asciiTheme="minorHAnsi" w:eastAsiaTheme="minorEastAsia" w:hAnsiTheme="minorHAnsi" w:cstheme="minorBidi"/>
+              <w:rFonts w:asciiTheme="minorHAnsi" w:eastAsiaTheme="minorEastAsia" w:hAnsiTheme="minorHAnsi" w:cstheme="minorBidi" w:hint="eastAsia"/>
               <w:smallCaps w:val="0"/>
               <w:sz w:val="22"/>
               <w:szCs w:val="24"/>
@@ -2784,7 +2787,7 @@
               <w:tab w:val="right" w:leader="dot" w:pos="8302"/>
             </w:tabs>
             <w:rPr>
-              <w:rFonts w:asciiTheme="minorHAnsi" w:eastAsiaTheme="minorEastAsia" w:hAnsiTheme="minorHAnsi" w:cstheme="minorBidi"/>
+              <w:rFonts w:asciiTheme="minorHAnsi" w:eastAsiaTheme="minorEastAsia" w:hAnsiTheme="minorHAnsi" w:cstheme="minorBidi" w:hint="eastAsia"/>
               <w:smallCaps w:val="0"/>
               <w:sz w:val="22"/>
               <w:szCs w:val="24"/>
@@ -2875,7 +2878,7 @@
               <w:tab w:val="right" w:leader="dot" w:pos="8302"/>
             </w:tabs>
             <w:rPr>
-              <w:rFonts w:asciiTheme="minorHAnsi" w:eastAsiaTheme="minorEastAsia" w:hAnsiTheme="minorHAnsi" w:cstheme="minorBidi"/>
+              <w:rFonts w:asciiTheme="minorHAnsi" w:eastAsiaTheme="minorEastAsia" w:hAnsiTheme="minorHAnsi" w:cstheme="minorBidi" w:hint="eastAsia"/>
               <w:smallCaps w:val="0"/>
               <w:sz w:val="22"/>
               <w:szCs w:val="24"/>
@@ -2966,7 +2969,7 @@
               <w:tab w:val="right" w:leader="dot" w:pos="8302"/>
             </w:tabs>
             <w:rPr>
-              <w:rFonts w:asciiTheme="minorHAnsi" w:eastAsiaTheme="minorEastAsia" w:hAnsiTheme="minorHAnsi" w:cstheme="minorBidi"/>
+              <w:rFonts w:asciiTheme="minorHAnsi" w:eastAsiaTheme="minorEastAsia" w:hAnsiTheme="minorHAnsi" w:cstheme="minorBidi" w:hint="eastAsia"/>
               <w:b w:val="0"/>
               <w:bCs w:val="0"/>
               <w:caps w:val="0"/>
@@ -2979,7 +2982,7 @@
             <w:r>
               <w:rPr>
                 <w:rStyle w:val="af6"/>
-                <w:rFonts w:ascii="STZhongsong" w:eastAsia="STZhongsong" w:hAnsi="STZhongsong" w:hint="eastAsia"/>
+                <w:rFonts w:ascii="华文中宋" w:eastAsia="华文中宋" w:hAnsi="华文中宋" w:hint="eastAsia"/>
               </w:rPr>
               <w:t>4.</w:t>
             </w:r>
@@ -2998,7 +3001,7 @@
             <w:r>
               <w:rPr>
                 <w:rStyle w:val="af6"/>
-                <w:rFonts w:ascii="STZhongsong" w:eastAsia="STZhongsong" w:hAnsi="STZhongsong" w:hint="eastAsia"/>
+                <w:rFonts w:ascii="华文中宋" w:eastAsia="华文中宋" w:hAnsi="华文中宋" w:hint="eastAsia"/>
               </w:rPr>
               <w:t>功能需求</w:t>
             </w:r>
@@ -3059,7 +3062,7 @@
               <w:tab w:val="right" w:leader="dot" w:pos="8302"/>
             </w:tabs>
             <w:rPr>
-              <w:rFonts w:asciiTheme="minorHAnsi" w:eastAsiaTheme="minorEastAsia" w:hAnsiTheme="minorHAnsi" w:cstheme="minorBidi"/>
+              <w:rFonts w:asciiTheme="minorHAnsi" w:eastAsiaTheme="minorEastAsia" w:hAnsiTheme="minorHAnsi" w:cstheme="minorBidi" w:hint="eastAsia"/>
               <w:smallCaps w:val="0"/>
               <w:sz w:val="22"/>
               <w:szCs w:val="24"/>
@@ -3150,7 +3153,7 @@
               <w:tab w:val="right" w:leader="dot" w:pos="8302"/>
             </w:tabs>
             <w:rPr>
-              <w:rFonts w:asciiTheme="minorHAnsi" w:eastAsiaTheme="minorEastAsia" w:hAnsiTheme="minorHAnsi" w:cstheme="minorBidi"/>
+              <w:rFonts w:asciiTheme="minorHAnsi" w:eastAsiaTheme="minorEastAsia" w:hAnsiTheme="minorHAnsi" w:cstheme="minorBidi" w:hint="eastAsia"/>
               <w:smallCaps w:val="0"/>
               <w:sz w:val="22"/>
               <w:szCs w:val="24"/>
@@ -3241,7 +3244,7 @@
               <w:tab w:val="right" w:leader="dot" w:pos="8302"/>
             </w:tabs>
             <w:rPr>
-              <w:rFonts w:asciiTheme="minorHAnsi" w:eastAsiaTheme="minorEastAsia" w:hAnsiTheme="minorHAnsi" w:cstheme="minorBidi"/>
+              <w:rFonts w:asciiTheme="minorHAnsi" w:eastAsiaTheme="minorEastAsia" w:hAnsiTheme="minorHAnsi" w:cstheme="minorBidi" w:hint="eastAsia"/>
               <w:smallCaps w:val="0"/>
               <w:sz w:val="22"/>
               <w:szCs w:val="24"/>
@@ -3332,7 +3335,7 @@
               <w:tab w:val="right" w:leader="dot" w:pos="8302"/>
             </w:tabs>
             <w:rPr>
-              <w:rFonts w:asciiTheme="minorHAnsi" w:eastAsiaTheme="minorEastAsia" w:hAnsiTheme="minorHAnsi" w:cstheme="minorBidi"/>
+              <w:rFonts w:asciiTheme="minorHAnsi" w:eastAsiaTheme="minorEastAsia" w:hAnsiTheme="minorHAnsi" w:cstheme="minorBidi" w:hint="eastAsia"/>
               <w:smallCaps w:val="0"/>
               <w:sz w:val="22"/>
               <w:szCs w:val="24"/>
@@ -3423,7 +3426,7 @@
               <w:tab w:val="right" w:leader="dot" w:pos="8302"/>
             </w:tabs>
             <w:rPr>
-              <w:rFonts w:asciiTheme="minorHAnsi" w:eastAsiaTheme="minorEastAsia" w:hAnsiTheme="minorHAnsi" w:cstheme="minorBidi"/>
+              <w:rFonts w:asciiTheme="minorHAnsi" w:eastAsiaTheme="minorEastAsia" w:hAnsiTheme="minorHAnsi" w:cstheme="minorBidi" w:hint="eastAsia"/>
               <w:smallCaps w:val="0"/>
               <w:sz w:val="22"/>
               <w:szCs w:val="24"/>
@@ -3538,7 +3541,7 @@
               <w:tab w:val="right" w:leader="dot" w:pos="8302"/>
             </w:tabs>
             <w:rPr>
-              <w:rFonts w:asciiTheme="minorHAnsi" w:eastAsiaTheme="minorEastAsia" w:hAnsiTheme="minorHAnsi" w:cstheme="minorBidi"/>
+              <w:rFonts w:asciiTheme="minorHAnsi" w:eastAsiaTheme="minorEastAsia" w:hAnsiTheme="minorHAnsi" w:cstheme="minorBidi" w:hint="eastAsia"/>
               <w:b w:val="0"/>
               <w:bCs w:val="0"/>
               <w:caps w:val="0"/>
@@ -3551,7 +3554,7 @@
             <w:r>
               <w:rPr>
                 <w:rStyle w:val="af6"/>
-                <w:rFonts w:ascii="STZhongsong" w:eastAsia="STZhongsong" w:hAnsi="STZhongsong" w:hint="eastAsia"/>
+                <w:rFonts w:ascii="华文中宋" w:eastAsia="华文中宋" w:hAnsi="华文中宋" w:hint="eastAsia"/>
               </w:rPr>
               <w:t>5.</w:t>
             </w:r>
@@ -3570,7 +3573,7 @@
             <w:r>
               <w:rPr>
                 <w:rStyle w:val="af6"/>
-                <w:rFonts w:ascii="STZhongsong" w:eastAsia="STZhongsong" w:hAnsi="STZhongsong" w:hint="eastAsia"/>
+                <w:rFonts w:ascii="华文中宋" w:eastAsia="华文中宋" w:hAnsi="华文中宋" w:hint="eastAsia"/>
               </w:rPr>
               <w:t>5 其他非功能需求</w:t>
             </w:r>
@@ -3631,7 +3634,7 @@
               <w:tab w:val="right" w:leader="dot" w:pos="8302"/>
             </w:tabs>
             <w:rPr>
-              <w:rFonts w:asciiTheme="minorHAnsi" w:eastAsiaTheme="minorEastAsia" w:hAnsiTheme="minorHAnsi" w:cstheme="minorBidi"/>
+              <w:rFonts w:asciiTheme="minorHAnsi" w:eastAsiaTheme="minorEastAsia" w:hAnsiTheme="minorHAnsi" w:cstheme="minorBidi" w:hint="eastAsia"/>
               <w:smallCaps w:val="0"/>
               <w:sz w:val="22"/>
               <w:szCs w:val="24"/>
@@ -3722,7 +3725,7 @@
               <w:tab w:val="right" w:leader="dot" w:pos="8302"/>
             </w:tabs>
             <w:rPr>
-              <w:rFonts w:asciiTheme="minorHAnsi" w:eastAsiaTheme="minorEastAsia" w:hAnsiTheme="minorHAnsi" w:cstheme="minorBidi"/>
+              <w:rFonts w:asciiTheme="minorHAnsi" w:eastAsiaTheme="minorEastAsia" w:hAnsiTheme="minorHAnsi" w:cstheme="minorBidi" w:hint="eastAsia"/>
               <w:smallCaps w:val="0"/>
               <w:sz w:val="22"/>
               <w:szCs w:val="24"/>
@@ -3813,7 +3816,7 @@
               <w:tab w:val="right" w:leader="dot" w:pos="8302"/>
             </w:tabs>
             <w:rPr>
-              <w:rFonts w:asciiTheme="minorHAnsi" w:eastAsiaTheme="minorEastAsia" w:hAnsiTheme="minorHAnsi" w:cstheme="minorBidi"/>
+              <w:rFonts w:asciiTheme="minorHAnsi" w:eastAsiaTheme="minorEastAsia" w:hAnsiTheme="minorHAnsi" w:cstheme="minorBidi" w:hint="eastAsia"/>
               <w:smallCaps w:val="0"/>
               <w:sz w:val="22"/>
               <w:szCs w:val="24"/>
@@ -3904,7 +3907,7 @@
               <w:tab w:val="right" w:leader="dot" w:pos="8302"/>
             </w:tabs>
             <w:rPr>
-              <w:rFonts w:asciiTheme="minorHAnsi" w:eastAsiaTheme="minorEastAsia" w:hAnsiTheme="minorHAnsi" w:cstheme="minorBidi"/>
+              <w:rFonts w:asciiTheme="minorHAnsi" w:eastAsiaTheme="minorEastAsia" w:hAnsiTheme="minorHAnsi" w:cstheme="minorBidi" w:hint="eastAsia"/>
               <w:smallCaps w:val="0"/>
               <w:sz w:val="22"/>
               <w:szCs w:val="24"/>
@@ -3995,7 +3998,7 @@
               <w:tab w:val="right" w:leader="dot" w:pos="8302"/>
             </w:tabs>
             <w:rPr>
-              <w:rFonts w:asciiTheme="minorHAnsi" w:eastAsiaTheme="minorEastAsia" w:hAnsiTheme="minorHAnsi" w:cstheme="minorBidi"/>
+              <w:rFonts w:asciiTheme="minorHAnsi" w:eastAsiaTheme="minorEastAsia" w:hAnsiTheme="minorHAnsi" w:cstheme="minorBidi" w:hint="eastAsia"/>
               <w:smallCaps w:val="0"/>
               <w:sz w:val="22"/>
               <w:szCs w:val="24"/>
@@ -4086,7 +4089,7 @@
               <w:tab w:val="right" w:leader="dot" w:pos="8302"/>
             </w:tabs>
             <w:rPr>
-              <w:rFonts w:asciiTheme="minorHAnsi" w:eastAsiaTheme="minorEastAsia" w:hAnsiTheme="minorHAnsi" w:cstheme="minorBidi"/>
+              <w:rFonts w:asciiTheme="minorHAnsi" w:eastAsiaTheme="minorEastAsia" w:hAnsiTheme="minorHAnsi" w:cstheme="minorBidi" w:hint="eastAsia"/>
               <w:smallCaps w:val="0"/>
               <w:sz w:val="22"/>
               <w:szCs w:val="24"/>
@@ -4177,7 +4180,7 @@
               <w:tab w:val="right" w:leader="dot" w:pos="8302"/>
             </w:tabs>
             <w:rPr>
-              <w:rFonts w:asciiTheme="minorHAnsi" w:eastAsiaTheme="minorEastAsia" w:hAnsiTheme="minorHAnsi" w:cstheme="minorBidi"/>
+              <w:rFonts w:asciiTheme="minorHAnsi" w:eastAsiaTheme="minorEastAsia" w:hAnsiTheme="minorHAnsi" w:cstheme="minorBidi" w:hint="eastAsia"/>
               <w:smallCaps w:val="0"/>
               <w:sz w:val="22"/>
               <w:szCs w:val="24"/>
@@ -4268,7 +4271,7 @@
               <w:tab w:val="right" w:leader="dot" w:pos="8302"/>
             </w:tabs>
             <w:rPr>
-              <w:rFonts w:asciiTheme="minorHAnsi" w:eastAsiaTheme="minorEastAsia" w:hAnsiTheme="minorHAnsi" w:cstheme="minorBidi"/>
+              <w:rFonts w:asciiTheme="minorHAnsi" w:eastAsiaTheme="minorEastAsia" w:hAnsiTheme="minorHAnsi" w:cstheme="minorBidi" w:hint="eastAsia"/>
               <w:b w:val="0"/>
               <w:bCs w:val="0"/>
               <w:caps w:val="0"/>
@@ -4281,7 +4284,7 @@
             <w:r>
               <w:rPr>
                 <w:rStyle w:val="af6"/>
-                <w:rFonts w:ascii="STZhongsong" w:eastAsia="STZhongsong" w:hAnsi="STZhongsong" w:hint="eastAsia"/>
+                <w:rFonts w:ascii="华文中宋" w:eastAsia="华文中宋" w:hAnsi="华文中宋" w:hint="eastAsia"/>
               </w:rPr>
               <w:t>6.</w:t>
             </w:r>
@@ -4300,7 +4303,7 @@
             <w:r>
               <w:rPr>
                 <w:rStyle w:val="af6"/>
-                <w:rFonts w:ascii="STZhongsong" w:eastAsia="STZhongsong" w:hAnsi="STZhongsong" w:hint="eastAsia"/>
+                <w:rFonts w:ascii="华文中宋" w:eastAsia="华文中宋" w:hAnsi="华文中宋" w:hint="eastAsia"/>
               </w:rPr>
               <w:t>其他需求</w:t>
             </w:r>
@@ -4361,7 +4364,7 @@
               <w:tab w:val="right" w:leader="dot" w:pos="8302"/>
             </w:tabs>
             <w:rPr>
-              <w:rFonts w:asciiTheme="minorHAnsi" w:eastAsiaTheme="minorEastAsia" w:hAnsiTheme="minorHAnsi" w:cstheme="minorBidi"/>
+              <w:rFonts w:asciiTheme="minorHAnsi" w:eastAsiaTheme="minorEastAsia" w:hAnsiTheme="minorHAnsi" w:cstheme="minorBidi" w:hint="eastAsia"/>
               <w:smallCaps w:val="0"/>
               <w:sz w:val="22"/>
               <w:szCs w:val="24"/>
@@ -4452,7 +4455,7 @@
               <w:tab w:val="right" w:leader="dot" w:pos="8302"/>
             </w:tabs>
             <w:rPr>
-              <w:rFonts w:asciiTheme="minorHAnsi" w:eastAsiaTheme="minorEastAsia" w:hAnsiTheme="minorHAnsi" w:cstheme="minorBidi"/>
+              <w:rFonts w:asciiTheme="minorHAnsi" w:eastAsiaTheme="minorEastAsia" w:hAnsiTheme="minorHAnsi" w:cstheme="minorBidi" w:hint="eastAsia"/>
               <w:smallCaps w:val="0"/>
               <w:sz w:val="22"/>
               <w:szCs w:val="24"/>
@@ -4543,7 +4546,7 @@
               <w:tab w:val="right" w:leader="dot" w:pos="8302"/>
             </w:tabs>
             <w:rPr>
-              <w:rFonts w:asciiTheme="minorHAnsi" w:eastAsiaTheme="minorEastAsia" w:hAnsiTheme="minorHAnsi" w:cstheme="minorBidi"/>
+              <w:rFonts w:asciiTheme="minorHAnsi" w:eastAsiaTheme="minorEastAsia" w:hAnsiTheme="minorHAnsi" w:cstheme="minorBidi" w:hint="eastAsia"/>
               <w:smallCaps w:val="0"/>
               <w:sz w:val="22"/>
               <w:szCs w:val="24"/>
@@ -4634,7 +4637,7 @@
               <w:tab w:val="right" w:leader="dot" w:pos="8302"/>
             </w:tabs>
             <w:rPr>
-              <w:rFonts w:asciiTheme="minorHAnsi" w:eastAsiaTheme="minorEastAsia" w:hAnsiTheme="minorHAnsi" w:cstheme="minorBidi"/>
+              <w:rFonts w:asciiTheme="minorHAnsi" w:eastAsiaTheme="minorEastAsia" w:hAnsiTheme="minorHAnsi" w:cstheme="minorBidi" w:hint="eastAsia"/>
               <w:b w:val="0"/>
               <w:bCs w:val="0"/>
               <w:caps w:val="0"/>
@@ -4647,7 +4650,7 @@
             <w:r>
               <w:rPr>
                 <w:rStyle w:val="af6"/>
-                <w:rFonts w:ascii="STZhongsong" w:eastAsia="STZhongsong" w:hAnsi="STZhongsong" w:hint="eastAsia"/>
+                <w:rFonts w:ascii="华文中宋" w:eastAsia="华文中宋" w:hAnsi="华文中宋" w:hint="eastAsia"/>
               </w:rPr>
               <w:t>7.</w:t>
             </w:r>
@@ -4666,7 +4669,7 @@
             <w:r>
               <w:rPr>
                 <w:rStyle w:val="af6"/>
-                <w:rFonts w:ascii="STZhongsong" w:eastAsia="STZhongsong" w:hAnsi="STZhongsong" w:hint="eastAsia"/>
+                <w:rFonts w:ascii="华文中宋" w:eastAsia="华文中宋" w:hAnsi="华文中宋" w:hint="eastAsia"/>
               </w:rPr>
               <w:t>附录 A：术语表</w:t>
             </w:r>
@@ -4727,7 +4730,7 @@
               <w:tab w:val="right" w:leader="dot" w:pos="8302"/>
             </w:tabs>
             <w:rPr>
-              <w:rFonts w:asciiTheme="minorHAnsi" w:eastAsiaTheme="minorEastAsia" w:hAnsiTheme="minorHAnsi" w:cstheme="minorBidi"/>
+              <w:rFonts w:asciiTheme="minorHAnsi" w:eastAsiaTheme="minorEastAsia" w:hAnsiTheme="minorHAnsi" w:cstheme="minorBidi" w:hint="eastAsia"/>
               <w:b w:val="0"/>
               <w:bCs w:val="0"/>
               <w:caps w:val="0"/>
@@ -4740,7 +4743,7 @@
             <w:r>
               <w:rPr>
                 <w:rStyle w:val="af6"/>
-                <w:rFonts w:ascii="STZhongsong" w:eastAsia="STZhongsong" w:hAnsi="STZhongsong" w:hint="eastAsia"/>
+                <w:rFonts w:ascii="华文中宋" w:eastAsia="华文中宋" w:hAnsi="华文中宋" w:hint="eastAsia"/>
               </w:rPr>
               <w:t>8.</w:t>
             </w:r>
@@ -4759,7 +4762,7 @@
             <w:r>
               <w:rPr>
                 <w:rStyle w:val="af6"/>
-                <w:rFonts w:ascii="STZhongsong" w:eastAsia="STZhongsong" w:hAnsi="STZhongsong" w:hint="eastAsia"/>
+                <w:rFonts w:ascii="华文中宋" w:eastAsia="华文中宋" w:hAnsi="华文中宋" w:hint="eastAsia"/>
               </w:rPr>
               <w:t>附录 B：需求跟踪矩阵</w:t>
             </w:r>
@@ -4820,7 +4823,7 @@
               <w:tab w:val="right" w:leader="dot" w:pos="8302"/>
             </w:tabs>
             <w:rPr>
-              <w:rFonts w:asciiTheme="minorHAnsi" w:eastAsiaTheme="minorEastAsia" w:hAnsiTheme="minorHAnsi" w:cstheme="minorBidi"/>
+              <w:rFonts w:asciiTheme="minorHAnsi" w:eastAsiaTheme="minorEastAsia" w:hAnsiTheme="minorHAnsi" w:cstheme="minorBidi" w:hint="eastAsia"/>
               <w:smallCaps w:val="0"/>
               <w:sz w:val="22"/>
               <w:szCs w:val="24"/>
@@ -4951,7 +4954,7 @@
               <w:tab w:val="right" w:leader="dot" w:pos="8302"/>
             </w:tabs>
             <w:rPr>
-              <w:rFonts w:asciiTheme="minorHAnsi" w:eastAsiaTheme="minorEastAsia" w:hAnsiTheme="minorHAnsi" w:cstheme="minorBidi"/>
+              <w:rFonts w:asciiTheme="minorHAnsi" w:eastAsiaTheme="minorEastAsia" w:hAnsiTheme="minorHAnsi" w:cstheme="minorBidi" w:hint="eastAsia"/>
               <w:smallCaps w:val="0"/>
               <w:sz w:val="22"/>
               <w:szCs w:val="24"/>
@@ -5082,7 +5085,7 @@
               <w:tab w:val="right" w:leader="dot" w:pos="8302"/>
             </w:tabs>
             <w:rPr>
-              <w:rFonts w:asciiTheme="minorHAnsi" w:eastAsiaTheme="minorEastAsia" w:hAnsiTheme="minorHAnsi" w:cstheme="minorBidi"/>
+              <w:rFonts w:asciiTheme="minorHAnsi" w:eastAsiaTheme="minorEastAsia" w:hAnsiTheme="minorHAnsi" w:cstheme="minorBidi" w:hint="eastAsia"/>
               <w:smallCaps w:val="0"/>
               <w:sz w:val="22"/>
               <w:szCs w:val="24"/>
@@ -5188,7 +5191,7 @@
     <w:p>
       <w:pPr>
         <w:rPr>
-          <w:rFonts w:hAnsi="宋体"/>
+          <w:rFonts w:hAnsi="宋体" w:hint="eastAsia"/>
           <w:sz w:val="28"/>
           <w:szCs w:val="28"/>
         </w:rPr>
@@ -5208,7 +5211,7 @@
           <w:numId w:val="3"/>
         </w:numPr>
         <w:rPr>
-          <w:rFonts w:ascii="STZhongsong" w:eastAsia="STZhongsong" w:hAnsi="STZhongsong"/>
+          <w:rFonts w:ascii="华文中宋" w:eastAsia="华文中宋" w:hAnsi="华文中宋" w:hint="eastAsia"/>
           <w:kern w:val="2"/>
           <w:sz w:val="44"/>
           <w:szCs w:val="44"/>
@@ -5218,7 +5221,7 @@
       <w:bookmarkStart w:id="1" w:name="_Toc225328509"/>
       <w:r>
         <w:rPr>
-          <w:rFonts w:ascii="STZhongsong" w:eastAsia="STZhongsong" w:hAnsi="STZhongsong" w:hint="eastAsia"/>
+          <w:rFonts w:ascii="华文中宋" w:eastAsia="华文中宋" w:hAnsi="华文中宋" w:hint="eastAsia"/>
           <w:kern w:val="2"/>
           <w:sz w:val="44"/>
           <w:szCs w:val="44"/>
@@ -5236,9 +5239,6 @@
           <w:ilvl w:val="1"/>
           <w:numId w:val="3"/>
         </w:numPr>
-        <w:rPr>
-          <w:lang w:eastAsia="zh"/>
-        </w:rPr>
       </w:pPr>
       <w:bookmarkStart w:id="2" w:name="_Toc197499937"/>
       <w:bookmarkStart w:id="3" w:name="_Toc225328510"/>
@@ -5251,6 +5251,97 @@
       </w:r>
       <w:bookmarkEnd w:id="2"/>
       <w:bookmarkEnd w:id="3"/>
+    </w:p>
+    <w:p>
+      <w:pPr>
+        <w:rPr>
+          <w:rFonts w:hAnsi="宋体"/>
+          <w:sz w:val="24"/>
+        </w:rPr>
+      </w:pPr>
+      <w:r>
+        <w:rPr>
+          <w:rFonts w:hAnsi="宋体"/>
+          <w:sz w:val="24"/>
+        </w:rPr>
+        <w:t>本文档旨在全面、准确地描述“智教魔方”智能教学实训平台的软件需求，明确系统的功能需求、非功能需求、外部接口及约束条件，为项目各参与方提供统一的需求理解与工作依据。具体目标包括：</w:t>
+      </w:r>
+    </w:p>
+    <w:p>
+      <w:pPr>
+        <w:numPr>
+          <w:ilvl w:val="0"/>
+          <w:numId w:val="9"/>
+        </w:numPr>
+        <w:rPr>
+          <w:rFonts w:hAnsi="宋体"/>
+          <w:sz w:val="24"/>
+        </w:rPr>
+      </w:pPr>
+      <w:r>
+        <w:rPr>
+          <w:rFonts w:hAnsi="宋体"/>
+          <w:sz w:val="24"/>
+        </w:rPr>
+        <w:t>为开发团队提供清晰的功能与非功能需求描述，指导系统设计与编码实现，确保开发工作有据可依、方向一致；</w:t>
+      </w:r>
+    </w:p>
+    <w:p>
+      <w:pPr>
+        <w:numPr>
+          <w:ilvl w:val="0"/>
+          <w:numId w:val="9"/>
+        </w:numPr>
+        <w:rPr>
+          <w:rFonts w:hAnsi="宋体"/>
+          <w:sz w:val="24"/>
+        </w:rPr>
+      </w:pPr>
+      <w:r>
+        <w:rPr>
+          <w:rFonts w:hAnsi="宋体"/>
+          <w:sz w:val="24"/>
+        </w:rPr>
+        <w:t>为测试团队提供需求基准，支撑测试用例设计与验证活动，确保系统质量符合预期；</w:t>
+      </w:r>
+    </w:p>
+    <w:p>
+      <w:pPr>
+        <w:numPr>
+          <w:ilvl w:val="0"/>
+          <w:numId w:val="9"/>
+        </w:numPr>
+        <w:rPr>
+          <w:rFonts w:hAnsi="宋体"/>
+          <w:sz w:val="24"/>
+        </w:rPr>
+      </w:pPr>
+      <w:r>
+        <w:rPr>
+          <w:rFonts w:hAnsi="宋体"/>
+          <w:sz w:val="24"/>
+        </w:rPr>
+        <w:t>为项目管理人员提供项目范围与需求全景，便于进行进度规划、资源配置、风险评估与过程控制；</w:t>
+      </w:r>
+    </w:p>
+    <w:p>
+      <w:pPr>
+        <w:numPr>
+          <w:ilvl w:val="0"/>
+          <w:numId w:val="9"/>
+        </w:numPr>
+        <w:rPr>
+          <w:rFonts w:hAnsi="宋体" w:hint="eastAsia"/>
+          <w:sz w:val="24"/>
+        </w:rPr>
+      </w:pPr>
+      <w:r>
+        <w:rPr>
+          <w:rFonts w:hAnsi="宋体"/>
+          <w:sz w:val="24"/>
+        </w:rPr>
+        <w:t>为客户方（用户代表）与开发方之间建立需求共识，作为需求确认、变更管理与验收交付的核心依据。</w:t>
+      </w:r>
     </w:p>
     <w:p>
       <w:pPr>
@@ -5280,7 +5371,7 @@
         <w:autoSpaceDE w:val="0"/>
         <w:autoSpaceDN w:val="0"/>
         <w:adjustRightInd w:val="0"/>
-        <w:ind w:firstLineChars="200" w:firstLine="489"/>
+        <w:ind w:firstLineChars="200" w:firstLine="482"/>
         <w:rPr>
           <w:sz w:val="24"/>
         </w:rPr>
@@ -5307,7 +5398,7 @@
         <w:autoSpaceDE w:val="0"/>
         <w:autoSpaceDN w:val="0"/>
         <w:adjustRightInd w:val="0"/>
-        <w:ind w:firstLineChars="200" w:firstLine="489"/>
+        <w:ind w:firstLineChars="200" w:firstLine="482"/>
         <w:rPr>
           <w:sz w:val="24"/>
         </w:rPr>
@@ -5334,7 +5425,7 @@
         <w:autoSpaceDE w:val="0"/>
         <w:autoSpaceDN w:val="0"/>
         <w:adjustRightInd w:val="0"/>
-        <w:ind w:firstLineChars="200" w:firstLine="489"/>
+        <w:ind w:firstLineChars="200" w:firstLine="482"/>
         <w:rPr>
           <w:sz w:val="24"/>
         </w:rPr>
@@ -5449,6 +5540,7 @@
         <w:rPr>
           <w:lang w:eastAsia="zh"/>
         </w:rPr>
+        <w:lastRenderedPageBreak/>
         <w:t>项目范围</w:t>
       </w:r>
       <w:bookmarkEnd w:id="8"/>
@@ -5575,28 +5667,7 @@
         <w:rPr>
           <w:sz w:val="24"/>
         </w:rPr>
-        <w:t>系统采用前后端分离架构，后端基于</w:t>
-      </w:r>
-      <w:proofErr w:type="spellStart"/>
-      <w:r>
-        <w:rPr>
-          <w:sz w:val="24"/>
-        </w:rPr>
-        <w:t>FastAPI</w:t>
-      </w:r>
-      <w:proofErr w:type="spellEnd"/>
-      <w:r>
-        <w:rPr>
-          <w:sz w:val="24"/>
-        </w:rPr>
-        <w:t>异步框架，前端基于Vue3，大模型</w:t>
-      </w:r>
-      <w:r>
-        <w:rPr>
-          <w:sz w:val="24"/>
-        </w:rPr>
-        <w:lastRenderedPageBreak/>
-        <w:t>采用Qwen</w:t>
+        <w:t>系统采用前后端分离架构，后端基于FastAPI异步框架，前端基于Vue3，大模型采用Qwen</w:t>
       </w:r>
       <w:r>
         <w:rPr>
@@ -5622,21 +5693,7 @@
         <w:rPr>
           <w:sz w:val="24"/>
         </w:rPr>
-        <w:t>地化部署，RAG使用</w:t>
-      </w:r>
-      <w:proofErr w:type="spellStart"/>
-      <w:r>
-        <w:rPr>
-          <w:sz w:val="24"/>
-        </w:rPr>
-        <w:t>ChromaDB</w:t>
-      </w:r>
-      <w:proofErr w:type="spellEnd"/>
-      <w:r>
-        <w:rPr>
-          <w:sz w:val="24"/>
-        </w:rPr>
-        <w:t>向量数据库，知识库大小严格控制在100MB以</w:t>
+        <w:t>地化部署，RAG使用ChromaDB向量数据库，知识库大小严格控制在100MB以</w:t>
       </w:r>
       <w:bookmarkStart w:id="9" w:name="_Toc225328514"/>
       <w:r>
@@ -5712,11 +5769,9 @@
         <w:contextualSpacing/>
         <w:jc w:val="left"/>
       </w:pPr>
-      <w:proofErr w:type="spellStart"/>
       <w:r>
         <w:t>FastAPI</w:t>
       </w:r>
-      <w:proofErr w:type="spellEnd"/>
       <w:r>
         <w:t>官方开发指南</w:t>
       </w:r>
@@ -5793,13 +5848,8 @@
         <w:contextualSpacing/>
         <w:jc w:val="left"/>
       </w:pPr>
-      <w:proofErr w:type="spellStart"/>
       <w:r>
-        <w:t>ChromaDB</w:t>
-      </w:r>
-      <w:proofErr w:type="spellEnd"/>
-      <w:r>
-        <w:t xml:space="preserve"> </w:t>
+        <w:t xml:space="preserve">ChromaDB </w:t>
       </w:r>
       <w:r>
         <w:t>使用手册</w:t>
@@ -5837,13 +5887,8 @@
         <w:contextualSpacing/>
         <w:jc w:val="left"/>
       </w:pPr>
-      <w:proofErr w:type="spellStart"/>
       <w:r>
-        <w:t>LangChain</w:t>
-      </w:r>
-      <w:proofErr w:type="spellEnd"/>
-      <w:r>
-        <w:t xml:space="preserve"> </w:t>
+        <w:t xml:space="preserve">LangChain </w:t>
       </w:r>
       <w:r>
         <w:t>使用手册</w:t>
@@ -6015,13 +6060,8 @@
         <w:contextualSpacing/>
         <w:jc w:val="left"/>
       </w:pPr>
-      <w:proofErr w:type="spellStart"/>
       <w:r>
-        <w:t>ChromaDB</w:t>
-      </w:r>
-      <w:proofErr w:type="spellEnd"/>
-      <w:r>
-        <w:t xml:space="preserve"> Cookbook. (2026). </w:t>
+        <w:t>ChromaDB Cookbook. (2026). </w:t>
       </w:r>
       <w:r>
         <w:rPr>
@@ -6068,15 +6108,7 @@
         <w:t>A Comprehensive Survey on Vector Database: Storage and Retrieval Technique, Challenge</w:t>
       </w:r>
       <w:r>
-        <w:t>. arXiv:2310.11703v2 [</w:t>
-      </w:r>
-      <w:proofErr w:type="spellStart"/>
-      <w:r>
-        <w:t>cs.DB</w:t>
-      </w:r>
-      <w:proofErr w:type="spellEnd"/>
-      <w:r>
-        <w:t>]. Available at: </w:t>
+        <w:t>. arXiv:2310.11703v2 [cs.DB]. Available at: </w:t>
       </w:r>
       <w:hyperlink r:id="rId18" w:tgtFrame="_blank" w:history="1">
         <w:r>
@@ -6150,7 +6182,7 @@
           <w:numId w:val="3"/>
         </w:numPr>
         <w:rPr>
-          <w:rFonts w:ascii="STZhongsong" w:eastAsia="STZhongsong" w:hAnsi="STZhongsong"/>
+          <w:rFonts w:ascii="华文中宋" w:eastAsia="华文中宋" w:hAnsi="华文中宋" w:hint="eastAsia"/>
           <w:kern w:val="2"/>
           <w:sz w:val="44"/>
           <w:szCs w:val="44"/>
@@ -6159,7 +6191,7 @@
       <w:bookmarkStart w:id="10" w:name="_Toc225328515"/>
       <w:r>
         <w:rPr>
-          <w:rFonts w:ascii="STZhongsong" w:eastAsia="STZhongsong" w:hAnsi="STZhongsong"/>
+          <w:rFonts w:ascii="华文中宋" w:eastAsia="华文中宋" w:hAnsi="华文中宋"/>
           <w:kern w:val="2"/>
           <w:sz w:val="44"/>
           <w:szCs w:val="44"/>
@@ -6255,7 +6287,6 @@
           <w:bCs/>
           <w:sz w:val="24"/>
         </w:rPr>
-        <w:lastRenderedPageBreak/>
         <w:t>核心特性</w:t>
       </w:r>
       <w:r>
@@ -6320,21 +6351,7 @@
           <w:rFonts w:hint="eastAsia"/>
           <w:sz w:val="24"/>
         </w:rPr>
-        <w:t>既支持调用性能强大的API</w:t>
-      </w:r>
-      <w:r>
-        <w:rPr>
-          <w:rFonts w:hint="eastAsia"/>
-          <w:sz w:val="24"/>
-        </w:rPr>
-        <w:t>，</w:t>
-      </w:r>
-      <w:r>
-        <w:rPr>
-          <w:rFonts w:hint="eastAsia"/>
-          <w:sz w:val="24"/>
-        </w:rPr>
-        <w:t>也可选择本地部署，</w:t>
+        <w:t>既支持调用性能强大的API，也可选择本地部署，</w:t>
       </w:r>
       <w:r>
         <w:rPr>
@@ -6768,8 +6785,8 @@
         <w:tblLook w:val="04A0" w:firstRow="1" w:lastRow="0" w:firstColumn="1" w:lastColumn="0" w:noHBand="0" w:noVBand="1"/>
       </w:tblPr>
       <w:tblGrid>
-        <w:gridCol w:w="1673"/>
-        <w:gridCol w:w="6756"/>
+        <w:gridCol w:w="1651"/>
+        <w:gridCol w:w="6778"/>
       </w:tblGrid>
       <w:tr>
         <w:trPr>
@@ -6886,6 +6903,7 @@
               <w:rPr>
                 <w:sz w:val="24"/>
               </w:rPr>
+              <w:lastRenderedPageBreak/>
               <w:t>后端</w:t>
             </w:r>
           </w:p>
@@ -6951,21 +6969,7 @@
               <w:rPr>
                 <w:sz w:val="24"/>
               </w:rPr>
-              <w:t>MySQL 8.0+、</w:t>
-            </w:r>
-            <w:proofErr w:type="spellStart"/>
-            <w:r>
-              <w:rPr>
-                <w:sz w:val="24"/>
-              </w:rPr>
-              <w:t>ChromaDB</w:t>
-            </w:r>
-            <w:proofErr w:type="spellEnd"/>
-            <w:r>
-              <w:rPr>
-                <w:sz w:val="24"/>
-              </w:rPr>
-              <w:t>（嵌入式）</w:t>
+              <w:t>MySQL 8.0+、ChromaDB（嵌入式）</w:t>
             </w:r>
           </w:p>
         </w:tc>
@@ -7300,14 +7304,7 @@
               <w:rPr>
                 <w:sz w:val="24"/>
               </w:rPr>
-              <w:t>用户认证基于Session ID，密码加盐哈希存储，防范SQL注入、</w:t>
-            </w:r>
-            <w:r>
-              <w:rPr>
-                <w:sz w:val="24"/>
-              </w:rPr>
-              <w:lastRenderedPageBreak/>
-              <w:t>XSS、CSRF</w:t>
+              <w:t>用户认证基于Session ID，密码加盐哈希存储，防范SQL注入、XSS、CSRF</w:t>
             </w:r>
           </w:p>
         </w:tc>
@@ -7334,7 +7331,6 @@
               <w:rPr>
                 <w:sz w:val="24"/>
               </w:rPr>
-              <w:lastRenderedPageBreak/>
               <w:t>异步编程</w:t>
             </w:r>
           </w:p>
@@ -7354,21 +7350,7 @@
               <w:rPr>
                 <w:sz w:val="24"/>
               </w:rPr>
-              <w:t>后端充分利用</w:t>
-            </w:r>
-            <w:proofErr w:type="spellStart"/>
-            <w:r>
-              <w:rPr>
-                <w:sz w:val="24"/>
-              </w:rPr>
-              <w:t>FastAPI</w:t>
-            </w:r>
-            <w:proofErr w:type="spellEnd"/>
-            <w:r>
-              <w:rPr>
-                <w:sz w:val="24"/>
-              </w:rPr>
-              <w:t>异步特性，优化I/O密集型操作</w:t>
+              <w:t>后端充分利用FastAPI异步特性，优化I/O密集型操作</w:t>
             </w:r>
           </w:p>
         </w:tc>
@@ -7409,14 +7391,7 @@
                 <w:rFonts w:hint="eastAsia"/>
                 <w:sz w:val="24"/>
               </w:rPr>
-              <w:t>灵活</w:t>
-            </w:r>
-            <w:r>
-              <w:rPr>
-                <w:rFonts w:hint="eastAsia"/>
-                <w:sz w:val="24"/>
-              </w:rPr>
-              <w:t>部</w:t>
+              <w:t>灵活部</w:t>
             </w:r>
             <w:r>
               <w:rPr>
@@ -7773,6 +7748,7 @@
         <w:rPr>
           <w:sz w:val="24"/>
         </w:rPr>
+        <w:lastRenderedPageBreak/>
         <w:t>Qwen</w:t>
       </w:r>
       <w:r>
@@ -7812,19 +7788,11 @@
           <w:sz w:val="24"/>
         </w:rPr>
       </w:pPr>
-      <w:proofErr w:type="spellStart"/>
       <w:r>
         <w:rPr>
           <w:sz w:val="24"/>
         </w:rPr>
-        <w:t>ChromaDB</w:t>
-      </w:r>
-      <w:proofErr w:type="spellEnd"/>
-      <w:r>
-        <w:rPr>
-          <w:sz w:val="24"/>
-        </w:rPr>
-        <w:t>向量数据库的稳定运行</w:t>
+        <w:t>ChromaDB向量数据库的稳定运行</w:t>
       </w:r>
     </w:p>
     <w:p>
@@ -7869,7 +7837,7 @@
           <w:numId w:val="3"/>
         </w:numPr>
         <w:rPr>
-          <w:rFonts w:ascii="STZhongsong" w:eastAsia="STZhongsong" w:hAnsi="STZhongsong"/>
+          <w:rFonts w:ascii="华文中宋" w:eastAsia="华文中宋" w:hAnsi="华文中宋" w:hint="eastAsia"/>
           <w:kern w:val="2"/>
           <w:sz w:val="44"/>
           <w:szCs w:val="44"/>
@@ -7878,7 +7846,7 @@
       <w:bookmarkStart w:id="17" w:name="_Toc225328522"/>
       <w:r>
         <w:rPr>
-          <w:rFonts w:ascii="STZhongsong" w:eastAsia="STZhongsong" w:hAnsi="STZhongsong"/>
+          <w:rFonts w:ascii="华文中宋" w:eastAsia="华文中宋" w:hAnsi="华文中宋"/>
           <w:kern w:val="2"/>
           <w:sz w:val="44"/>
           <w:szCs w:val="44"/>
@@ -8008,7 +7976,6 @@
               <w:rPr>
                 <w:sz w:val="24"/>
               </w:rPr>
-              <w:lastRenderedPageBreak/>
               <w:t>Web图形界面</w:t>
             </w:r>
           </w:p>
@@ -8579,7 +8546,14 @@
               <w:rPr>
                 <w:sz w:val="24"/>
               </w:rPr>
-              <w:t>Embedding接口</w:t>
+              <w:t>Embedding</w:t>
+            </w:r>
+            <w:r>
+              <w:rPr>
+                <w:sz w:val="24"/>
+              </w:rPr>
+              <w:lastRenderedPageBreak/>
+              <w:t>接口</w:t>
             </w:r>
           </w:p>
         </w:tc>
@@ -8600,7 +8574,15 @@
               <w:rPr>
                 <w:sz w:val="24"/>
               </w:rPr>
-              <w:t>Hugging Face / Sentence-Transformers</w:t>
+              <w:lastRenderedPageBreak/>
+              <w:t xml:space="preserve">Hugging Face / </w:t>
+            </w:r>
+            <w:r>
+              <w:rPr>
+                <w:sz w:val="24"/>
+              </w:rPr>
+              <w:lastRenderedPageBreak/>
+              <w:t>Sentence-Transformers</w:t>
             </w:r>
           </w:p>
         </w:tc>
@@ -8620,6 +8602,7 @@
               <w:rPr>
                 <w:sz w:val="24"/>
               </w:rPr>
+              <w:lastRenderedPageBreak/>
               <w:t>文本向量化接口，供RAG管道使用</w:t>
             </w:r>
           </w:p>
@@ -8661,19 +8644,11 @@
                 <w:sz w:val="24"/>
               </w:rPr>
             </w:pPr>
-            <w:proofErr w:type="spellStart"/>
-            <w:r>
-              <w:rPr>
-                <w:sz w:val="24"/>
-              </w:rPr>
-              <w:t>ChromaDB</w:t>
-            </w:r>
-            <w:proofErr w:type="spellEnd"/>
-            <w:r>
-              <w:rPr>
-                <w:sz w:val="24"/>
-              </w:rPr>
-              <w:t xml:space="preserve"> Python API</w:t>
+            <w:r>
+              <w:rPr>
+                <w:sz w:val="24"/>
+              </w:rPr>
+              <w:t>ChromaDB Python API</w:t>
             </w:r>
           </w:p>
         </w:tc>
@@ -8734,19 +8709,11 @@
                 <w:sz w:val="24"/>
               </w:rPr>
             </w:pPr>
-            <w:proofErr w:type="spellStart"/>
-            <w:r>
-              <w:rPr>
-                <w:sz w:val="24"/>
-              </w:rPr>
-              <w:t>SQLAlchemy</w:t>
-            </w:r>
-            <w:proofErr w:type="spellEnd"/>
-            <w:r>
-              <w:rPr>
-                <w:sz w:val="24"/>
-              </w:rPr>
-              <w:t>（异步）</w:t>
+            <w:r>
+              <w:rPr>
+                <w:sz w:val="24"/>
+              </w:rPr>
+              <w:t>SQLAlchemy（异步）</w:t>
             </w:r>
           </w:p>
         </w:tc>
@@ -8813,7 +8780,7 @@
           <w:numId w:val="3"/>
         </w:numPr>
         <w:rPr>
-          <w:rFonts w:ascii="STZhongsong" w:eastAsia="STZhongsong" w:hAnsi="STZhongsong"/>
+          <w:rFonts w:ascii="华文中宋" w:eastAsia="华文中宋" w:hAnsi="华文中宋" w:hint="eastAsia"/>
           <w:kern w:val="2"/>
           <w:sz w:val="44"/>
           <w:szCs w:val="44"/>
@@ -8822,12 +8789,11 @@
       <w:bookmarkStart w:id="21" w:name="_Toc225328526"/>
       <w:r>
         <w:rPr>
-          <w:rFonts w:ascii="STZhongsong" w:eastAsia="STZhongsong" w:hAnsi="STZhongsong"/>
+          <w:rFonts w:ascii="华文中宋" w:eastAsia="华文中宋" w:hAnsi="华文中宋"/>
           <w:kern w:val="2"/>
           <w:sz w:val="44"/>
           <w:szCs w:val="44"/>
         </w:rPr>
-        <w:lastRenderedPageBreak/>
         <w:t>功能需求</w:t>
       </w:r>
       <w:bookmarkEnd w:id="21"/>
@@ -9390,6 +9356,7 @@
         <w:rPr>
           <w:noProof/>
         </w:rPr>
+        <w:lastRenderedPageBreak/>
         <w:drawing>
           <wp:inline distT="0" distB="0" distL="114300" distR="114300" wp14:anchorId="695C410A" wp14:editId="1337FD38">
             <wp:extent cx="3409315" cy="3611880"/>
@@ -9502,7 +9469,6 @@
         <w:rPr>
           <w:lang w:eastAsia="zh"/>
         </w:rPr>
-        <w:lastRenderedPageBreak/>
         <w:t>教师端功能模块</w:t>
       </w:r>
       <w:bookmarkEnd w:id="23"/>
@@ -9953,6 +9919,7 @@
               <w:rPr>
                 <w:sz w:val="24"/>
               </w:rPr>
+              <w:lastRenderedPageBreak/>
               <w:t>SRS-F-08</w:t>
             </w:r>
           </w:p>
@@ -10045,7 +10012,6 @@
           <w:rFonts w:hint="eastAsia"/>
           <w:noProof/>
         </w:rPr>
-        <w:lastRenderedPageBreak/>
         <w:drawing>
           <wp:inline distT="0" distB="0" distL="114300" distR="114300" wp14:anchorId="65FA05FD" wp14:editId="43C4A10A">
             <wp:extent cx="1963420" cy="4209415"/>
@@ -10153,11 +10119,11 @@
         <w:tblLook w:val="04A0" w:firstRow="1" w:lastRow="0" w:firstColumn="1" w:lastColumn="0" w:noHBand="0" w:noVBand="1"/>
       </w:tblPr>
       <w:tblGrid>
-        <w:gridCol w:w="953"/>
-        <w:gridCol w:w="3094"/>
-        <w:gridCol w:w="1609"/>
-        <w:gridCol w:w="1952"/>
-        <w:gridCol w:w="694"/>
+        <w:gridCol w:w="931"/>
+        <w:gridCol w:w="3108"/>
+        <w:gridCol w:w="1615"/>
+        <w:gridCol w:w="1960"/>
+        <w:gridCol w:w="688"/>
       </w:tblGrid>
       <w:tr>
         <w:trPr>
@@ -10390,6 +10356,7 @@
               <w:rPr>
                 <w:sz w:val="24"/>
               </w:rPr>
+              <w:lastRenderedPageBreak/>
               <w:t>SRS-F-10</w:t>
             </w:r>
           </w:p>
@@ -10585,7 +10552,6 @@
           <w:rFonts w:hint="eastAsia"/>
           <w:noProof/>
         </w:rPr>
-        <w:lastRenderedPageBreak/>
         <w:drawing>
           <wp:inline distT="0" distB="0" distL="114300" distR="114300" wp14:anchorId="6962C636" wp14:editId="0D5AEDB2">
             <wp:extent cx="5090795" cy="2939415"/>
@@ -10705,11 +10671,11 @@
         <w:tblLook w:val="04A0" w:firstRow="1" w:lastRow="0" w:firstColumn="1" w:lastColumn="0" w:noHBand="0" w:noVBand="1"/>
       </w:tblPr>
       <w:tblGrid>
-        <w:gridCol w:w="876"/>
-        <w:gridCol w:w="2098"/>
-        <w:gridCol w:w="1358"/>
-        <w:gridCol w:w="3350"/>
-        <w:gridCol w:w="620"/>
+        <w:gridCol w:w="859"/>
+        <w:gridCol w:w="2105"/>
+        <w:gridCol w:w="1361"/>
+        <w:gridCol w:w="3363"/>
+        <w:gridCol w:w="614"/>
       </w:tblGrid>
       <w:tr>
         <w:trPr>
@@ -11163,25 +11129,33 @@
               <w:rPr>
                 <w:sz w:val="24"/>
               </w:rPr>
-              <w:t>获取资源详细内容：查看指定资源的完整内容</w:t>
-            </w:r>
-          </w:p>
-        </w:tc>
-        <w:tc>
-          <w:tcPr>
-            <w:tcW w:w="0" w:type="auto"/>
-          </w:tcPr>
-          <w:p>
-            <w:pPr>
-              <w:cnfStyle w:val="000000000000" w:firstRow="0" w:lastRow="0" w:firstColumn="0" w:lastColumn="0" w:oddVBand="0" w:evenVBand="0" w:oddHBand="0" w:evenHBand="0" w:firstRowFirstColumn="0" w:firstRowLastColumn="0" w:lastRowFirstColumn="0" w:lastRowLastColumn="0"/>
-              <w:rPr>
-                <w:sz w:val="24"/>
-              </w:rPr>
-            </w:pPr>
-            <w:r>
-              <w:rPr>
-                <w:sz w:val="24"/>
-              </w:rPr>
+              <w:t>获取资源详细内容：查看指定资源</w:t>
+            </w:r>
+            <w:r>
+              <w:rPr>
+                <w:sz w:val="24"/>
+              </w:rPr>
+              <w:lastRenderedPageBreak/>
+              <w:t>的完整内容</w:t>
+            </w:r>
+          </w:p>
+        </w:tc>
+        <w:tc>
+          <w:tcPr>
+            <w:tcW w:w="0" w:type="auto"/>
+          </w:tcPr>
+          <w:p>
+            <w:pPr>
+              <w:cnfStyle w:val="000000000000" w:firstRow="0" w:lastRow="0" w:firstColumn="0" w:lastColumn="0" w:oddVBand="0" w:evenVBand="0" w:oddHBand="0" w:evenHBand="0" w:firstRowFirstColumn="0" w:firstRowLastColumn="0" w:lastRowFirstColumn="0" w:lastRowLastColumn="0"/>
+              <w:rPr>
+                <w:sz w:val="24"/>
+              </w:rPr>
+            </w:pPr>
+            <w:r>
+              <w:rPr>
+                <w:sz w:val="24"/>
+              </w:rPr>
+              <w:lastRenderedPageBreak/>
               <w:t>资源ID</w:t>
             </w:r>
           </w:p>
@@ -11345,7 +11319,6 @@
         <w:rPr>
           <w:lang w:eastAsia="zh"/>
         </w:rPr>
-        <w:lastRenderedPageBreak/>
         <w:t>RAG与LLM核心模块</w:t>
       </w:r>
       <w:bookmarkEnd w:id="26"/>
@@ -11357,11 +11330,11 @@
         <w:tblLook w:val="04A0" w:firstRow="1" w:lastRow="0" w:firstColumn="1" w:lastColumn="0" w:noHBand="0" w:noVBand="1"/>
       </w:tblPr>
       <w:tblGrid>
-        <w:gridCol w:w="903"/>
-        <w:gridCol w:w="3696"/>
-        <w:gridCol w:w="1873"/>
-        <w:gridCol w:w="1184"/>
-        <w:gridCol w:w="646"/>
+        <w:gridCol w:w="884"/>
+        <w:gridCol w:w="3711"/>
+        <w:gridCol w:w="1881"/>
+        <w:gridCol w:w="1186"/>
+        <w:gridCol w:w="640"/>
       </w:tblGrid>
       <w:tr>
         <w:trPr>
@@ -11886,6 +11859,7 @@
         <w:rPr>
           <w:noProof/>
         </w:rPr>
+        <w:lastRenderedPageBreak/>
         <w:drawing>
           <wp:inline distT="0" distB="0" distL="114300" distR="114300" wp14:anchorId="745D849A" wp14:editId="42B4F7F7">
             <wp:extent cx="2223135" cy="3528695"/>
@@ -11979,7 +11953,7 @@
           <w:numId w:val="3"/>
         </w:numPr>
         <w:rPr>
-          <w:rFonts w:ascii="STZhongsong" w:eastAsia="STZhongsong" w:hAnsi="STZhongsong"/>
+          <w:rFonts w:ascii="华文中宋" w:eastAsia="华文中宋" w:hAnsi="华文中宋" w:hint="eastAsia"/>
           <w:kern w:val="2"/>
           <w:sz w:val="44"/>
           <w:szCs w:val="44"/>
@@ -11988,12 +11962,11 @@
       <w:bookmarkStart w:id="27" w:name="_Toc225328532"/>
       <w:r>
         <w:rPr>
-          <w:rFonts w:ascii="STZhongsong" w:eastAsia="STZhongsong" w:hAnsi="STZhongsong"/>
+          <w:rFonts w:ascii="华文中宋" w:eastAsia="华文中宋" w:hAnsi="华文中宋"/>
           <w:kern w:val="2"/>
           <w:sz w:val="44"/>
           <w:szCs w:val="44"/>
         </w:rPr>
-        <w:lastRenderedPageBreak/>
         <w:t>5 其他非功能需求</w:t>
       </w:r>
       <w:bookmarkEnd w:id="27"/>
@@ -12025,10 +11998,10 @@
         <w:tblLook w:val="04A0" w:firstRow="1" w:lastRow="0" w:firstColumn="1" w:lastColumn="0" w:noHBand="0" w:noVBand="1"/>
       </w:tblPr>
       <w:tblGrid>
-        <w:gridCol w:w="1202"/>
-        <w:gridCol w:w="3930"/>
-        <w:gridCol w:w="2230"/>
-        <w:gridCol w:w="940"/>
+        <w:gridCol w:w="1177"/>
+        <w:gridCol w:w="3951"/>
+        <w:gridCol w:w="2242"/>
+        <w:gridCol w:w="932"/>
       </w:tblGrid>
       <w:tr>
         <w:trPr>
@@ -12487,7 +12460,14 @@
               <w:rPr>
                 <w:sz w:val="24"/>
               </w:rPr>
-              <w:t>SRS-P-05</w:t>
+              <w:t>SRS-P-</w:t>
+            </w:r>
+            <w:r>
+              <w:rPr>
+                <w:sz w:val="24"/>
+              </w:rPr>
+              <w:lastRenderedPageBreak/>
+              <w:t>05</w:t>
             </w:r>
           </w:p>
         </w:tc>
@@ -12507,6 +12487,7 @@
               <w:rPr>
                 <w:sz w:val="24"/>
               </w:rPr>
+              <w:lastRenderedPageBreak/>
               <w:t>知识库检索准确率（RAG）</w:t>
             </w:r>
           </w:p>
@@ -12761,9 +12742,9 @@
         <w:tblLook w:val="04A0" w:firstRow="1" w:lastRow="0" w:firstColumn="1" w:lastColumn="0" w:noHBand="0" w:noVBand="1"/>
       </w:tblPr>
       <w:tblGrid>
-        <w:gridCol w:w="1163"/>
-        <w:gridCol w:w="6201"/>
-        <w:gridCol w:w="901"/>
+        <w:gridCol w:w="1138"/>
+        <w:gridCol w:w="6234"/>
+        <w:gridCol w:w="893"/>
       </w:tblGrid>
       <w:tr>
         <w:trPr>
@@ -12875,21 +12856,7 @@
               <w:rPr>
                 <w:sz w:val="24"/>
               </w:rPr>
-              <w:t>用户密码采用加盐哈希（如</w:t>
-            </w:r>
-            <w:proofErr w:type="spellStart"/>
-            <w:r>
-              <w:rPr>
-                <w:sz w:val="24"/>
-              </w:rPr>
-              <w:t>bcrypt</w:t>
-            </w:r>
-            <w:proofErr w:type="spellEnd"/>
-            <w:r>
-              <w:rPr>
-                <w:sz w:val="24"/>
-              </w:rPr>
-              <w:t>）存储，不可逆加密</w:t>
+              <w:t>用户密码采用加盐哈希（如bcrypt）存储，不可逆加密</w:t>
             </w:r>
           </w:p>
         </w:tc>
@@ -12999,7 +12966,6 @@
               <w:rPr>
                 <w:sz w:val="24"/>
               </w:rPr>
-              <w:lastRenderedPageBreak/>
               <w:t>SRS-S-03</w:t>
             </w:r>
           </w:p>
@@ -13280,21 +13246,7 @@
               <w:rPr>
                 <w:sz w:val="24"/>
               </w:rPr>
-              <w:t>防范CSRF：使用CSRF令牌或</w:t>
-            </w:r>
-            <w:proofErr w:type="spellStart"/>
-            <w:r>
-              <w:rPr>
-                <w:sz w:val="24"/>
-              </w:rPr>
-              <w:t>SameSite</w:t>
-            </w:r>
-            <w:proofErr w:type="spellEnd"/>
-            <w:r>
-              <w:rPr>
-                <w:sz w:val="24"/>
-              </w:rPr>
-              <w:t xml:space="preserve"> Cookie</w:t>
+              <w:t>防范CSRF：使用CSRF令牌或SameSite Cookie</w:t>
             </w:r>
           </w:p>
         </w:tc>
@@ -13530,6 +13482,7 @@
         <w:rPr>
           <w:lang w:eastAsia="zh"/>
         </w:rPr>
+        <w:lastRenderedPageBreak/>
         <w:t>可靠性需求</w:t>
       </w:r>
       <w:bookmarkEnd w:id="30"/>
@@ -13541,10 +13494,10 @@
         <w:tblLook w:val="04A0" w:firstRow="1" w:lastRow="0" w:firstColumn="1" w:lastColumn="0" w:noHBand="0" w:noVBand="1"/>
       </w:tblPr>
       <w:tblGrid>
-        <w:gridCol w:w="1146"/>
-        <w:gridCol w:w="2253"/>
-        <w:gridCol w:w="4018"/>
-        <w:gridCol w:w="885"/>
+        <w:gridCol w:w="1121"/>
+        <w:gridCol w:w="2264"/>
+        <w:gridCol w:w="4040"/>
+        <w:gridCol w:w="877"/>
       </w:tblGrid>
       <w:tr>
         <w:trPr>
@@ -13991,14 +13944,7 @@
               <w:rPr>
                 <w:sz w:val="24"/>
               </w:rPr>
-              <w:t>SRS-R-</w:t>
-            </w:r>
-            <w:r>
-              <w:rPr>
-                <w:sz w:val="24"/>
-              </w:rPr>
-              <w:lastRenderedPageBreak/>
-              <w:t>05</w:t>
+              <w:t>SRS-R-05</w:t>
             </w:r>
           </w:p>
         </w:tc>
@@ -14018,7 +13964,6 @@
               <w:rPr>
                 <w:sz w:val="24"/>
               </w:rPr>
-              <w:lastRenderedPageBreak/>
               <w:t>模型加载失败降级</w:t>
             </w:r>
           </w:p>
@@ -14039,14 +13984,7 @@
               <w:rPr>
                 <w:sz w:val="24"/>
               </w:rPr>
-              <w:t>提供明确错误提示，不影响系统其他</w:t>
-            </w:r>
-            <w:r>
-              <w:rPr>
-                <w:sz w:val="24"/>
-              </w:rPr>
-              <w:lastRenderedPageBreak/>
-              <w:t>模块</w:t>
+              <w:t>提供明确错误提示，不影响系统其他模块</w:t>
             </w:r>
           </w:p>
         </w:tc>
@@ -14066,7 +14004,6 @@
               <w:rPr>
                 <w:sz w:val="24"/>
               </w:rPr>
-              <w:lastRenderedPageBreak/>
               <w:t>中</w:t>
             </w:r>
           </w:p>
@@ -14100,10 +14037,10 @@
         <w:tblLook w:val="04A0" w:firstRow="1" w:lastRow="0" w:firstColumn="1" w:lastColumn="0" w:noHBand="0" w:noVBand="1"/>
       </w:tblPr>
       <w:tblGrid>
-        <w:gridCol w:w="1139"/>
-        <w:gridCol w:w="2735"/>
-        <w:gridCol w:w="3551"/>
-        <w:gridCol w:w="877"/>
+        <w:gridCol w:w="1114"/>
+        <w:gridCol w:w="2749"/>
+        <w:gridCol w:w="3570"/>
+        <w:gridCol w:w="869"/>
       </w:tblGrid>
       <w:tr>
         <w:trPr>
@@ -14632,6 +14569,7 @@
         <w:rPr>
           <w:lang w:eastAsia="zh"/>
         </w:rPr>
+        <w:lastRenderedPageBreak/>
         <w:t>可维护性需求</w:t>
       </w:r>
       <w:bookmarkEnd w:id="32"/>
@@ -14643,9 +14581,9 @@
         <w:tblLook w:val="04A0" w:firstRow="1" w:lastRow="0" w:firstColumn="1" w:lastColumn="0" w:noHBand="0" w:noVBand="1"/>
       </w:tblPr>
       <w:tblGrid>
-        <w:gridCol w:w="1166"/>
-        <w:gridCol w:w="6283"/>
-        <w:gridCol w:w="904"/>
+        <w:gridCol w:w="1141"/>
+        <w:gridCol w:w="6317"/>
+        <w:gridCol w:w="895"/>
       </w:tblGrid>
       <w:tr>
         <w:trPr>
@@ -15071,7 +15009,6 @@
         <w:rPr>
           <w:lang w:eastAsia="zh"/>
         </w:rPr>
-        <w:lastRenderedPageBreak/>
         <w:t>可扩展性需求</w:t>
       </w:r>
       <w:bookmarkEnd w:id="33"/>
@@ -15083,9 +15020,9 @@
         <w:tblLook w:val="04A0" w:firstRow="1" w:lastRow="0" w:firstColumn="1" w:lastColumn="0" w:noHBand="0" w:noVBand="1"/>
       </w:tblPr>
       <w:tblGrid>
-        <w:gridCol w:w="1378"/>
-        <w:gridCol w:w="5896"/>
-        <w:gridCol w:w="1079"/>
+        <w:gridCol w:w="1351"/>
+        <w:gridCol w:w="5930"/>
+        <w:gridCol w:w="1072"/>
       </w:tblGrid>
       <w:tr>
         <w:trPr>
@@ -15262,21 +15199,7 @@
               <w:rPr>
                 <w:sz w:val="24"/>
               </w:rPr>
-              <w:t>支持替换向量数据库（如</w:t>
-            </w:r>
-            <w:proofErr w:type="spellStart"/>
-            <w:r>
-              <w:rPr>
-                <w:sz w:val="24"/>
-              </w:rPr>
-              <w:t>Faiss</w:t>
-            </w:r>
-            <w:proofErr w:type="spellEnd"/>
-            <w:r>
-              <w:rPr>
-                <w:sz w:val="24"/>
-              </w:rPr>
-              <w:t>、Milvus）</w:t>
+              <w:t>支持替换向量数据库（如Faiss、Milvus）</w:t>
             </w:r>
           </w:p>
         </w:tc>
@@ -15470,9 +15393,9 @@
         <w:tblLook w:val="04A0" w:firstRow="1" w:lastRow="0" w:firstColumn="1" w:lastColumn="0" w:noHBand="0" w:noVBand="1"/>
       </w:tblPr>
       <w:tblGrid>
-        <w:gridCol w:w="1244"/>
-        <w:gridCol w:w="6061"/>
-        <w:gridCol w:w="974"/>
+        <w:gridCol w:w="1219"/>
+        <w:gridCol w:w="6093"/>
+        <w:gridCol w:w="967"/>
       </w:tblGrid>
       <w:tr>
         <w:trPr>
@@ -15819,7 +15742,7 @@
           <w:numId w:val="3"/>
         </w:numPr>
         <w:rPr>
-          <w:rFonts w:ascii="STZhongsong" w:eastAsia="STZhongsong" w:hAnsi="STZhongsong"/>
+          <w:rFonts w:ascii="华文中宋" w:eastAsia="华文中宋" w:hAnsi="华文中宋" w:hint="eastAsia"/>
           <w:kern w:val="2"/>
           <w:sz w:val="44"/>
           <w:szCs w:val="44"/>
@@ -15828,11 +15751,12 @@
       <w:bookmarkStart w:id="35" w:name="_Toc225328540"/>
       <w:r>
         <w:rPr>
-          <w:rFonts w:ascii="STZhongsong" w:eastAsia="STZhongsong" w:hAnsi="STZhongsong"/>
+          <w:rFonts w:ascii="华文中宋" w:eastAsia="华文中宋" w:hAnsi="华文中宋"/>
           <w:kern w:val="2"/>
           <w:sz w:val="44"/>
           <w:szCs w:val="44"/>
         </w:rPr>
+        <w:lastRenderedPageBreak/>
         <w:t>其他需求</w:t>
       </w:r>
       <w:bookmarkEnd w:id="35"/>
@@ -15870,9 +15794,9 @@
         <w:tblLook w:val="04A0" w:firstRow="1" w:lastRow="0" w:firstColumn="1" w:lastColumn="0" w:noHBand="0" w:noVBand="1"/>
       </w:tblPr>
       <w:tblGrid>
-        <w:gridCol w:w="1219"/>
-        <w:gridCol w:w="6240"/>
-        <w:gridCol w:w="955"/>
+        <w:gridCol w:w="1195"/>
+        <w:gridCol w:w="6272"/>
+        <w:gridCol w:w="947"/>
       </w:tblGrid>
       <w:tr>
         <w:trPr>
@@ -16231,9 +16155,9 @@
         <w:tblLook w:val="04A0" w:firstRow="1" w:lastRow="0" w:firstColumn="1" w:lastColumn="0" w:noHBand="0" w:noVBand="1"/>
       </w:tblPr>
       <w:tblGrid>
-        <w:gridCol w:w="1461"/>
-        <w:gridCol w:w="5674"/>
-        <w:gridCol w:w="1144"/>
+        <w:gridCol w:w="1433"/>
+        <w:gridCol w:w="5709"/>
+        <w:gridCol w:w="1137"/>
       </w:tblGrid>
       <w:tr>
         <w:trPr>
@@ -16325,7 +16249,6 @@
               <w:rPr>
                 <w:sz w:val="24"/>
               </w:rPr>
-              <w:lastRenderedPageBreak/>
               <w:t>SRS-D-01</w:t>
             </w:r>
           </w:p>
@@ -16707,7 +16630,14 @@
               <w:rPr>
                 <w:sz w:val="24"/>
               </w:rPr>
-              <w:t>交付可运行的完整系统（前端、后端、数据库）</w:t>
+              <w:t>交付可运行的完整系统（前端、后端、数据</w:t>
+            </w:r>
+            <w:r>
+              <w:rPr>
+                <w:sz w:val="24"/>
+              </w:rPr>
+              <w:lastRenderedPageBreak/>
+              <w:t>库）</w:t>
             </w:r>
           </w:p>
         </w:tc>
@@ -16727,6 +16657,7 @@
               <w:rPr>
                 <w:sz w:val="24"/>
               </w:rPr>
+              <w:lastRenderedPageBreak/>
               <w:t>高</w:t>
             </w:r>
           </w:p>
@@ -16939,7 +16870,7 @@
           <w:sz w:val="24"/>
         </w:rPr>
         <w:pict w14:anchorId="3399877D">
-          <v:rect id="_x0000_i1026" alt="" style="width:415.3pt;height:.05pt;mso-width-percent:0;mso-height-percent:0;mso-width-percent:0;mso-height-percent:0" o:hralign="center" o:hrstd="t" o:hr="t" fillcolor="#a0a0a0" stroked="f"/>
+          <v:rect id="_x0000_i1025" alt="" style="width:415.3pt;height:.05pt;mso-width-percent:0;mso-height-percent:0;mso-width-percent:0;mso-height-percent:0" o:hralign="center" o:hrstd="t" o:hr="t" fillcolor="#a0a0a0" stroked="f"/>
         </w:pict>
       </w:r>
     </w:p>
@@ -16951,7 +16882,7 @@
           <w:numId w:val="3"/>
         </w:numPr>
         <w:rPr>
-          <w:rFonts w:ascii="STZhongsong" w:eastAsia="STZhongsong" w:hAnsi="STZhongsong"/>
+          <w:rFonts w:ascii="华文中宋" w:eastAsia="华文中宋" w:hAnsi="华文中宋" w:hint="eastAsia"/>
           <w:kern w:val="2"/>
           <w:sz w:val="44"/>
           <w:szCs w:val="44"/>
@@ -16960,7 +16891,7 @@
       <w:bookmarkStart w:id="39" w:name="_Toc225328544"/>
       <w:r>
         <w:rPr>
-          <w:rFonts w:ascii="STZhongsong" w:eastAsia="STZhongsong" w:hAnsi="STZhongsong"/>
+          <w:rFonts w:ascii="华文中宋" w:eastAsia="华文中宋" w:hAnsi="华文中宋"/>
           <w:kern w:val="2"/>
           <w:sz w:val="44"/>
           <w:szCs w:val="44"/>
@@ -16976,8 +16907,8 @@
         <w:tblLook w:val="04A0" w:firstRow="1" w:lastRow="0" w:firstColumn="1" w:lastColumn="0" w:noHBand="0" w:noVBand="1"/>
       </w:tblPr>
       <w:tblGrid>
-        <w:gridCol w:w="1713"/>
-        <w:gridCol w:w="6747"/>
+        <w:gridCol w:w="1668"/>
+        <w:gridCol w:w="6792"/>
       </w:tblGrid>
       <w:tr>
         <w:trPr>
@@ -17094,7 +17025,6 @@
               <w:rPr>
                 <w:sz w:val="24"/>
               </w:rPr>
-              <w:lastRenderedPageBreak/>
               <w:t>RAG</w:t>
             </w:r>
           </w:p>
@@ -17227,14 +17157,12 @@
                 <w:sz w:val="24"/>
               </w:rPr>
             </w:pPr>
-            <w:proofErr w:type="spellStart"/>
             <w:r>
               <w:rPr>
                 <w:sz w:val="24"/>
               </w:rPr>
               <w:t>FastAPI</w:t>
             </w:r>
-            <w:proofErr w:type="spellEnd"/>
           </w:p>
         </w:tc>
         <w:tc>
@@ -17320,14 +17248,12 @@
                 <w:sz w:val="24"/>
               </w:rPr>
             </w:pPr>
-            <w:proofErr w:type="spellStart"/>
             <w:r>
               <w:rPr>
                 <w:sz w:val="24"/>
               </w:rPr>
               <w:t>SQLAlchemy</w:t>
             </w:r>
-            <w:proofErr w:type="spellEnd"/>
           </w:p>
         </w:tc>
         <w:tc>
@@ -17368,14 +17294,12 @@
                 <w:sz w:val="24"/>
               </w:rPr>
             </w:pPr>
-            <w:proofErr w:type="spellStart"/>
             <w:r>
               <w:rPr>
                 <w:sz w:val="24"/>
               </w:rPr>
               <w:t>ChromaDB</w:t>
             </w:r>
-            <w:proofErr w:type="spellEnd"/>
           </w:p>
         </w:tc>
         <w:tc>
@@ -17548,7 +17472,7 @@
           <w:sz w:val="24"/>
         </w:rPr>
         <w:pict w14:anchorId="3748D270">
-          <v:rect id="_x0000_i1025" alt="" style="width:415.3pt;height:.05pt;mso-width-percent:0;mso-height-percent:0;mso-width-percent:0;mso-height-percent:0" o:hralign="center" o:hrstd="t" o:hr="t" fillcolor="#a0a0a0" stroked="f"/>
+          <v:rect id="_x0000_i1026" alt="" style="width:415.3pt;height:.05pt;mso-width-percent:0;mso-height-percent:0;mso-width-percent:0;mso-height-percent:0" o:hralign="center" o:hrstd="t" o:hr="t" fillcolor="#a0a0a0" stroked="f"/>
         </w:pict>
       </w:r>
     </w:p>
@@ -17560,7 +17484,7 @@
           <w:numId w:val="3"/>
         </w:numPr>
         <w:rPr>
-          <w:rFonts w:ascii="STZhongsong" w:eastAsia="STZhongsong" w:hAnsi="STZhongsong"/>
+          <w:rFonts w:ascii="华文中宋" w:eastAsia="华文中宋" w:hAnsi="华文中宋" w:hint="eastAsia"/>
           <w:kern w:val="2"/>
           <w:sz w:val="44"/>
           <w:szCs w:val="44"/>
@@ -17569,11 +17493,12 @@
       <w:bookmarkStart w:id="40" w:name="_Toc225328545"/>
       <w:r>
         <w:rPr>
-          <w:rFonts w:ascii="STZhongsong" w:eastAsia="STZhongsong" w:hAnsi="STZhongsong"/>
+          <w:rFonts w:ascii="华文中宋" w:eastAsia="华文中宋" w:hAnsi="华文中宋"/>
           <w:kern w:val="2"/>
           <w:sz w:val="44"/>
           <w:szCs w:val="44"/>
         </w:rPr>
+        <w:lastRenderedPageBreak/>
         <w:t>附录 B：需求跟踪矩阵</w:t>
       </w:r>
       <w:bookmarkEnd w:id="40"/>
@@ -17617,10 +17542,10 @@
         <w:tblLook w:val="04A0" w:firstRow="1" w:lastRow="0" w:firstColumn="1" w:lastColumn="0" w:noHBand="0" w:noVBand="1"/>
       </w:tblPr>
       <w:tblGrid>
-        <w:gridCol w:w="1159"/>
-        <w:gridCol w:w="1975"/>
-        <w:gridCol w:w="4055"/>
-        <w:gridCol w:w="1113"/>
+        <w:gridCol w:w="1135"/>
+        <w:gridCol w:w="1990"/>
+        <w:gridCol w:w="4071"/>
+        <w:gridCol w:w="1106"/>
       </w:tblGrid>
       <w:tr>
         <w:trPr>
@@ -18138,7 +18063,6 @@
               <w:rPr>
                 <w:sz w:val="24"/>
               </w:rPr>
-              <w:lastRenderedPageBreak/>
               <w:t>SRS-F-06</w:t>
             </w:r>
           </w:p>
@@ -18628,25 +18552,33 @@
               <w:rPr>
                 <w:sz w:val="24"/>
               </w:rPr>
-              <w:t>SRS-F-12</w:t>
-            </w:r>
-          </w:p>
-        </w:tc>
-        <w:tc>
-          <w:tcPr>
-            <w:tcW w:w="0" w:type="auto"/>
-          </w:tcPr>
-          <w:p>
-            <w:pPr>
-              <w:cnfStyle w:val="000000000000" w:firstRow="0" w:lastRow="0" w:firstColumn="0" w:lastColumn="0" w:oddVBand="0" w:evenVBand="0" w:oddHBand="0" w:evenHBand="0" w:firstRowFirstColumn="0" w:firstRowLastColumn="0" w:lastRowFirstColumn="0" w:lastRowLastColumn="0"/>
-              <w:rPr>
-                <w:sz w:val="24"/>
-              </w:rPr>
-            </w:pPr>
-            <w:r>
-              <w:rPr>
-                <w:sz w:val="24"/>
-              </w:rPr>
+              <w:t>SRS-F-</w:t>
+            </w:r>
+            <w:r>
+              <w:rPr>
+                <w:sz w:val="24"/>
+              </w:rPr>
+              <w:lastRenderedPageBreak/>
+              <w:t>12</w:t>
+            </w:r>
+          </w:p>
+        </w:tc>
+        <w:tc>
+          <w:tcPr>
+            <w:tcW w:w="0" w:type="auto"/>
+          </w:tcPr>
+          <w:p>
+            <w:pPr>
+              <w:cnfStyle w:val="000000000000" w:firstRow="0" w:lastRow="0" w:firstColumn="0" w:lastColumn="0" w:oddVBand="0" w:evenVBand="0" w:oddHBand="0" w:evenHBand="0" w:firstRowFirstColumn="0" w:firstRowLastColumn="0" w:lastRowFirstColumn="0" w:lastRowLastColumn="0"/>
+              <w:rPr>
+                <w:sz w:val="24"/>
+              </w:rPr>
+            </w:pPr>
+            <w:r>
+              <w:rPr>
+                <w:sz w:val="24"/>
+              </w:rPr>
+              <w:lastRenderedPageBreak/>
               <w:t>用户管理（查看）</w:t>
             </w:r>
           </w:p>
@@ -19074,16 +19006,8 @@
               <w:rPr>
                 <w:sz w:val="24"/>
               </w:rPr>
-              <w:t xml:space="preserve">RAG管道 + </w:t>
-            </w:r>
-            <w:proofErr w:type="spellStart"/>
-            <w:r>
-              <w:rPr>
-                <w:sz w:val="24"/>
-              </w:rPr>
-              <w:t>build_knowledge_base</w:t>
-            </w:r>
-            <w:proofErr w:type="spellEnd"/>
+              <w:t>RAG管道 + build_knowledge_base</w:t>
+            </w:r>
           </w:p>
         </w:tc>
         <w:tc>
@@ -19163,16 +19087,8 @@
               <w:rPr>
                 <w:sz w:val="24"/>
               </w:rPr>
-              <w:t xml:space="preserve">RAG管道 + </w:t>
-            </w:r>
-            <w:proofErr w:type="spellStart"/>
-            <w:r>
-              <w:rPr>
-                <w:sz w:val="24"/>
-              </w:rPr>
-              <w:t>vector_store_manager</w:t>
-            </w:r>
-            <w:proofErr w:type="spellEnd"/>
+              <w:t>RAG管道 + vector_store_manager</w:t>
+            </w:r>
           </w:p>
         </w:tc>
         <w:tc>
@@ -19249,14 +19165,12 @@
                 <w:sz w:val="24"/>
               </w:rPr>
             </w:pPr>
-            <w:proofErr w:type="spellStart"/>
             <w:r>
               <w:rPr>
                 <w:sz w:val="24"/>
               </w:rPr>
               <w:t>llm_manager</w:t>
             </w:r>
-            <w:proofErr w:type="spellEnd"/>
           </w:p>
         </w:tc>
         <w:tc>
@@ -19298,70 +19212,46 @@
               <w:rPr>
                 <w:sz w:val="24"/>
               </w:rPr>
-              <w:t>SRS-F-</w:t>
-            </w:r>
-            <w:r>
-              <w:rPr>
-                <w:sz w:val="24"/>
-              </w:rPr>
-              <w:lastRenderedPageBreak/>
-              <w:t>20</w:t>
-            </w:r>
-          </w:p>
-        </w:tc>
-        <w:tc>
-          <w:tcPr>
-            <w:tcW w:w="0" w:type="auto"/>
-          </w:tcPr>
-          <w:p>
-            <w:pPr>
-              <w:cnfStyle w:val="000000000000" w:firstRow="0" w:lastRow="0" w:firstColumn="0" w:lastColumn="0" w:oddVBand="0" w:evenVBand="0" w:oddHBand="0" w:evenHBand="0" w:firstRowFirstColumn="0" w:firstRowLastColumn="0" w:lastRowFirstColumn="0" w:lastRowLastColumn="0"/>
-              <w:rPr>
-                <w:sz w:val="24"/>
-              </w:rPr>
-            </w:pPr>
-            <w:r>
-              <w:rPr>
-                <w:sz w:val="24"/>
-              </w:rPr>
-              <w:lastRenderedPageBreak/>
-              <w:t>模型加载与初始</w:t>
-            </w:r>
-            <w:r>
-              <w:rPr>
-                <w:sz w:val="24"/>
-              </w:rPr>
-              <w:lastRenderedPageBreak/>
-              <w:t>化</w:t>
-            </w:r>
-          </w:p>
-        </w:tc>
-        <w:tc>
-          <w:tcPr>
-            <w:tcW w:w="0" w:type="auto"/>
-          </w:tcPr>
-          <w:p>
-            <w:pPr>
-              <w:cnfStyle w:val="000000000000" w:firstRow="0" w:lastRow="0" w:firstColumn="0" w:lastColumn="0" w:oddVBand="0" w:evenVBand="0" w:oddHBand="0" w:evenHBand="0" w:firstRowFirstColumn="0" w:firstRowLastColumn="0" w:lastRowFirstColumn="0" w:lastRowLastColumn="0"/>
-              <w:rPr>
-                <w:sz w:val="24"/>
-              </w:rPr>
-            </w:pPr>
-            <w:r>
-              <w:rPr>
-                <w:sz w:val="24"/>
-              </w:rPr>
-              <w:lastRenderedPageBreak/>
-              <w:t xml:space="preserve">main.py + </w:t>
-            </w:r>
-            <w:proofErr w:type="spellStart"/>
-            <w:r>
-              <w:rPr>
-                <w:sz w:val="24"/>
-              </w:rPr>
-              <w:t>llm_manager</w:t>
-            </w:r>
-            <w:proofErr w:type="spellEnd"/>
+              <w:t>SRS-F-20</w:t>
+            </w:r>
+          </w:p>
+        </w:tc>
+        <w:tc>
+          <w:tcPr>
+            <w:tcW w:w="0" w:type="auto"/>
+          </w:tcPr>
+          <w:p>
+            <w:pPr>
+              <w:cnfStyle w:val="000000000000" w:firstRow="0" w:lastRow="0" w:firstColumn="0" w:lastColumn="0" w:oddVBand="0" w:evenVBand="0" w:oddHBand="0" w:evenHBand="0" w:firstRowFirstColumn="0" w:firstRowLastColumn="0" w:lastRowFirstColumn="0" w:lastRowLastColumn="0"/>
+              <w:rPr>
+                <w:sz w:val="24"/>
+              </w:rPr>
+            </w:pPr>
+            <w:r>
+              <w:rPr>
+                <w:sz w:val="24"/>
+              </w:rPr>
+              <w:t>模型加载与初始化</w:t>
+            </w:r>
+          </w:p>
+        </w:tc>
+        <w:tc>
+          <w:tcPr>
+            <w:tcW w:w="0" w:type="auto"/>
+          </w:tcPr>
+          <w:p>
+            <w:pPr>
+              <w:cnfStyle w:val="000000000000" w:firstRow="0" w:lastRow="0" w:firstColumn="0" w:lastColumn="0" w:oddVBand="0" w:evenVBand="0" w:oddHBand="0" w:evenHBand="0" w:firstRowFirstColumn="0" w:firstRowLastColumn="0" w:lastRowFirstColumn="0" w:lastRowLastColumn="0"/>
+              <w:rPr>
+                <w:sz w:val="24"/>
+              </w:rPr>
+            </w:pPr>
+            <w:r>
+              <w:rPr>
+                <w:sz w:val="24"/>
+              </w:rPr>
+              <w:t>main.py + llm_manager</w:t>
+            </w:r>
           </w:p>
         </w:tc>
         <w:tc>
@@ -19424,9 +19314,9 @@
         <w:tblLook w:val="04A0" w:firstRow="1" w:lastRow="0" w:firstColumn="1" w:lastColumn="0" w:noHBand="0" w:noVBand="1"/>
       </w:tblPr>
       <w:tblGrid>
-        <w:gridCol w:w="1803"/>
-        <w:gridCol w:w="4024"/>
-        <w:gridCol w:w="2511"/>
+        <w:gridCol w:w="1773"/>
+        <w:gridCol w:w="4043"/>
+        <w:gridCol w:w="2522"/>
       </w:tblGrid>
       <w:tr>
         <w:trPr>
@@ -19844,6 +19734,7 @@
               <w:rPr>
                 <w:sz w:val="24"/>
               </w:rPr>
+              <w:lastRenderedPageBreak/>
               <w:t>后端教师API</w:t>
             </w:r>
           </w:p>
@@ -20034,14 +19925,12 @@
                 <w:sz w:val="24"/>
               </w:rPr>
             </w:pPr>
-            <w:proofErr w:type="spellStart"/>
             <w:r>
               <w:rPr>
                 <w:sz w:val="24"/>
               </w:rPr>
               <w:t>llm_manager</w:t>
             </w:r>
-            <w:proofErr w:type="spellEnd"/>
           </w:p>
         </w:tc>
         <w:tc>
@@ -20243,10 +20132,10 @@
         <w:tblLook w:val="04A0" w:firstRow="1" w:lastRow="0" w:firstColumn="1" w:lastColumn="0" w:noHBand="0" w:noVBand="1"/>
       </w:tblPr>
       <w:tblGrid>
-        <w:gridCol w:w="1486"/>
-        <w:gridCol w:w="3805"/>
-        <w:gridCol w:w="1734"/>
-        <w:gridCol w:w="1146"/>
+        <w:gridCol w:w="1457"/>
+        <w:gridCol w:w="3822"/>
+        <w:gridCol w:w="1741"/>
+        <w:gridCol w:w="1151"/>
       </w:tblGrid>
       <w:tr>
         <w:trPr>
@@ -20650,7 +20539,6 @@
               <w:rPr>
                 <w:sz w:val="24"/>
               </w:rPr>
-              <w:lastRenderedPageBreak/>
               <w:t>SRS-S-01</w:t>
             </w:r>
           </w:p>
@@ -21379,7 +21267,7 @@
       <w:spacing w:before="240"/>
       <w:jc w:val="left"/>
       <w:rPr>
-        <w:rFonts w:ascii="Yu Gothic Medium" w:eastAsia="Yu Gothic Medium" w:hAnsi="Yu Gothic Medium" w:cs="Yu Gothic Medium"/>
+        <w:rFonts w:ascii="Yu Gothic Medium" w:eastAsia="Yu Gothic Medium" w:hAnsi="Yu Gothic Medium" w:cs="Yu Gothic Medium" w:hint="eastAsia"/>
         <w:i/>
         <w:iCs/>
         <w:sz w:val="18"/>
@@ -21495,18 +21383,18 @@
             </wp:anchor>
           </w:drawing>
         </mc:Choice>
-        <mc:Fallback xmlns:wpsCustomData="http://www.wps.cn/officeDocument/2013/wpsCustomData">
+        <mc:Fallback>
           <w:pict>
-            <v:shape id="文本框 4" o:spid="_x0000_s1026" o:spt="202" type="#_x0000_t202" style="position:absolute;left:0pt;margin-left:331.6pt;margin-top:-0.95pt;height:18.2pt;width:84pt;mso-position-horizontal-relative:margin;z-index:251659264;mso-width-relative:page;mso-height-relative:page;" filled="f" stroked="f" coordsize="21600,21600" o:gfxdata="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">
-              <v:fill on="f" focussize="0,0"/>
-              <v:stroke on="f"/>
-              <v:imagedata o:title=""/>
-              <o:lock v:ext="edit" aspectratio="f"/>
-              <v:textbox inset="0mm,0mm,0mm,0mm">
+            <v:shapetype w14:anchorId="575D0A3C" id="_x0000_t202" coordsize="21600,21600" o:spt="202" path="m,l,21600r21600,l21600,xe">
+              <v:stroke joinstyle="miter"/>
+              <v:path gradientshapeok="t" o:connecttype="rect"/>
+            </v:shapetype>
+            <v:shape id="文本框 4" o:spid="_x0000_s1026" type="#_x0000_t202" style="position:absolute;margin-left:331.6pt;margin-top:-.95pt;width:84pt;height:18.2pt;z-index:251659264;visibility:visible;mso-wrap-style:square;mso-wrap-distance-left:9pt;mso-wrap-distance-top:0;mso-wrap-distance-right:9pt;mso-wrap-distance-bottom:0;mso-position-horizontal:absolute;mso-position-horizontal-relative:margin;mso-position-vertical:absolute;mso-position-vertical-relative:text;v-text-anchor:top" o:gfxdata="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" filled="f" stroked="f">
+              <v:textbox inset="0,0,0,0">
                 <w:txbxContent>
                   <w:p>
                     <w:pPr>
-                      <w:pStyle w:val="25"/>
+                      <w:pStyle w:val="af"/>
                     </w:pPr>
                     <w:r>
                       <w:t xml:space="preserve">第 </w:t>
@@ -21550,6 +21438,7 @@
                   </w:p>
                 </w:txbxContent>
               </v:textbox>
+              <w10:wrap anchorx="margin"/>
             </v:shape>
           </w:pict>
         </mc:Fallback>
@@ -21663,18 +21552,18 @@
             </wp:anchor>
           </w:drawing>
         </mc:Choice>
-        <mc:Fallback xmlns:wpsCustomData="http://www.wps.cn/officeDocument/2013/wpsCustomData">
+        <mc:Fallback>
           <w:pict>
-            <v:shape id="文本框 5" o:spid="_x0000_s1026" o:spt="202" type="#_x0000_t202" style="position:absolute;left:0pt;margin-top:0pt;height:20.45pt;width:78.8pt;mso-position-horizontal:right;mso-position-horizontal-relative:margin;mso-wrap-style:none;z-index:251660288;mso-width-relative:page;mso-height-relative:page;" filled="f" stroked="f" coordsize="21600,21600" o:gfxdata="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">
-              <v:fill on="f" focussize="0,0"/>
-              <v:stroke on="f"/>
-              <v:imagedata o:title=""/>
-              <o:lock v:ext="edit" aspectratio="f"/>
-              <v:textbox inset="0mm,0mm,0mm,0mm" style="mso-fit-shape-to-text:t;">
+            <v:shapetype w14:anchorId="47D6AA25" id="_x0000_t202" coordsize="21600,21600" o:spt="202" path="m,l,21600r21600,l21600,xe">
+              <v:stroke joinstyle="miter"/>
+              <v:path gradientshapeok="t" o:connecttype="rect"/>
+            </v:shapetype>
+            <v:shape id="文本框 5" o:spid="_x0000_s1027" type="#_x0000_t202" style="position:absolute;left:0;text-align:left;margin-left:27.6pt;margin-top:0;width:78.8pt;height:20.45pt;z-index:251660288;visibility:visible;mso-wrap-style:none;mso-wrap-distance-left:9pt;mso-wrap-distance-top:0;mso-wrap-distance-right:9pt;mso-wrap-distance-bottom:0;mso-position-horizontal:right;mso-position-horizontal-relative:margin;mso-position-vertical:absolute;mso-position-vertical-relative:text;v-text-anchor:top" o:gfxdata="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" filled="f" stroked="f">
+              <v:textbox style="mso-fit-shape-to-text:t" inset="0,0,0,0">
                 <w:txbxContent>
                   <w:p>
                     <w:pPr>
-                      <w:pStyle w:val="25"/>
+                      <w:pStyle w:val="af"/>
                     </w:pPr>
                     <w:r>
                       <w:t xml:space="preserve">第 </w:t>
@@ -21718,6 +21607,7 @@
                   </w:p>
                 </w:txbxContent>
               </v:textbox>
+              <w10:wrap anchorx="margin"/>
             </v:shape>
           </w:pict>
         </mc:Fallback>
@@ -22466,6 +22356,155 @@
     </w:lvl>
   </w:abstractNum>
   <w:abstractNum w:abstractNumId="6" w15:restartNumberingAfterBreak="0">
+    <w:nsid w:val="76404351"/>
+    <w:multiLevelType w:val="multilevel"/>
+    <w:tmpl w:val="5D6ED952"/>
+    <w:lvl w:ilvl="0">
+      <w:start w:val="1"/>
+      <w:numFmt w:val="bullet"/>
+      <w:lvlText w:val=""/>
+      <w:lvlJc w:val="left"/>
+      <w:pPr>
+        <w:tabs>
+          <w:tab w:val="num" w:pos="720"/>
+        </w:tabs>
+        <w:ind w:left="720" w:hanging="360"/>
+      </w:pPr>
+      <w:rPr>
+        <w:rFonts w:ascii="Symbol" w:hAnsi="Symbol" w:hint="default"/>
+        <w:sz w:val="20"/>
+      </w:rPr>
+    </w:lvl>
+    <w:lvl w:ilvl="1" w:tentative="1">
+      <w:start w:val="1"/>
+      <w:numFmt w:val="bullet"/>
+      <w:lvlText w:val="o"/>
+      <w:lvlJc w:val="left"/>
+      <w:pPr>
+        <w:tabs>
+          <w:tab w:val="num" w:pos="1440"/>
+        </w:tabs>
+        <w:ind w:left="1440" w:hanging="360"/>
+      </w:pPr>
+      <w:rPr>
+        <w:rFonts w:ascii="Courier New" w:hAnsi="Courier New" w:hint="default"/>
+        <w:sz w:val="20"/>
+      </w:rPr>
+    </w:lvl>
+    <w:lvl w:ilvl="2" w:tentative="1">
+      <w:start w:val="1"/>
+      <w:numFmt w:val="bullet"/>
+      <w:lvlText w:val=""/>
+      <w:lvlJc w:val="left"/>
+      <w:pPr>
+        <w:tabs>
+          <w:tab w:val="num" w:pos="2160"/>
+        </w:tabs>
+        <w:ind w:left="2160" w:hanging="360"/>
+      </w:pPr>
+      <w:rPr>
+        <w:rFonts w:ascii="Wingdings" w:hAnsi="Wingdings" w:hint="default"/>
+        <w:sz w:val="20"/>
+      </w:rPr>
+    </w:lvl>
+    <w:lvl w:ilvl="3" w:tentative="1">
+      <w:start w:val="1"/>
+      <w:numFmt w:val="bullet"/>
+      <w:lvlText w:val=""/>
+      <w:lvlJc w:val="left"/>
+      <w:pPr>
+        <w:tabs>
+          <w:tab w:val="num" w:pos="2880"/>
+        </w:tabs>
+        <w:ind w:left="2880" w:hanging="360"/>
+      </w:pPr>
+      <w:rPr>
+        <w:rFonts w:ascii="Wingdings" w:hAnsi="Wingdings" w:hint="default"/>
+        <w:sz w:val="20"/>
+      </w:rPr>
+    </w:lvl>
+    <w:lvl w:ilvl="4" w:tentative="1">
+      <w:start w:val="1"/>
+      <w:numFmt w:val="bullet"/>
+      <w:lvlText w:val=""/>
+      <w:lvlJc w:val="left"/>
+      <w:pPr>
+        <w:tabs>
+          <w:tab w:val="num" w:pos="3600"/>
+        </w:tabs>
+        <w:ind w:left="3600" w:hanging="360"/>
+      </w:pPr>
+      <w:rPr>
+        <w:rFonts w:ascii="Wingdings" w:hAnsi="Wingdings" w:hint="default"/>
+        <w:sz w:val="20"/>
+      </w:rPr>
+    </w:lvl>
+    <w:lvl w:ilvl="5" w:tentative="1">
+      <w:start w:val="1"/>
+      <w:numFmt w:val="bullet"/>
+      <w:lvlText w:val=""/>
+      <w:lvlJc w:val="left"/>
+      <w:pPr>
+        <w:tabs>
+          <w:tab w:val="num" w:pos="4320"/>
+        </w:tabs>
+        <w:ind w:left="4320" w:hanging="360"/>
+      </w:pPr>
+      <w:rPr>
+        <w:rFonts w:ascii="Wingdings" w:hAnsi="Wingdings" w:hint="default"/>
+        <w:sz w:val="20"/>
+      </w:rPr>
+    </w:lvl>
+    <w:lvl w:ilvl="6" w:tentative="1">
+      <w:start w:val="1"/>
+      <w:numFmt w:val="bullet"/>
+      <w:lvlText w:val=""/>
+      <w:lvlJc w:val="left"/>
+      <w:pPr>
+        <w:tabs>
+          <w:tab w:val="num" w:pos="5040"/>
+        </w:tabs>
+        <w:ind w:left="5040" w:hanging="360"/>
+      </w:pPr>
+      <w:rPr>
+        <w:rFonts w:ascii="Wingdings" w:hAnsi="Wingdings" w:hint="default"/>
+        <w:sz w:val="20"/>
+      </w:rPr>
+    </w:lvl>
+    <w:lvl w:ilvl="7" w:tentative="1">
+      <w:start w:val="1"/>
+      <w:numFmt w:val="bullet"/>
+      <w:lvlText w:val=""/>
+      <w:lvlJc w:val="left"/>
+      <w:pPr>
+        <w:tabs>
+          <w:tab w:val="num" w:pos="5760"/>
+        </w:tabs>
+        <w:ind w:left="5760" w:hanging="360"/>
+      </w:pPr>
+      <w:rPr>
+        <w:rFonts w:ascii="Wingdings" w:hAnsi="Wingdings" w:hint="default"/>
+        <w:sz w:val="20"/>
+      </w:rPr>
+    </w:lvl>
+    <w:lvl w:ilvl="8" w:tentative="1">
+      <w:start w:val="1"/>
+      <w:numFmt w:val="bullet"/>
+      <w:lvlText w:val=""/>
+      <w:lvlJc w:val="left"/>
+      <w:pPr>
+        <w:tabs>
+          <w:tab w:val="num" w:pos="6480"/>
+        </w:tabs>
+        <w:ind w:left="6480" w:hanging="360"/>
+      </w:pPr>
+      <w:rPr>
+        <w:rFonts w:ascii="Wingdings" w:hAnsi="Wingdings" w:hint="default"/>
+        <w:sz w:val="20"/>
+      </w:rPr>
+    </w:lvl>
+  </w:abstractNum>
+  <w:abstractNum w:abstractNumId="7" w15:restartNumberingAfterBreak="0">
     <w:nsid w:val="76AE556D"/>
     <w:multiLevelType w:val="multilevel"/>
     <w:tmpl w:val="76AE556D"/>
@@ -22614,7 +22653,7 @@
       </w:rPr>
     </w:lvl>
   </w:abstractNum>
-  <w:abstractNum w:abstractNumId="7" w15:restartNumberingAfterBreak="0">
+  <w:abstractNum w:abstractNumId="8" w15:restartNumberingAfterBreak="0">
     <w:nsid w:val="77A24470"/>
     <w:multiLevelType w:val="multilevel"/>
     <w:tmpl w:val="77A24470"/>
@@ -22730,7 +22769,7 @@
     </w:lvl>
   </w:abstractNum>
   <w:num w:numId="1" w16cid:durableId="1668559397">
-    <w:abstractNumId w:val="7"/>
+    <w:abstractNumId w:val="8"/>
   </w:num>
   <w:num w:numId="2" w16cid:durableId="438840007">
     <w:abstractNumId w:val="4"/>
@@ -22745,13 +22784,16 @@
     <w:abstractNumId w:val="0"/>
   </w:num>
   <w:num w:numId="6" w16cid:durableId="1573193903">
-    <w:abstractNumId w:val="6"/>
+    <w:abstractNumId w:val="7"/>
   </w:num>
   <w:num w:numId="7" w16cid:durableId="1622179294">
     <w:abstractNumId w:val="3"/>
   </w:num>
   <w:num w:numId="8" w16cid:durableId="602764445">
     <w:abstractNumId w:val="5"/>
+  </w:num>
+  <w:num w:numId="9" w16cid:durableId="1733189939">
+    <w:abstractNumId w:val="6"/>
   </w:num>
 </w:numbering>
 </file>
@@ -23230,7 +23272,7 @@
       <w:outlineLvl w:val="5"/>
     </w:pPr>
     <w:rPr>
-      <w:rFonts w:ascii="Arial" w:eastAsia="SimHei" w:hAnsi="Arial"/>
+      <w:rFonts w:ascii="Arial" w:eastAsia="黑体" w:hAnsi="Arial"/>
       <w:b/>
       <w:bCs/>
       <w:sz w:val="24"/>
@@ -23275,7 +23317,7 @@
       <w:outlineLvl w:val="7"/>
     </w:pPr>
     <w:rPr>
-      <w:rFonts w:ascii="Arial" w:eastAsia="SimHei" w:hAnsi="Arial"/>
+      <w:rFonts w:ascii="Arial" w:eastAsia="黑体" w:hAnsi="Arial"/>
       <w:sz w:val="24"/>
     </w:rPr>
   </w:style>
@@ -23296,14 +23338,13 @@
       <w:outlineLvl w:val="8"/>
     </w:pPr>
     <w:rPr>
-      <w:rFonts w:ascii="Arial" w:eastAsia="SimHei" w:hAnsi="Arial"/>
+      <w:rFonts w:ascii="Arial" w:eastAsia="黑体" w:hAnsi="Arial"/>
       <w:szCs w:val="21"/>
     </w:rPr>
   </w:style>
   <w:style w:type="character" w:default="1" w:styleId="a0">
     <w:name w:val="Default Paragraph Font"/>
     <w:uiPriority w:val="1"/>
-    <w:semiHidden/>
     <w:unhideWhenUsed/>
   </w:style>
   <w:style w:type="table" w:default="1" w:styleId="a1">
@@ -23366,7 +23407,7 @@
     <w:uiPriority w:val="35"/>
     <w:qFormat/>
     <w:rPr>
-      <w:rFonts w:ascii="Arial" w:eastAsia="SimHei" w:hAnsi="Arial" w:cs="Arial"/>
+      <w:rFonts w:ascii="Arial" w:eastAsia="黑体" w:hAnsi="Arial" w:cs="Arial"/>
       <w:sz w:val="20"/>
       <w:szCs w:val="20"/>
     </w:rPr>

--- a/项目文档/软件需求规格说明书.docx
+++ b/项目文档/软件需求规格说明书.docx
@@ -21709,6 +21709,155 @@
     </w:lvl>
   </w:abstractNum>
   <w:abstractNum w:abstractNumId="1" w15:restartNumberingAfterBreak="0">
+    <w:nsid w:val="0E917B9A"/>
+    <w:multiLevelType w:val="multilevel"/>
+    <w:tmpl w:val="51581110"/>
+    <w:lvl w:ilvl="0">
+      <w:start w:val="1"/>
+      <w:numFmt w:val="bullet"/>
+      <w:lvlText w:val=""/>
+      <w:lvlJc w:val="left"/>
+      <w:pPr>
+        <w:tabs>
+          <w:tab w:val="num" w:pos="720"/>
+        </w:tabs>
+        <w:ind w:left="720" w:hanging="360"/>
+      </w:pPr>
+      <w:rPr>
+        <w:rFonts w:ascii="Symbol" w:hAnsi="Symbol" w:hint="default"/>
+        <w:sz w:val="20"/>
+      </w:rPr>
+    </w:lvl>
+    <w:lvl w:ilvl="1" w:tentative="1">
+      <w:start w:val="1"/>
+      <w:numFmt w:val="bullet"/>
+      <w:lvlText w:val="o"/>
+      <w:lvlJc w:val="left"/>
+      <w:pPr>
+        <w:tabs>
+          <w:tab w:val="num" w:pos="1440"/>
+        </w:tabs>
+        <w:ind w:left="1440" w:hanging="360"/>
+      </w:pPr>
+      <w:rPr>
+        <w:rFonts w:ascii="Courier New" w:hAnsi="Courier New" w:hint="default"/>
+        <w:sz w:val="20"/>
+      </w:rPr>
+    </w:lvl>
+    <w:lvl w:ilvl="2" w:tentative="1">
+      <w:start w:val="1"/>
+      <w:numFmt w:val="bullet"/>
+      <w:lvlText w:val=""/>
+      <w:lvlJc w:val="left"/>
+      <w:pPr>
+        <w:tabs>
+          <w:tab w:val="num" w:pos="2160"/>
+        </w:tabs>
+        <w:ind w:left="2160" w:hanging="360"/>
+      </w:pPr>
+      <w:rPr>
+        <w:rFonts w:ascii="Wingdings" w:hAnsi="Wingdings" w:hint="default"/>
+        <w:sz w:val="20"/>
+      </w:rPr>
+    </w:lvl>
+    <w:lvl w:ilvl="3" w:tentative="1">
+      <w:start w:val="1"/>
+      <w:numFmt w:val="bullet"/>
+      <w:lvlText w:val=""/>
+      <w:lvlJc w:val="left"/>
+      <w:pPr>
+        <w:tabs>
+          <w:tab w:val="num" w:pos="2880"/>
+        </w:tabs>
+        <w:ind w:left="2880" w:hanging="360"/>
+      </w:pPr>
+      <w:rPr>
+        <w:rFonts w:ascii="Wingdings" w:hAnsi="Wingdings" w:hint="default"/>
+        <w:sz w:val="20"/>
+      </w:rPr>
+    </w:lvl>
+    <w:lvl w:ilvl="4" w:tentative="1">
+      <w:start w:val="1"/>
+      <w:numFmt w:val="bullet"/>
+      <w:lvlText w:val=""/>
+      <w:lvlJc w:val="left"/>
+      <w:pPr>
+        <w:tabs>
+          <w:tab w:val="num" w:pos="3600"/>
+        </w:tabs>
+        <w:ind w:left="3600" w:hanging="360"/>
+      </w:pPr>
+      <w:rPr>
+        <w:rFonts w:ascii="Wingdings" w:hAnsi="Wingdings" w:hint="default"/>
+        <w:sz w:val="20"/>
+      </w:rPr>
+    </w:lvl>
+    <w:lvl w:ilvl="5" w:tentative="1">
+      <w:start w:val="1"/>
+      <w:numFmt w:val="bullet"/>
+      <w:lvlText w:val=""/>
+      <w:lvlJc w:val="left"/>
+      <w:pPr>
+        <w:tabs>
+          <w:tab w:val="num" w:pos="4320"/>
+        </w:tabs>
+        <w:ind w:left="4320" w:hanging="360"/>
+      </w:pPr>
+      <w:rPr>
+        <w:rFonts w:ascii="Wingdings" w:hAnsi="Wingdings" w:hint="default"/>
+        <w:sz w:val="20"/>
+      </w:rPr>
+    </w:lvl>
+    <w:lvl w:ilvl="6" w:tentative="1">
+      <w:start w:val="1"/>
+      <w:numFmt w:val="bullet"/>
+      <w:lvlText w:val=""/>
+      <w:lvlJc w:val="left"/>
+      <w:pPr>
+        <w:tabs>
+          <w:tab w:val="num" w:pos="5040"/>
+        </w:tabs>
+        <w:ind w:left="5040" w:hanging="360"/>
+      </w:pPr>
+      <w:rPr>
+        <w:rFonts w:ascii="Wingdings" w:hAnsi="Wingdings" w:hint="default"/>
+        <w:sz w:val="20"/>
+      </w:rPr>
+    </w:lvl>
+    <w:lvl w:ilvl="7" w:tentative="1">
+      <w:start w:val="1"/>
+      <w:numFmt w:val="bullet"/>
+      <w:lvlText w:val=""/>
+      <w:lvlJc w:val="left"/>
+      <w:pPr>
+        <w:tabs>
+          <w:tab w:val="num" w:pos="5760"/>
+        </w:tabs>
+        <w:ind w:left="5760" w:hanging="360"/>
+      </w:pPr>
+      <w:rPr>
+        <w:rFonts w:ascii="Wingdings" w:hAnsi="Wingdings" w:hint="default"/>
+        <w:sz w:val="20"/>
+      </w:rPr>
+    </w:lvl>
+    <w:lvl w:ilvl="8" w:tentative="1">
+      <w:start w:val="1"/>
+      <w:numFmt w:val="bullet"/>
+      <w:lvlText w:val=""/>
+      <w:lvlJc w:val="left"/>
+      <w:pPr>
+        <w:tabs>
+          <w:tab w:val="num" w:pos="6480"/>
+        </w:tabs>
+        <w:ind w:left="6480" w:hanging="360"/>
+      </w:pPr>
+      <w:rPr>
+        <w:rFonts w:ascii="Wingdings" w:hAnsi="Wingdings" w:hint="default"/>
+        <w:sz w:val="20"/>
+      </w:rPr>
+    </w:lvl>
+  </w:abstractNum>
+  <w:abstractNum w:abstractNumId="2" w15:restartNumberingAfterBreak="0">
     <w:nsid w:val="19162832"/>
     <w:multiLevelType w:val="multilevel"/>
     <w:tmpl w:val="19162832"/>
@@ -21794,7 +21943,7 @@
       </w:pPr>
     </w:lvl>
   </w:abstractNum>
-  <w:abstractNum w:abstractNumId="2" w15:restartNumberingAfterBreak="0">
+  <w:abstractNum w:abstractNumId="3" w15:restartNumberingAfterBreak="0">
     <w:nsid w:val="1DFE5F20"/>
     <w:multiLevelType w:val="multilevel"/>
     <w:tmpl w:val="1DFE5F20"/>
@@ -21943,7 +22092,7 @@
       </w:rPr>
     </w:lvl>
   </w:abstractNum>
-  <w:abstractNum w:abstractNumId="3" w15:restartNumberingAfterBreak="0">
+  <w:abstractNum w:abstractNumId="4" w15:restartNumberingAfterBreak="0">
     <w:nsid w:val="3E3A7106"/>
     <w:multiLevelType w:val="multilevel"/>
     <w:tmpl w:val="3E3A7106"/>
@@ -22092,7 +22241,7 @@
       </w:rPr>
     </w:lvl>
   </w:abstractNum>
-  <w:abstractNum w:abstractNumId="4" w15:restartNumberingAfterBreak="0">
+  <w:abstractNum w:abstractNumId="5" w15:restartNumberingAfterBreak="0">
     <w:nsid w:val="61BE0C66"/>
     <w:multiLevelType w:val="multilevel"/>
     <w:tmpl w:val="61BE0C66"/>
@@ -22206,7 +22355,7 @@
       </w:pPr>
     </w:lvl>
   </w:abstractNum>
-  <w:abstractNum w:abstractNumId="5" w15:restartNumberingAfterBreak="0">
+  <w:abstractNum w:abstractNumId="6" w15:restartNumberingAfterBreak="0">
     <w:nsid w:val="62B339E7"/>
     <w:multiLevelType w:val="multilevel"/>
     <w:tmpl w:val="62B339E7"/>
@@ -22346,155 +22495,6 @@
       <w:pPr>
         <w:tabs>
           <w:tab w:val="left" w:pos="6480"/>
-        </w:tabs>
-        <w:ind w:left="6480" w:hanging="360"/>
-      </w:pPr>
-      <w:rPr>
-        <w:rFonts w:ascii="Wingdings" w:hAnsi="Wingdings" w:hint="default"/>
-        <w:sz w:val="20"/>
-      </w:rPr>
-    </w:lvl>
-  </w:abstractNum>
-  <w:abstractNum w:abstractNumId="6" w15:restartNumberingAfterBreak="0">
-    <w:nsid w:val="76404351"/>
-    <w:multiLevelType w:val="multilevel"/>
-    <w:tmpl w:val="5D6ED952"/>
-    <w:lvl w:ilvl="0">
-      <w:start w:val="1"/>
-      <w:numFmt w:val="bullet"/>
-      <w:lvlText w:val=""/>
-      <w:lvlJc w:val="left"/>
-      <w:pPr>
-        <w:tabs>
-          <w:tab w:val="num" w:pos="720"/>
-        </w:tabs>
-        <w:ind w:left="720" w:hanging="360"/>
-      </w:pPr>
-      <w:rPr>
-        <w:rFonts w:ascii="Symbol" w:hAnsi="Symbol" w:hint="default"/>
-        <w:sz w:val="20"/>
-      </w:rPr>
-    </w:lvl>
-    <w:lvl w:ilvl="1" w:tentative="1">
-      <w:start w:val="1"/>
-      <w:numFmt w:val="bullet"/>
-      <w:lvlText w:val="o"/>
-      <w:lvlJc w:val="left"/>
-      <w:pPr>
-        <w:tabs>
-          <w:tab w:val="num" w:pos="1440"/>
-        </w:tabs>
-        <w:ind w:left="1440" w:hanging="360"/>
-      </w:pPr>
-      <w:rPr>
-        <w:rFonts w:ascii="Courier New" w:hAnsi="Courier New" w:hint="default"/>
-        <w:sz w:val="20"/>
-      </w:rPr>
-    </w:lvl>
-    <w:lvl w:ilvl="2" w:tentative="1">
-      <w:start w:val="1"/>
-      <w:numFmt w:val="bullet"/>
-      <w:lvlText w:val=""/>
-      <w:lvlJc w:val="left"/>
-      <w:pPr>
-        <w:tabs>
-          <w:tab w:val="num" w:pos="2160"/>
-        </w:tabs>
-        <w:ind w:left="2160" w:hanging="360"/>
-      </w:pPr>
-      <w:rPr>
-        <w:rFonts w:ascii="Wingdings" w:hAnsi="Wingdings" w:hint="default"/>
-        <w:sz w:val="20"/>
-      </w:rPr>
-    </w:lvl>
-    <w:lvl w:ilvl="3" w:tentative="1">
-      <w:start w:val="1"/>
-      <w:numFmt w:val="bullet"/>
-      <w:lvlText w:val=""/>
-      <w:lvlJc w:val="left"/>
-      <w:pPr>
-        <w:tabs>
-          <w:tab w:val="num" w:pos="2880"/>
-        </w:tabs>
-        <w:ind w:left="2880" w:hanging="360"/>
-      </w:pPr>
-      <w:rPr>
-        <w:rFonts w:ascii="Wingdings" w:hAnsi="Wingdings" w:hint="default"/>
-        <w:sz w:val="20"/>
-      </w:rPr>
-    </w:lvl>
-    <w:lvl w:ilvl="4" w:tentative="1">
-      <w:start w:val="1"/>
-      <w:numFmt w:val="bullet"/>
-      <w:lvlText w:val=""/>
-      <w:lvlJc w:val="left"/>
-      <w:pPr>
-        <w:tabs>
-          <w:tab w:val="num" w:pos="3600"/>
-        </w:tabs>
-        <w:ind w:left="3600" w:hanging="360"/>
-      </w:pPr>
-      <w:rPr>
-        <w:rFonts w:ascii="Wingdings" w:hAnsi="Wingdings" w:hint="default"/>
-        <w:sz w:val="20"/>
-      </w:rPr>
-    </w:lvl>
-    <w:lvl w:ilvl="5" w:tentative="1">
-      <w:start w:val="1"/>
-      <w:numFmt w:val="bullet"/>
-      <w:lvlText w:val=""/>
-      <w:lvlJc w:val="left"/>
-      <w:pPr>
-        <w:tabs>
-          <w:tab w:val="num" w:pos="4320"/>
-        </w:tabs>
-        <w:ind w:left="4320" w:hanging="360"/>
-      </w:pPr>
-      <w:rPr>
-        <w:rFonts w:ascii="Wingdings" w:hAnsi="Wingdings" w:hint="default"/>
-        <w:sz w:val="20"/>
-      </w:rPr>
-    </w:lvl>
-    <w:lvl w:ilvl="6" w:tentative="1">
-      <w:start w:val="1"/>
-      <w:numFmt w:val="bullet"/>
-      <w:lvlText w:val=""/>
-      <w:lvlJc w:val="left"/>
-      <w:pPr>
-        <w:tabs>
-          <w:tab w:val="num" w:pos="5040"/>
-        </w:tabs>
-        <w:ind w:left="5040" w:hanging="360"/>
-      </w:pPr>
-      <w:rPr>
-        <w:rFonts w:ascii="Wingdings" w:hAnsi="Wingdings" w:hint="default"/>
-        <w:sz w:val="20"/>
-      </w:rPr>
-    </w:lvl>
-    <w:lvl w:ilvl="7" w:tentative="1">
-      <w:start w:val="1"/>
-      <w:numFmt w:val="bullet"/>
-      <w:lvlText w:val=""/>
-      <w:lvlJc w:val="left"/>
-      <w:pPr>
-        <w:tabs>
-          <w:tab w:val="num" w:pos="5760"/>
-        </w:tabs>
-        <w:ind w:left="5760" w:hanging="360"/>
-      </w:pPr>
-      <w:rPr>
-        <w:rFonts w:ascii="Wingdings" w:hAnsi="Wingdings" w:hint="default"/>
-        <w:sz w:val="20"/>
-      </w:rPr>
-    </w:lvl>
-    <w:lvl w:ilvl="8" w:tentative="1">
-      <w:start w:val="1"/>
-      <w:numFmt w:val="bullet"/>
-      <w:lvlText w:val=""/>
-      <w:lvlJc w:val="left"/>
-      <w:pPr>
-        <w:tabs>
-          <w:tab w:val="num" w:pos="6480"/>
         </w:tabs>
         <w:ind w:left="6480" w:hanging="360"/>
       </w:pPr>
@@ -22772,13 +22772,13 @@
     <w:abstractNumId w:val="8"/>
   </w:num>
   <w:num w:numId="2" w16cid:durableId="438840007">
-    <w:abstractNumId w:val="4"/>
+    <w:abstractNumId w:val="5"/>
   </w:num>
   <w:num w:numId="3" w16cid:durableId="103306578">
-    <w:abstractNumId w:val="1"/>
+    <w:abstractNumId w:val="2"/>
   </w:num>
   <w:num w:numId="4" w16cid:durableId="108479800">
-    <w:abstractNumId w:val="2"/>
+    <w:abstractNumId w:val="3"/>
   </w:num>
   <w:num w:numId="5" w16cid:durableId="661083890">
     <w:abstractNumId w:val="0"/>
@@ -22787,13 +22787,13 @@
     <w:abstractNumId w:val="7"/>
   </w:num>
   <w:num w:numId="7" w16cid:durableId="1622179294">
-    <w:abstractNumId w:val="3"/>
+    <w:abstractNumId w:val="4"/>
   </w:num>
   <w:num w:numId="8" w16cid:durableId="602764445">
-    <w:abstractNumId w:val="5"/>
+    <w:abstractNumId w:val="6"/>
   </w:num>
-  <w:num w:numId="9" w16cid:durableId="1733189939">
-    <w:abstractNumId w:val="6"/>
+  <w:num w:numId="9" w16cid:durableId="175925818">
+    <w:abstractNumId w:val="1"/>
   </w:num>
 </w:numbering>
 </file>

--- a/项目文档/软件需求规格说明书.docx
+++ b/项目文档/软件需求规格说明书.docx
@@ -2,6 +2,626 @@
 <file path=word/document.xml><?xml version="1.0" encoding="utf-8"?>
 <w:document xmlns:wpc="http://schemas.microsoft.com/office/word/2010/wordprocessingCanvas" xmlns:cx="http://schemas.microsoft.com/office/drawing/2014/chartex" xmlns:cx1="http://schemas.microsoft.com/office/drawing/2015/9/8/chartex" xmlns:cx2="http://schemas.microsoft.com/office/drawing/2015/10/21/chartex" xmlns:cx3="http://schemas.microsoft.com/office/drawing/2016/5/9/chartex" xmlns:cx4="http://schemas.microsoft.com/office/drawing/2016/5/10/chartex" xmlns:cx5="http://schemas.microsoft.com/office/drawing/2016/5/11/chartex" xmlns:cx6="http://schemas.microsoft.com/office/drawing/2016/5/12/chartex" xmlns:cx7="http://schemas.microsoft.com/office/drawing/2016/5/13/chartex" xmlns:cx8="http://schemas.microsoft.com/office/drawing/2016/5/14/chartex" xmlns:mc="http://schemas.openxmlformats.org/markup-compatibility/2006" xmlns:aink="http://schemas.microsoft.com/office/drawing/2016/ink" xmlns:am3d="http://schemas.microsoft.com/office/drawing/2017/model3d" xmlns:o="urn:schemas-microsoft-com:office:office" xmlns:oel="http://schemas.microsoft.com/office/2019/extlst" xmlns:r="http://schemas.openxmlformats.org/officeDocument/2006/relationships" xmlns:m="http://schemas.openxmlformats.org/officeDocument/2006/math" xmlns:v="urn:schemas-microsoft-com:vml" xmlns:wp14="http://schemas.microsoft.com/office/word/2010/wordprocessingDrawing" xmlns:wp="http://schemas.openxmlformats.org/drawingml/2006/wordprocessingDrawing" xmlns:w10="urn:schemas-microsoft-com:office:word" xmlns:w="http://schemas.openxmlformats.org/wordprocessingml/2006/main" xmlns:w14="http://schemas.microsoft.com/office/word/2010/wordml" xmlns:w15="http://schemas.microsoft.com/office/word/2012/wordml" xmlns:w16cex="http://schemas.microsoft.com/office/word/2018/wordml/cex" xmlns:w16cid="http://schemas.microsoft.com/office/word/2016/wordml/cid" xmlns:w16="http://schemas.microsoft.com/office/word/2018/wordml" xmlns:w16du="http://schemas.microsoft.com/office/word/2023/wordml/word16du" xmlns:w16sdtdh="http://schemas.microsoft.com/office/word/2020/wordml/sdtdatahash" xmlns:w16sdtfl="http://schemas.microsoft.com/office/word/2024/wordml/sdtformatlock" xmlns:w16se="http://schemas.microsoft.com/office/word/2015/wordml/symex" xmlns:wpg="http://schemas.microsoft.com/office/word/2010/wordprocessingGroup" xmlns:wpi="http://schemas.microsoft.com/office/word/2010/wordprocessingInk" xmlns:wne="http://schemas.microsoft.com/office/word/2006/wordml" xmlns:wps="http://schemas.microsoft.com/office/word/2010/wordprocessingShape" mc:Ignorable="w14 w15 w16se w16cid w16 w16cex w16sdtdh w16sdtfl w16du wp14">
   <w:body>
+    <w:p>
+      <w:pPr>
+        <w:jc w:val="center"/>
+        <w:rPr>
+          <w:rFonts w:hAnsi="宋体"/>
+          <w:sz w:val="36"/>
+          <w:shd w:val="clear" w:color="auto" w:fill="FAFAFA"/>
+        </w:rPr>
+      </w:pPr>
+      <w:r>
+        <w:rPr>
+          <w:rFonts w:hAnsi="宋体"/>
+          <w:noProof/>
+        </w:rPr>
+        <w:drawing>
+          <wp:inline distT="0" distB="0" distL="0" distR="0" wp14:anchorId="65AB8394" wp14:editId="7FE3B47B">
+            <wp:extent cx="1888672" cy="663912"/>
+            <wp:effectExtent l="0" t="0" r="0" b="3175"/>
+            <wp:docPr id="2" name="图片 2" descr="C:\Users\MaXiulin\AppData\Local\Microsoft\Windows\INetCache\Content.Word\四川大学书法.png"/>
+            <wp:cNvGraphicFramePr>
+              <a:graphicFrameLocks xmlns:a="http://schemas.openxmlformats.org/drawingml/2006/main" noChangeAspect="1"/>
+            </wp:cNvGraphicFramePr>
+            <a:graphic xmlns:a="http://schemas.openxmlformats.org/drawingml/2006/main">
+              <a:graphicData uri="http://schemas.openxmlformats.org/drawingml/2006/picture">
+                <pic:pic xmlns:pic="http://schemas.openxmlformats.org/drawingml/2006/picture">
+                  <pic:nvPicPr>
+                    <pic:cNvPr id="0" name="Picture 10" descr="C:\Users\MaXiulin\AppData\Local\Microsoft\Windows\INetCache\Content.Word\四川大学书法.png"/>
+                    <pic:cNvPicPr>
+                      <a:picLocks noChangeAspect="1" noChangeArrowheads="1"/>
+                    </pic:cNvPicPr>
+                  </pic:nvPicPr>
+                  <pic:blipFill>
+                    <a:blip r:embed="rId8">
+                      <a:extLst>
+                        <a:ext uri="{28A0092B-C50C-407E-A947-70E740481C1C}">
+                          <a14:useLocalDpi xmlns:a14="http://schemas.microsoft.com/office/drawing/2010/main" val="0"/>
+                        </a:ext>
+                      </a:extLst>
+                    </a:blip>
+                    <a:srcRect/>
+                    <a:stretch>
+                      <a:fillRect/>
+                    </a:stretch>
+                  </pic:blipFill>
+                  <pic:spPr bwMode="auto">
+                    <a:xfrm>
+                      <a:off x="0" y="0"/>
+                      <a:ext cx="2008534" cy="706046"/>
+                    </a:xfrm>
+                    <a:prstGeom prst="rect">
+                      <a:avLst/>
+                    </a:prstGeom>
+                    <a:noFill/>
+                    <a:ln>
+                      <a:noFill/>
+                    </a:ln>
+                  </pic:spPr>
+                </pic:pic>
+              </a:graphicData>
+            </a:graphic>
+          </wp:inline>
+        </w:drawing>
+      </w:r>
+    </w:p>
+    <w:p>
+      <w:pPr>
+        <w:rPr>
+          <w:rFonts w:hAnsi="宋体"/>
+        </w:rPr>
+      </w:pPr>
+    </w:p>
+    <w:p>
+      <w:pPr>
+        <w:rPr>
+          <w:rFonts w:hAnsi="宋体"/>
+        </w:rPr>
+      </w:pPr>
+    </w:p>
+    <w:p>
+      <w:pPr>
+        <w:rPr>
+          <w:rFonts w:hAnsi="宋体"/>
+        </w:rPr>
+      </w:pPr>
+    </w:p>
+    <w:p>
+      <w:pPr>
+        <w:jc w:val="center"/>
+        <w:rPr>
+          <w:rFonts w:hAnsi="宋体"/>
+          <w:b/>
+          <w:spacing w:val="70"/>
+          <w:sz w:val="56"/>
+        </w:rPr>
+      </w:pPr>
+      <w:r>
+        <w:rPr>
+          <w:rFonts w:hAnsi="宋体" w:hint="eastAsia"/>
+          <w:b/>
+          <w:spacing w:val="70"/>
+          <w:sz w:val="56"/>
+        </w:rPr>
+        <w:t>软件需求说明书</w:t>
+      </w:r>
+    </w:p>
+    <w:p>
+      <w:pPr>
+        <w:rPr>
+          <w:rFonts w:hAnsi="宋体"/>
+        </w:rPr>
+      </w:pPr>
+    </w:p>
+    <w:p>
+      <w:pPr>
+        <w:rPr>
+          <w:rFonts w:hAnsi="宋体"/>
+        </w:rPr>
+      </w:pPr>
+    </w:p>
+    <w:p>
+      <w:pPr>
+        <w:rPr>
+          <w:rFonts w:hAnsi="宋体"/>
+        </w:rPr>
+      </w:pPr>
+    </w:p>
+    <w:p>
+      <w:pPr>
+        <w:jc w:val="center"/>
+        <w:rPr>
+          <w:rFonts w:hAnsi="宋体"/>
+        </w:rPr>
+      </w:pPr>
+      <w:r>
+        <w:rPr>
+          <w:rFonts w:hAnsi="宋体"/>
+          <w:noProof/>
+          <w:sz w:val="24"/>
+        </w:rPr>
+        <w:drawing>
+          <wp:inline distT="0" distB="0" distL="0" distR="0" wp14:anchorId="5D8FCC37" wp14:editId="709A4BA5">
+            <wp:extent cx="1153886" cy="1153886"/>
+            <wp:effectExtent l="0" t="0" r="8255" b="8255"/>
+            <wp:docPr id="1397258027" name="图片 1397258027" descr="C:\Users\MaXiulin\AppData\Local\Microsoft\Windows\INetCache\Content.Word\四川大学校徽.png"/>
+            <wp:cNvGraphicFramePr>
+              <a:graphicFrameLocks xmlns:a="http://schemas.openxmlformats.org/drawingml/2006/main" noChangeAspect="1"/>
+            </wp:cNvGraphicFramePr>
+            <a:graphic xmlns:a="http://schemas.openxmlformats.org/drawingml/2006/main">
+              <a:graphicData uri="http://schemas.openxmlformats.org/drawingml/2006/picture">
+                <pic:pic xmlns:pic="http://schemas.openxmlformats.org/drawingml/2006/picture">
+                  <pic:nvPicPr>
+                    <pic:cNvPr id="0" name="Picture 14" descr="C:\Users\MaXiulin\AppData\Local\Microsoft\Windows\INetCache\Content.Word\四川大学校徽.png"/>
+                    <pic:cNvPicPr>
+                      <a:picLocks noChangeAspect="1" noChangeArrowheads="1"/>
+                    </pic:cNvPicPr>
+                  </pic:nvPicPr>
+                  <pic:blipFill>
+                    <a:blip r:embed="rId9">
+                      <a:extLst>
+                        <a:ext uri="{28A0092B-C50C-407E-A947-70E740481C1C}">
+                          <a14:useLocalDpi xmlns:a14="http://schemas.microsoft.com/office/drawing/2010/main" val="0"/>
+                        </a:ext>
+                      </a:extLst>
+                    </a:blip>
+                    <a:srcRect/>
+                    <a:stretch>
+                      <a:fillRect/>
+                    </a:stretch>
+                  </pic:blipFill>
+                  <pic:spPr bwMode="auto">
+                    <a:xfrm>
+                      <a:off x="0" y="0"/>
+                      <a:ext cx="1158932" cy="1158932"/>
+                    </a:xfrm>
+                    <a:prstGeom prst="rect">
+                      <a:avLst/>
+                    </a:prstGeom>
+                    <a:noFill/>
+                    <a:ln>
+                      <a:noFill/>
+                    </a:ln>
+                  </pic:spPr>
+                </pic:pic>
+              </a:graphicData>
+            </a:graphic>
+          </wp:inline>
+        </w:drawing>
+      </w:r>
+    </w:p>
+    <w:p>
+      <w:pPr>
+        <w:rPr>
+          <w:rFonts w:hAnsi="宋体"/>
+        </w:rPr>
+      </w:pPr>
+    </w:p>
+    <w:p>
+      <w:pPr>
+        <w:rPr>
+          <w:rFonts w:hAnsi="宋体"/>
+        </w:rPr>
+      </w:pPr>
+    </w:p>
+    <w:p>
+      <w:pPr>
+        <w:spacing w:line="400" w:lineRule="exact"/>
+        <w:jc w:val="center"/>
+        <w:rPr>
+          <w:rFonts w:hAnsi="宋体"/>
+          <w:b/>
+          <w:sz w:val="36"/>
+          <w:shd w:val="clear" w:color="auto" w:fill="FAFAFA"/>
+        </w:rPr>
+      </w:pPr>
+      <w:r>
+        <w:rPr>
+          <w:rFonts w:hAnsi="宋体" w:hint="eastAsia"/>
+          <w:b/>
+          <w:sz w:val="36"/>
+          <w:shd w:val="clear" w:color="auto" w:fill="FAFAFA"/>
+        </w:rPr>
+        <w:t>智教魔方：大模型驱动的教学全链路智能体</w:t>
+      </w:r>
+    </w:p>
+    <w:p>
+      <w:pPr>
+        <w:spacing w:line="400" w:lineRule="exact"/>
+        <w:rPr>
+          <w:rFonts w:hAnsi="宋体"/>
+          <w:sz w:val="28"/>
+        </w:rPr>
+      </w:pPr>
+    </w:p>
+    <w:p>
+      <w:pPr>
+        <w:spacing w:line="400" w:lineRule="exact"/>
+        <w:rPr>
+          <w:rFonts w:hAnsi="宋体"/>
+          <w:sz w:val="28"/>
+        </w:rPr>
+      </w:pPr>
+    </w:p>
+    <w:p>
+      <w:pPr>
+        <w:spacing w:line="400" w:lineRule="exact"/>
+        <w:rPr>
+          <w:rFonts w:hAnsi="宋体"/>
+          <w:sz w:val="28"/>
+        </w:rPr>
+      </w:pPr>
+    </w:p>
+    <w:tbl>
+      <w:tblPr>
+        <w:tblStyle w:val="af2"/>
+        <w:tblW w:w="0" w:type="auto"/>
+        <w:jc w:val="center"/>
+        <w:tblBorders>
+          <w:top w:val="none" w:sz="0" w:space="0" w:color="auto"/>
+          <w:left w:val="none" w:sz="0" w:space="0" w:color="auto"/>
+          <w:bottom w:val="none" w:sz="0" w:space="0" w:color="auto"/>
+          <w:right w:val="none" w:sz="0" w:space="0" w:color="auto"/>
+          <w:insideH w:val="none" w:sz="0" w:space="0" w:color="auto"/>
+          <w:insideV w:val="none" w:sz="0" w:space="0" w:color="auto"/>
+        </w:tblBorders>
+        <w:tblLook w:val="04A0" w:firstRow="1" w:lastRow="0" w:firstColumn="1" w:lastColumn="0" w:noHBand="0" w:noVBand="1"/>
+      </w:tblPr>
+      <w:tblGrid>
+        <w:gridCol w:w="1701"/>
+        <w:gridCol w:w="2835"/>
+      </w:tblGrid>
+      <w:tr>
+        <w:trPr>
+          <w:jc w:val="center"/>
+        </w:trPr>
+        <w:tc>
+          <w:tcPr>
+            <w:tcW w:w="1701" w:type="dxa"/>
+          </w:tcPr>
+          <w:p>
+            <w:pPr>
+              <w:spacing w:line="400" w:lineRule="exact"/>
+              <w:rPr>
+                <w:rFonts w:hAnsi="宋体"/>
+                <w:sz w:val="28"/>
+              </w:rPr>
+            </w:pPr>
+            <w:r>
+              <w:rPr>
+                <w:rFonts w:hAnsi="宋体" w:hint="eastAsia"/>
+                <w:sz w:val="28"/>
+              </w:rPr>
+              <w:t xml:space="preserve">学 </w:t>
+            </w:r>
+            <w:r>
+              <w:rPr>
+                <w:rFonts w:hAnsi="宋体"/>
+                <w:sz w:val="28"/>
+              </w:rPr>
+              <w:t xml:space="preserve">   </w:t>
+            </w:r>
+            <w:r>
+              <w:rPr>
+                <w:rFonts w:hAnsi="宋体" w:hint="eastAsia"/>
+                <w:sz w:val="28"/>
+              </w:rPr>
+              <w:t>院：</w:t>
+            </w:r>
+          </w:p>
+        </w:tc>
+        <w:tc>
+          <w:tcPr>
+            <w:tcW w:w="2835" w:type="dxa"/>
+            <w:tcBorders>
+              <w:bottom w:val="single" w:sz="4" w:space="0" w:color="auto"/>
+            </w:tcBorders>
+          </w:tcPr>
+          <w:p>
+            <w:pPr>
+              <w:spacing w:line="400" w:lineRule="exact"/>
+              <w:jc w:val="center"/>
+              <w:rPr>
+                <w:rFonts w:hAnsi="宋体"/>
+                <w:sz w:val="28"/>
+              </w:rPr>
+            </w:pPr>
+            <w:r>
+              <w:rPr>
+                <w:rFonts w:hAnsi="宋体" w:hint="eastAsia"/>
+                <w:sz w:val="28"/>
+              </w:rPr>
+              <w:t>软件学院</w:t>
+            </w:r>
+          </w:p>
+        </w:tc>
+      </w:tr>
+      <w:tr>
+        <w:trPr>
+          <w:jc w:val="center"/>
+        </w:trPr>
+        <w:tc>
+          <w:tcPr>
+            <w:tcW w:w="1701" w:type="dxa"/>
+          </w:tcPr>
+          <w:p>
+            <w:pPr>
+              <w:spacing w:line="400" w:lineRule="exact"/>
+              <w:rPr>
+                <w:rFonts w:hAnsi="宋体"/>
+                <w:sz w:val="28"/>
+              </w:rPr>
+            </w:pPr>
+            <w:r>
+              <w:rPr>
+                <w:rFonts w:hAnsi="宋体" w:hint="eastAsia"/>
+                <w:sz w:val="28"/>
+              </w:rPr>
+              <w:t xml:space="preserve">专 </w:t>
+            </w:r>
+            <w:r>
+              <w:rPr>
+                <w:rFonts w:hAnsi="宋体"/>
+                <w:sz w:val="28"/>
+              </w:rPr>
+              <w:t xml:space="preserve">   </w:t>
+            </w:r>
+            <w:r>
+              <w:rPr>
+                <w:rFonts w:hAnsi="宋体" w:hint="eastAsia"/>
+                <w:sz w:val="28"/>
+              </w:rPr>
+              <w:t>业：</w:t>
+            </w:r>
+          </w:p>
+        </w:tc>
+        <w:tc>
+          <w:tcPr>
+            <w:tcW w:w="2835" w:type="dxa"/>
+            <w:tcBorders>
+              <w:top w:val="single" w:sz="4" w:space="0" w:color="auto"/>
+              <w:bottom w:val="single" w:sz="4" w:space="0" w:color="auto"/>
+            </w:tcBorders>
+          </w:tcPr>
+          <w:p>
+            <w:pPr>
+              <w:spacing w:line="400" w:lineRule="exact"/>
+              <w:jc w:val="center"/>
+              <w:rPr>
+                <w:rFonts w:hAnsi="宋体"/>
+                <w:sz w:val="28"/>
+              </w:rPr>
+            </w:pPr>
+            <w:r>
+              <w:rPr>
+                <w:rFonts w:hAnsi="宋体" w:hint="eastAsia"/>
+                <w:sz w:val="28"/>
+              </w:rPr>
+              <w:t>软件工程</w:t>
+            </w:r>
+          </w:p>
+        </w:tc>
+      </w:tr>
+      <w:tr>
+        <w:trPr>
+          <w:jc w:val="center"/>
+        </w:trPr>
+        <w:tc>
+          <w:tcPr>
+            <w:tcW w:w="1701" w:type="dxa"/>
+          </w:tcPr>
+          <w:p>
+            <w:pPr>
+              <w:spacing w:line="400" w:lineRule="exact"/>
+              <w:rPr>
+                <w:rFonts w:hAnsi="宋体"/>
+                <w:sz w:val="28"/>
+              </w:rPr>
+            </w:pPr>
+            <w:r>
+              <w:rPr>
+                <w:rFonts w:hAnsi="宋体" w:hint="eastAsia"/>
+                <w:sz w:val="28"/>
+              </w:rPr>
+              <w:t>学生姓名：</w:t>
+            </w:r>
+          </w:p>
+        </w:tc>
+        <w:tc>
+          <w:tcPr>
+            <w:tcW w:w="2835" w:type="dxa"/>
+            <w:tcBorders>
+              <w:top w:val="single" w:sz="4" w:space="0" w:color="auto"/>
+              <w:bottom w:val="single" w:sz="4" w:space="0" w:color="auto"/>
+            </w:tcBorders>
+          </w:tcPr>
+          <w:p>
+            <w:pPr>
+              <w:spacing w:line="400" w:lineRule="exact"/>
+              <w:jc w:val="center"/>
+              <w:rPr>
+                <w:rFonts w:hAnsi="宋体"/>
+                <w:sz w:val="28"/>
+              </w:rPr>
+            </w:pPr>
+            <w:r>
+              <w:rPr>
+                <w:rFonts w:hAnsi="宋体" w:hint="eastAsia"/>
+                <w:sz w:val="28"/>
+              </w:rPr>
+              <w:t xml:space="preserve">魏杨广 </w:t>
+            </w:r>
+            <w:r>
+              <w:rPr>
+                <w:rFonts w:hAnsi="宋体" w:hint="eastAsia"/>
+                <w:sz w:val="28"/>
+              </w:rPr>
+              <w:t>彭嘉辉</w:t>
+            </w:r>
+            <w:r>
+              <w:rPr>
+                <w:rFonts w:hAnsi="宋体" w:hint="eastAsia"/>
+                <w:sz w:val="28"/>
+              </w:rPr>
+              <w:t xml:space="preserve"> 李宇</w:t>
+            </w:r>
+            <w:r>
+              <w:rPr>
+                <w:rFonts w:hAnsi="宋体" w:hint="eastAsia"/>
+                <w:sz w:val="28"/>
+              </w:rPr>
+              <w:t>李宣莹</w:t>
+            </w:r>
+            <w:r>
+              <w:rPr>
+                <w:rFonts w:hAnsi="宋体" w:hint="eastAsia"/>
+                <w:sz w:val="28"/>
+              </w:rPr>
+              <w:t xml:space="preserve"> </w:t>
+            </w:r>
+            <w:r>
+              <w:rPr>
+                <w:rFonts w:hAnsi="宋体" w:hint="eastAsia"/>
+                <w:sz w:val="28"/>
+              </w:rPr>
+              <w:t>程佳薇</w:t>
+            </w:r>
+            <w:r>
+              <w:rPr>
+                <w:rFonts w:hAnsi="宋体" w:hint="eastAsia"/>
+                <w:sz w:val="28"/>
+              </w:rPr>
+              <w:t xml:space="preserve"> </w:t>
+            </w:r>
+            <w:r>
+              <w:rPr>
+                <w:rFonts w:hAnsi="宋体" w:hint="eastAsia"/>
+                <w:sz w:val="28"/>
+              </w:rPr>
+              <w:t>林彤</w:t>
+            </w:r>
+          </w:p>
+        </w:tc>
+      </w:tr>
+      <w:tr>
+        <w:trPr>
+          <w:jc w:val="center"/>
+        </w:trPr>
+        <w:tc>
+          <w:tcPr>
+            <w:tcW w:w="1701" w:type="dxa"/>
+          </w:tcPr>
+          <w:p>
+            <w:pPr>
+              <w:spacing w:line="400" w:lineRule="exact"/>
+              <w:rPr>
+                <w:rFonts w:hAnsi="宋体"/>
+                <w:sz w:val="28"/>
+              </w:rPr>
+            </w:pPr>
+            <w:r>
+              <w:rPr>
+                <w:rFonts w:hAnsi="宋体" w:hint="eastAsia"/>
+                <w:sz w:val="28"/>
+              </w:rPr>
+              <w:t xml:space="preserve">年 </w:t>
+            </w:r>
+            <w:r>
+              <w:rPr>
+                <w:rFonts w:hAnsi="宋体"/>
+                <w:sz w:val="28"/>
+              </w:rPr>
+              <w:t xml:space="preserve">   </w:t>
+            </w:r>
+            <w:r>
+              <w:rPr>
+                <w:rFonts w:hAnsi="宋体" w:hint="eastAsia"/>
+                <w:sz w:val="28"/>
+              </w:rPr>
+              <w:t xml:space="preserve">级： </w:t>
+            </w:r>
+          </w:p>
+        </w:tc>
+        <w:tc>
+          <w:tcPr>
+            <w:tcW w:w="2835" w:type="dxa"/>
+            <w:tcBorders>
+              <w:top w:val="single" w:sz="4" w:space="0" w:color="auto"/>
+              <w:bottom w:val="single" w:sz="4" w:space="0" w:color="auto"/>
+            </w:tcBorders>
+          </w:tcPr>
+          <w:p>
+            <w:pPr>
+              <w:spacing w:line="400" w:lineRule="exact"/>
+              <w:jc w:val="center"/>
+              <w:rPr>
+                <w:rFonts w:hAnsi="宋体"/>
+                <w:sz w:val="28"/>
+              </w:rPr>
+            </w:pPr>
+            <w:r>
+              <w:rPr>
+                <w:rFonts w:hAnsi="宋体"/>
+                <w:sz w:val="28"/>
+              </w:rPr>
+              <w:t>20</w:t>
+            </w:r>
+            <w:r>
+              <w:rPr>
+                <w:rFonts w:hAnsi="宋体" w:hint="eastAsia"/>
+                <w:sz w:val="28"/>
+              </w:rPr>
+              <w:t>23级</w:t>
+            </w:r>
+          </w:p>
+        </w:tc>
+      </w:tr>
+    </w:tbl>
+    <w:p>
+      <w:pPr>
+        <w:spacing w:line="400" w:lineRule="exact"/>
+        <w:rPr>
+          <w:rFonts w:hAnsi="宋体"/>
+          <w:sz w:val="28"/>
+        </w:rPr>
+      </w:pPr>
+    </w:p>
+    <w:p>
+      <w:pPr>
+        <w:spacing w:line="400" w:lineRule="exact"/>
+        <w:rPr>
+          <w:rFonts w:hAnsi="宋体"/>
+          <w:sz w:val="28"/>
+        </w:rPr>
+      </w:pPr>
+    </w:p>
+    <w:p>
+      <w:pPr>
+        <w:spacing w:line="400" w:lineRule="exact"/>
+        <w:rPr>
+          <w:rFonts w:hAnsi="宋体"/>
+          <w:sz w:val="28"/>
+        </w:rPr>
+      </w:pPr>
+    </w:p>
+    <w:p>
+      <w:pPr>
+        <w:rPr>
+          <w:rFonts w:hAnsi="宋体"/>
+          <w:lang w:val="zh-CN"/>
+        </w:rPr>
+      </w:pPr>
+    </w:p>
+    <w:p>
+      <w:pPr>
+        <w:rPr>
+          <w:rFonts w:hAnsi="宋体"/>
+          <w:lang w:val="zh-CN"/>
+        </w:rPr>
+      </w:pPr>
+    </w:p>
+    <w:p/>
     <w:p/>
     <w:tbl>
       <w:tblPr>
@@ -272,7 +892,14 @@
                 <w:rFonts w:ascii="仿宋_GB2312" w:eastAsia="仿宋_GB2312" w:hint="eastAsia"/>
                 <w:sz w:val="24"/>
               </w:rPr>
-              <w:t>V1.0</w:t>
+              <w:t>V1.</w:t>
+            </w:r>
+            <w:r>
+              <w:rPr>
+                <w:rFonts w:ascii="仿宋_GB2312" w:eastAsia="仿宋_GB2312"/>
+                <w:sz w:val="24"/>
+              </w:rPr>
+              <w:t>1</w:t>
             </w:r>
           </w:p>
         </w:tc>
@@ -398,7 +1025,7 @@
                 <w:rFonts w:ascii="仿宋_GB2312" w:eastAsia="仿宋_GB2312"/>
                 <w:sz w:val="24"/>
               </w:rPr>
-              <w:t>2026/3/25</w:t>
+              <w:t>2026/4/1</w:t>
             </w:r>
           </w:p>
         </w:tc>
@@ -693,6 +1320,125 @@
                 <w:sz w:val="24"/>
               </w:rPr>
               <w:t>软件需求规格说明书初稿</w:t>
+            </w:r>
+          </w:p>
+        </w:tc>
+      </w:tr>
+      <w:tr>
+        <w:trPr>
+          <w:trHeight w:val="455"/>
+        </w:trPr>
+        <w:tc>
+          <w:tcPr>
+            <w:tcW w:w="1809" w:type="dxa"/>
+            <w:tcBorders>
+              <w:top w:val="single" w:sz="8" w:space="0" w:color="7BA0CD"/>
+              <w:left w:val="single" w:sz="8" w:space="0" w:color="7BA0CD"/>
+              <w:bottom w:val="single" w:sz="8" w:space="0" w:color="7BA0CD"/>
+              <w:right w:val="single" w:sz="8" w:space="0" w:color="7BA0CD"/>
+            </w:tcBorders>
+            <w:shd w:val="clear" w:color="auto" w:fill="A7BFDE"/>
+          </w:tcPr>
+          <w:p>
+            <w:pPr>
+              <w:jc w:val="center"/>
+              <w:rPr>
+                <w:bCs/>
+              </w:rPr>
+            </w:pPr>
+            <w:r>
+              <w:rPr>
+                <w:rFonts w:hint="eastAsia"/>
+                <w:bCs/>
+              </w:rPr>
+              <w:t>V</w:t>
+            </w:r>
+            <w:r>
+              <w:rPr>
+                <w:bCs/>
+              </w:rPr>
+              <w:t>1.1</w:t>
+            </w:r>
+          </w:p>
+        </w:tc>
+        <w:tc>
+          <w:tcPr>
+            <w:tcW w:w="2410" w:type="dxa"/>
+            <w:tcBorders>
+              <w:top w:val="single" w:sz="8" w:space="0" w:color="7BA0CD"/>
+              <w:left w:val="single" w:sz="8" w:space="0" w:color="7BA0CD"/>
+              <w:bottom w:val="single" w:sz="8" w:space="0" w:color="7BA0CD"/>
+              <w:right w:val="single" w:sz="8" w:space="0" w:color="7BA0CD"/>
+            </w:tcBorders>
+            <w:shd w:val="clear" w:color="auto" w:fill="A7BFDE"/>
+          </w:tcPr>
+          <w:p>
+            <w:pPr>
+              <w:jc w:val="center"/>
+              <w:rPr>
+                <w:b/>
+              </w:rPr>
+            </w:pPr>
+            <w:r>
+              <w:rPr>
+                <w:b/>
+              </w:rPr>
+              <w:t>2026/4/1</w:t>
+            </w:r>
+          </w:p>
+        </w:tc>
+        <w:tc>
+          <w:tcPr>
+            <w:tcW w:w="2938" w:type="dxa"/>
+            <w:tcBorders>
+              <w:top w:val="single" w:sz="8" w:space="0" w:color="7BA0CD"/>
+              <w:left w:val="single" w:sz="8" w:space="0" w:color="7BA0CD"/>
+              <w:bottom w:val="single" w:sz="8" w:space="0" w:color="7BA0CD"/>
+              <w:right w:val="single" w:sz="8" w:space="0" w:color="7BA0CD"/>
+            </w:tcBorders>
+            <w:shd w:val="clear" w:color="auto" w:fill="A7BFDE"/>
+          </w:tcPr>
+          <w:p>
+            <w:pPr>
+              <w:jc w:val="center"/>
+              <w:rPr>
+                <w:b/>
+              </w:rPr>
+            </w:pPr>
+            <w:r>
+              <w:rPr>
+                <w:rFonts w:hint="eastAsia"/>
+                <w:b/>
+              </w:rPr>
+              <w:t>彭嘉辉</w:t>
+            </w:r>
+          </w:p>
+        </w:tc>
+        <w:tc>
+          <w:tcPr>
+            <w:tcW w:w="2387" w:type="dxa"/>
+            <w:tcBorders>
+              <w:top w:val="single" w:sz="8" w:space="0" w:color="7BA0CD"/>
+              <w:left w:val="single" w:sz="8" w:space="0" w:color="7BA0CD"/>
+              <w:bottom w:val="single" w:sz="8" w:space="0" w:color="7BA0CD"/>
+              <w:right w:val="single" w:sz="8" w:space="0" w:color="7BA0CD"/>
+            </w:tcBorders>
+            <w:shd w:val="clear" w:color="auto" w:fill="A7BFDE"/>
+          </w:tcPr>
+          <w:p>
+            <w:pPr>
+              <w:jc w:val="center"/>
+              <w:rPr>
+                <w:rFonts w:ascii="仿宋_GB2312" w:eastAsia="仿宋_GB2312"/>
+                <w:sz w:val="24"/>
+              </w:rPr>
+            </w:pPr>
+            <w:r>
+              <w:rPr>
+                <w:rFonts w:ascii="仿宋_GB2312" w:eastAsia="仿宋_GB2312" w:hint="eastAsia"/>
+                <w:sz w:val="24"/>
+              </w:rPr>
+              <w:t>根据反馈意见完善软件需求规格说明书</w:t>
             </w:r>
           </w:p>
         </w:tc>
@@ -1339,7 +2085,7 @@
       <w:pPr>
         <w:jc w:val="center"/>
         <w:rPr>
-          <w:rFonts w:hAnsi="宋体" w:hint="eastAsia"/>
+          <w:rFonts w:hAnsi="宋体"/>
           <w:sz w:val="28"/>
           <w:szCs w:val="28"/>
         </w:rPr>
@@ -1348,7 +2094,7 @@
     <w:p>
       <w:pPr>
         <w:rPr>
-          <w:rFonts w:hAnsi="宋体" w:hint="eastAsia"/>
+          <w:rFonts w:hAnsi="宋体"/>
           <w:sz w:val="28"/>
           <w:szCs w:val="28"/>
         </w:rPr>
@@ -1388,9 +2134,6 @@
         <w:p>
           <w:pPr>
             <w:pStyle w:val="TOC10"/>
-            <w:rPr>
-              <w:rFonts w:hint="eastAsia"/>
-            </w:rPr>
           </w:pPr>
           <w:r>
             <w:rPr>
@@ -1407,7 +2150,7 @@
               <w:tab w:val="right" w:leader="dot" w:pos="8302"/>
             </w:tabs>
             <w:rPr>
-              <w:rFonts w:asciiTheme="minorHAnsi" w:eastAsiaTheme="minorEastAsia" w:hAnsiTheme="minorHAnsi" w:cstheme="minorBidi" w:hint="eastAsia"/>
+              <w:rFonts w:asciiTheme="minorHAnsi" w:eastAsiaTheme="minorEastAsia" w:hAnsiTheme="minorHAnsi" w:cstheme="minorBidi"/>
               <w:b w:val="0"/>
               <w:bCs w:val="0"/>
               <w:caps w:val="0"/>
@@ -1429,7 +2172,7 @@
             <w:r>
               <w:rPr>
                 <w:rStyle w:val="af6"/>
-                <w:rFonts w:ascii="华文中宋" w:eastAsia="华文中宋" w:hAnsi="华文中宋" w:hint="eastAsia"/>
+                <w:rFonts w:ascii="STZhongsong" w:eastAsia="STZhongsong" w:hAnsi="STZhongsong" w:hint="eastAsia"/>
               </w:rPr>
               <w:t>1.</w:t>
             </w:r>
@@ -1448,7 +2191,7 @@
             <w:r>
               <w:rPr>
                 <w:rStyle w:val="af6"/>
-                <w:rFonts w:ascii="华文中宋" w:eastAsia="华文中宋" w:hAnsi="华文中宋" w:hint="eastAsia"/>
+                <w:rFonts w:ascii="STZhongsong" w:eastAsia="STZhongsong" w:hAnsi="STZhongsong" w:hint="eastAsia"/>
               </w:rPr>
               <w:t>引言</w:t>
             </w:r>
@@ -1509,7 +2252,7 @@
               <w:tab w:val="right" w:leader="dot" w:pos="8302"/>
             </w:tabs>
             <w:rPr>
-              <w:rFonts w:asciiTheme="minorHAnsi" w:eastAsiaTheme="minorEastAsia" w:hAnsiTheme="minorHAnsi" w:cstheme="minorBidi" w:hint="eastAsia"/>
+              <w:rFonts w:asciiTheme="minorHAnsi" w:eastAsiaTheme="minorEastAsia" w:hAnsiTheme="minorHAnsi" w:cstheme="minorBidi"/>
               <w:smallCaps w:val="0"/>
               <w:sz w:val="22"/>
               <w:szCs w:val="24"/>
@@ -1600,7 +2343,7 @@
               <w:tab w:val="right" w:leader="dot" w:pos="8302"/>
             </w:tabs>
             <w:rPr>
-              <w:rFonts w:asciiTheme="minorHAnsi" w:eastAsiaTheme="minorEastAsia" w:hAnsiTheme="minorHAnsi" w:cstheme="minorBidi" w:hint="eastAsia"/>
+              <w:rFonts w:asciiTheme="minorHAnsi" w:eastAsiaTheme="minorEastAsia" w:hAnsiTheme="minorHAnsi" w:cstheme="minorBidi"/>
               <w:smallCaps w:val="0"/>
               <w:sz w:val="22"/>
               <w:szCs w:val="24"/>
@@ -1691,7 +2434,7 @@
               <w:tab w:val="right" w:leader="dot" w:pos="8302"/>
             </w:tabs>
             <w:rPr>
-              <w:rFonts w:asciiTheme="minorHAnsi" w:eastAsiaTheme="minorEastAsia" w:hAnsiTheme="minorHAnsi" w:cstheme="minorBidi" w:hint="eastAsia"/>
+              <w:rFonts w:asciiTheme="minorHAnsi" w:eastAsiaTheme="minorEastAsia" w:hAnsiTheme="minorHAnsi" w:cstheme="minorBidi"/>
               <w:smallCaps w:val="0"/>
               <w:sz w:val="22"/>
               <w:szCs w:val="24"/>
@@ -1782,7 +2525,7 @@
               <w:tab w:val="right" w:leader="dot" w:pos="8302"/>
             </w:tabs>
             <w:rPr>
-              <w:rFonts w:asciiTheme="minorHAnsi" w:eastAsiaTheme="minorEastAsia" w:hAnsiTheme="minorHAnsi" w:cstheme="minorBidi" w:hint="eastAsia"/>
+              <w:rFonts w:asciiTheme="minorHAnsi" w:eastAsiaTheme="minorEastAsia" w:hAnsiTheme="minorHAnsi" w:cstheme="minorBidi"/>
               <w:smallCaps w:val="0"/>
               <w:sz w:val="22"/>
               <w:szCs w:val="24"/>
@@ -1873,7 +2616,7 @@
               <w:tab w:val="right" w:leader="dot" w:pos="8302"/>
             </w:tabs>
             <w:rPr>
-              <w:rFonts w:asciiTheme="minorHAnsi" w:eastAsiaTheme="minorEastAsia" w:hAnsiTheme="minorHAnsi" w:cstheme="minorBidi" w:hint="eastAsia"/>
+              <w:rFonts w:asciiTheme="minorHAnsi" w:eastAsiaTheme="minorEastAsia" w:hAnsiTheme="minorHAnsi" w:cstheme="minorBidi"/>
               <w:smallCaps w:val="0"/>
               <w:sz w:val="22"/>
               <w:szCs w:val="24"/>
@@ -1964,7 +2707,7 @@
               <w:tab w:val="right" w:leader="dot" w:pos="8302"/>
             </w:tabs>
             <w:rPr>
-              <w:rFonts w:asciiTheme="minorHAnsi" w:eastAsiaTheme="minorEastAsia" w:hAnsiTheme="minorHAnsi" w:cstheme="minorBidi" w:hint="eastAsia"/>
+              <w:rFonts w:asciiTheme="minorHAnsi" w:eastAsiaTheme="minorEastAsia" w:hAnsiTheme="minorHAnsi" w:cstheme="minorBidi"/>
               <w:b w:val="0"/>
               <w:bCs w:val="0"/>
               <w:caps w:val="0"/>
@@ -1977,7 +2720,7 @@
             <w:r>
               <w:rPr>
                 <w:rStyle w:val="af6"/>
-                <w:rFonts w:ascii="华文中宋" w:eastAsia="华文中宋" w:hAnsi="华文中宋" w:hint="eastAsia"/>
+                <w:rFonts w:ascii="STZhongsong" w:eastAsia="STZhongsong" w:hAnsi="STZhongsong" w:hint="eastAsia"/>
               </w:rPr>
               <w:t>2.</w:t>
             </w:r>
@@ -1996,7 +2739,7 @@
             <w:r>
               <w:rPr>
                 <w:rStyle w:val="af6"/>
-                <w:rFonts w:ascii="华文中宋" w:eastAsia="华文中宋" w:hAnsi="华文中宋" w:hint="eastAsia"/>
+                <w:rFonts w:ascii="STZhongsong" w:eastAsia="STZhongsong" w:hAnsi="STZhongsong" w:hint="eastAsia"/>
               </w:rPr>
               <w:t>需求概述</w:t>
             </w:r>
@@ -2057,7 +2800,7 @@
               <w:tab w:val="right" w:leader="dot" w:pos="8302"/>
             </w:tabs>
             <w:rPr>
-              <w:rFonts w:asciiTheme="minorHAnsi" w:eastAsiaTheme="minorEastAsia" w:hAnsiTheme="minorHAnsi" w:cstheme="minorBidi" w:hint="eastAsia"/>
+              <w:rFonts w:asciiTheme="minorHAnsi" w:eastAsiaTheme="minorEastAsia" w:hAnsiTheme="minorHAnsi" w:cstheme="minorBidi"/>
               <w:smallCaps w:val="0"/>
               <w:sz w:val="22"/>
               <w:szCs w:val="24"/>
@@ -2148,7 +2891,7 @@
               <w:tab w:val="right" w:leader="dot" w:pos="8302"/>
             </w:tabs>
             <w:rPr>
-              <w:rFonts w:asciiTheme="minorHAnsi" w:eastAsiaTheme="minorEastAsia" w:hAnsiTheme="minorHAnsi" w:cstheme="minorBidi" w:hint="eastAsia"/>
+              <w:rFonts w:asciiTheme="minorHAnsi" w:eastAsiaTheme="minorEastAsia" w:hAnsiTheme="minorHAnsi" w:cstheme="minorBidi"/>
               <w:smallCaps w:val="0"/>
               <w:sz w:val="22"/>
               <w:szCs w:val="24"/>
@@ -2239,7 +2982,7 @@
               <w:tab w:val="right" w:leader="dot" w:pos="8302"/>
             </w:tabs>
             <w:rPr>
-              <w:rFonts w:asciiTheme="minorHAnsi" w:eastAsiaTheme="minorEastAsia" w:hAnsiTheme="minorHAnsi" w:cstheme="minorBidi" w:hint="eastAsia"/>
+              <w:rFonts w:asciiTheme="minorHAnsi" w:eastAsiaTheme="minorEastAsia" w:hAnsiTheme="minorHAnsi" w:cstheme="minorBidi"/>
               <w:smallCaps w:val="0"/>
               <w:sz w:val="22"/>
               <w:szCs w:val="24"/>
@@ -2330,7 +3073,7 @@
               <w:tab w:val="right" w:leader="dot" w:pos="8302"/>
             </w:tabs>
             <w:rPr>
-              <w:rFonts w:asciiTheme="minorHAnsi" w:eastAsiaTheme="minorEastAsia" w:hAnsiTheme="minorHAnsi" w:cstheme="minorBidi" w:hint="eastAsia"/>
+              <w:rFonts w:asciiTheme="minorHAnsi" w:eastAsiaTheme="minorEastAsia" w:hAnsiTheme="minorHAnsi" w:cstheme="minorBidi"/>
               <w:smallCaps w:val="0"/>
               <w:sz w:val="22"/>
               <w:szCs w:val="24"/>
@@ -2421,7 +3164,7 @@
               <w:tab w:val="right" w:leader="dot" w:pos="8302"/>
             </w:tabs>
             <w:rPr>
-              <w:rFonts w:asciiTheme="minorHAnsi" w:eastAsiaTheme="minorEastAsia" w:hAnsiTheme="minorHAnsi" w:cstheme="minorBidi" w:hint="eastAsia"/>
+              <w:rFonts w:asciiTheme="minorHAnsi" w:eastAsiaTheme="minorEastAsia" w:hAnsiTheme="minorHAnsi" w:cstheme="minorBidi"/>
               <w:smallCaps w:val="0"/>
               <w:sz w:val="22"/>
               <w:szCs w:val="24"/>
@@ -2512,7 +3255,7 @@
               <w:tab w:val="right" w:leader="dot" w:pos="8302"/>
             </w:tabs>
             <w:rPr>
-              <w:rFonts w:asciiTheme="minorHAnsi" w:eastAsiaTheme="minorEastAsia" w:hAnsiTheme="minorHAnsi" w:cstheme="minorBidi" w:hint="eastAsia"/>
+              <w:rFonts w:asciiTheme="minorHAnsi" w:eastAsiaTheme="minorEastAsia" w:hAnsiTheme="minorHAnsi" w:cstheme="minorBidi"/>
               <w:smallCaps w:val="0"/>
               <w:sz w:val="22"/>
               <w:szCs w:val="24"/>
@@ -2603,7 +3346,7 @@
               <w:tab w:val="right" w:leader="dot" w:pos="8302"/>
             </w:tabs>
             <w:rPr>
-              <w:rFonts w:asciiTheme="minorHAnsi" w:eastAsiaTheme="minorEastAsia" w:hAnsiTheme="minorHAnsi" w:cstheme="minorBidi" w:hint="eastAsia"/>
+              <w:rFonts w:asciiTheme="minorHAnsi" w:eastAsiaTheme="minorEastAsia" w:hAnsiTheme="minorHAnsi" w:cstheme="minorBidi"/>
               <w:b w:val="0"/>
               <w:bCs w:val="0"/>
               <w:caps w:val="0"/>
@@ -2616,7 +3359,7 @@
             <w:r>
               <w:rPr>
                 <w:rStyle w:val="af6"/>
-                <w:rFonts w:ascii="华文中宋" w:eastAsia="华文中宋" w:hAnsi="华文中宋" w:hint="eastAsia"/>
+                <w:rFonts w:ascii="STZhongsong" w:eastAsia="STZhongsong" w:hAnsi="STZhongsong" w:hint="eastAsia"/>
               </w:rPr>
               <w:t>3.</w:t>
             </w:r>
@@ -2635,7 +3378,7 @@
             <w:r>
               <w:rPr>
                 <w:rStyle w:val="af6"/>
-                <w:rFonts w:ascii="华文中宋" w:eastAsia="华文中宋" w:hAnsi="华文中宋" w:hint="eastAsia"/>
+                <w:rFonts w:ascii="STZhongsong" w:eastAsia="STZhongsong" w:hAnsi="STZhongsong" w:hint="eastAsia"/>
               </w:rPr>
               <w:t>外部接口需求</w:t>
             </w:r>
@@ -2696,7 +3439,7 @@
               <w:tab w:val="right" w:leader="dot" w:pos="8302"/>
             </w:tabs>
             <w:rPr>
-              <w:rFonts w:asciiTheme="minorHAnsi" w:eastAsiaTheme="minorEastAsia" w:hAnsiTheme="minorHAnsi" w:cstheme="minorBidi" w:hint="eastAsia"/>
+              <w:rFonts w:asciiTheme="minorHAnsi" w:eastAsiaTheme="minorEastAsia" w:hAnsiTheme="minorHAnsi" w:cstheme="minorBidi"/>
               <w:smallCaps w:val="0"/>
               <w:sz w:val="22"/>
               <w:szCs w:val="24"/>
@@ -2787,7 +3530,7 @@
               <w:tab w:val="right" w:leader="dot" w:pos="8302"/>
             </w:tabs>
             <w:rPr>
-              <w:rFonts w:asciiTheme="minorHAnsi" w:eastAsiaTheme="minorEastAsia" w:hAnsiTheme="minorHAnsi" w:cstheme="minorBidi" w:hint="eastAsia"/>
+              <w:rFonts w:asciiTheme="minorHAnsi" w:eastAsiaTheme="minorEastAsia" w:hAnsiTheme="minorHAnsi" w:cstheme="minorBidi"/>
               <w:smallCaps w:val="0"/>
               <w:sz w:val="22"/>
               <w:szCs w:val="24"/>
@@ -2878,7 +3621,7 @@
               <w:tab w:val="right" w:leader="dot" w:pos="8302"/>
             </w:tabs>
             <w:rPr>
-              <w:rFonts w:asciiTheme="minorHAnsi" w:eastAsiaTheme="minorEastAsia" w:hAnsiTheme="minorHAnsi" w:cstheme="minorBidi" w:hint="eastAsia"/>
+              <w:rFonts w:asciiTheme="minorHAnsi" w:eastAsiaTheme="minorEastAsia" w:hAnsiTheme="minorHAnsi" w:cstheme="minorBidi"/>
               <w:smallCaps w:val="0"/>
               <w:sz w:val="22"/>
               <w:szCs w:val="24"/>
@@ -2969,7 +3712,7 @@
               <w:tab w:val="right" w:leader="dot" w:pos="8302"/>
             </w:tabs>
             <w:rPr>
-              <w:rFonts w:asciiTheme="minorHAnsi" w:eastAsiaTheme="minorEastAsia" w:hAnsiTheme="minorHAnsi" w:cstheme="minorBidi" w:hint="eastAsia"/>
+              <w:rFonts w:asciiTheme="minorHAnsi" w:eastAsiaTheme="minorEastAsia" w:hAnsiTheme="minorHAnsi" w:cstheme="minorBidi"/>
               <w:b w:val="0"/>
               <w:bCs w:val="0"/>
               <w:caps w:val="0"/>
@@ -2982,7 +3725,7 @@
             <w:r>
               <w:rPr>
                 <w:rStyle w:val="af6"/>
-                <w:rFonts w:ascii="华文中宋" w:eastAsia="华文中宋" w:hAnsi="华文中宋" w:hint="eastAsia"/>
+                <w:rFonts w:ascii="STZhongsong" w:eastAsia="STZhongsong" w:hAnsi="STZhongsong" w:hint="eastAsia"/>
               </w:rPr>
               <w:t>4.</w:t>
             </w:r>
@@ -3001,7 +3744,7 @@
             <w:r>
               <w:rPr>
                 <w:rStyle w:val="af6"/>
-                <w:rFonts w:ascii="华文中宋" w:eastAsia="华文中宋" w:hAnsi="华文中宋" w:hint="eastAsia"/>
+                <w:rFonts w:ascii="STZhongsong" w:eastAsia="STZhongsong" w:hAnsi="STZhongsong" w:hint="eastAsia"/>
               </w:rPr>
               <w:t>功能需求</w:t>
             </w:r>
@@ -3062,7 +3805,7 @@
               <w:tab w:val="right" w:leader="dot" w:pos="8302"/>
             </w:tabs>
             <w:rPr>
-              <w:rFonts w:asciiTheme="minorHAnsi" w:eastAsiaTheme="minorEastAsia" w:hAnsiTheme="minorHAnsi" w:cstheme="minorBidi" w:hint="eastAsia"/>
+              <w:rFonts w:asciiTheme="minorHAnsi" w:eastAsiaTheme="minorEastAsia" w:hAnsiTheme="minorHAnsi" w:cstheme="minorBidi"/>
               <w:smallCaps w:val="0"/>
               <w:sz w:val="22"/>
               <w:szCs w:val="24"/>
@@ -3153,7 +3896,7 @@
               <w:tab w:val="right" w:leader="dot" w:pos="8302"/>
             </w:tabs>
             <w:rPr>
-              <w:rFonts w:asciiTheme="minorHAnsi" w:eastAsiaTheme="minorEastAsia" w:hAnsiTheme="minorHAnsi" w:cstheme="minorBidi" w:hint="eastAsia"/>
+              <w:rFonts w:asciiTheme="minorHAnsi" w:eastAsiaTheme="minorEastAsia" w:hAnsiTheme="minorHAnsi" w:cstheme="minorBidi"/>
               <w:smallCaps w:val="0"/>
               <w:sz w:val="22"/>
               <w:szCs w:val="24"/>
@@ -3244,7 +3987,7 @@
               <w:tab w:val="right" w:leader="dot" w:pos="8302"/>
             </w:tabs>
             <w:rPr>
-              <w:rFonts w:asciiTheme="minorHAnsi" w:eastAsiaTheme="minorEastAsia" w:hAnsiTheme="minorHAnsi" w:cstheme="minorBidi" w:hint="eastAsia"/>
+              <w:rFonts w:asciiTheme="minorHAnsi" w:eastAsiaTheme="minorEastAsia" w:hAnsiTheme="minorHAnsi" w:cstheme="minorBidi"/>
               <w:smallCaps w:val="0"/>
               <w:sz w:val="22"/>
               <w:szCs w:val="24"/>
@@ -3335,7 +4078,7 @@
               <w:tab w:val="right" w:leader="dot" w:pos="8302"/>
             </w:tabs>
             <w:rPr>
-              <w:rFonts w:asciiTheme="minorHAnsi" w:eastAsiaTheme="minorEastAsia" w:hAnsiTheme="minorHAnsi" w:cstheme="minorBidi" w:hint="eastAsia"/>
+              <w:rFonts w:asciiTheme="minorHAnsi" w:eastAsiaTheme="minorEastAsia" w:hAnsiTheme="minorHAnsi" w:cstheme="minorBidi"/>
               <w:smallCaps w:val="0"/>
               <w:sz w:val="22"/>
               <w:szCs w:val="24"/>
@@ -3426,7 +4169,7 @@
               <w:tab w:val="right" w:leader="dot" w:pos="8302"/>
             </w:tabs>
             <w:rPr>
-              <w:rFonts w:asciiTheme="minorHAnsi" w:eastAsiaTheme="minorEastAsia" w:hAnsiTheme="minorHAnsi" w:cstheme="minorBidi" w:hint="eastAsia"/>
+              <w:rFonts w:asciiTheme="minorHAnsi" w:eastAsiaTheme="minorEastAsia" w:hAnsiTheme="minorHAnsi" w:cstheme="minorBidi"/>
               <w:smallCaps w:val="0"/>
               <w:sz w:val="22"/>
               <w:szCs w:val="24"/>
@@ -3541,7 +4284,7 @@
               <w:tab w:val="right" w:leader="dot" w:pos="8302"/>
             </w:tabs>
             <w:rPr>
-              <w:rFonts w:asciiTheme="minorHAnsi" w:eastAsiaTheme="minorEastAsia" w:hAnsiTheme="minorHAnsi" w:cstheme="minorBidi" w:hint="eastAsia"/>
+              <w:rFonts w:asciiTheme="minorHAnsi" w:eastAsiaTheme="minorEastAsia" w:hAnsiTheme="minorHAnsi" w:cstheme="minorBidi"/>
               <w:b w:val="0"/>
               <w:bCs w:val="0"/>
               <w:caps w:val="0"/>
@@ -3554,7 +4297,7 @@
             <w:r>
               <w:rPr>
                 <w:rStyle w:val="af6"/>
-                <w:rFonts w:ascii="华文中宋" w:eastAsia="华文中宋" w:hAnsi="华文中宋" w:hint="eastAsia"/>
+                <w:rFonts w:ascii="STZhongsong" w:eastAsia="STZhongsong" w:hAnsi="STZhongsong" w:hint="eastAsia"/>
               </w:rPr>
               <w:t>5.</w:t>
             </w:r>
@@ -3573,7 +4316,7 @@
             <w:r>
               <w:rPr>
                 <w:rStyle w:val="af6"/>
-                <w:rFonts w:ascii="华文中宋" w:eastAsia="华文中宋" w:hAnsi="华文中宋" w:hint="eastAsia"/>
+                <w:rFonts w:ascii="STZhongsong" w:eastAsia="STZhongsong" w:hAnsi="STZhongsong" w:hint="eastAsia"/>
               </w:rPr>
               <w:t>5 其他非功能需求</w:t>
             </w:r>
@@ -3634,7 +4377,7 @@
               <w:tab w:val="right" w:leader="dot" w:pos="8302"/>
             </w:tabs>
             <w:rPr>
-              <w:rFonts w:asciiTheme="minorHAnsi" w:eastAsiaTheme="minorEastAsia" w:hAnsiTheme="minorHAnsi" w:cstheme="minorBidi" w:hint="eastAsia"/>
+              <w:rFonts w:asciiTheme="minorHAnsi" w:eastAsiaTheme="minorEastAsia" w:hAnsiTheme="minorHAnsi" w:cstheme="minorBidi"/>
               <w:smallCaps w:val="0"/>
               <w:sz w:val="22"/>
               <w:szCs w:val="24"/>
@@ -3725,7 +4468,7 @@
               <w:tab w:val="right" w:leader="dot" w:pos="8302"/>
             </w:tabs>
             <w:rPr>
-              <w:rFonts w:asciiTheme="minorHAnsi" w:eastAsiaTheme="minorEastAsia" w:hAnsiTheme="minorHAnsi" w:cstheme="minorBidi" w:hint="eastAsia"/>
+              <w:rFonts w:asciiTheme="minorHAnsi" w:eastAsiaTheme="minorEastAsia" w:hAnsiTheme="minorHAnsi" w:cstheme="minorBidi"/>
               <w:smallCaps w:val="0"/>
               <w:sz w:val="22"/>
               <w:szCs w:val="24"/>
@@ -3816,7 +4559,7 @@
               <w:tab w:val="right" w:leader="dot" w:pos="8302"/>
             </w:tabs>
             <w:rPr>
-              <w:rFonts w:asciiTheme="minorHAnsi" w:eastAsiaTheme="minorEastAsia" w:hAnsiTheme="minorHAnsi" w:cstheme="minorBidi" w:hint="eastAsia"/>
+              <w:rFonts w:asciiTheme="minorHAnsi" w:eastAsiaTheme="minorEastAsia" w:hAnsiTheme="minorHAnsi" w:cstheme="minorBidi"/>
               <w:smallCaps w:val="0"/>
               <w:sz w:val="22"/>
               <w:szCs w:val="24"/>
@@ -3907,7 +4650,7 @@
               <w:tab w:val="right" w:leader="dot" w:pos="8302"/>
             </w:tabs>
             <w:rPr>
-              <w:rFonts w:asciiTheme="minorHAnsi" w:eastAsiaTheme="minorEastAsia" w:hAnsiTheme="minorHAnsi" w:cstheme="minorBidi" w:hint="eastAsia"/>
+              <w:rFonts w:asciiTheme="minorHAnsi" w:eastAsiaTheme="minorEastAsia" w:hAnsiTheme="minorHAnsi" w:cstheme="minorBidi"/>
               <w:smallCaps w:val="0"/>
               <w:sz w:val="22"/>
               <w:szCs w:val="24"/>
@@ -3998,7 +4741,7 @@
               <w:tab w:val="right" w:leader="dot" w:pos="8302"/>
             </w:tabs>
             <w:rPr>
-              <w:rFonts w:asciiTheme="minorHAnsi" w:eastAsiaTheme="minorEastAsia" w:hAnsiTheme="minorHAnsi" w:cstheme="minorBidi" w:hint="eastAsia"/>
+              <w:rFonts w:asciiTheme="minorHAnsi" w:eastAsiaTheme="minorEastAsia" w:hAnsiTheme="minorHAnsi" w:cstheme="minorBidi"/>
               <w:smallCaps w:val="0"/>
               <w:sz w:val="22"/>
               <w:szCs w:val="24"/>
@@ -4089,7 +4832,7 @@
               <w:tab w:val="right" w:leader="dot" w:pos="8302"/>
             </w:tabs>
             <w:rPr>
-              <w:rFonts w:asciiTheme="minorHAnsi" w:eastAsiaTheme="minorEastAsia" w:hAnsiTheme="minorHAnsi" w:cstheme="minorBidi" w:hint="eastAsia"/>
+              <w:rFonts w:asciiTheme="minorHAnsi" w:eastAsiaTheme="minorEastAsia" w:hAnsiTheme="minorHAnsi" w:cstheme="minorBidi"/>
               <w:smallCaps w:val="0"/>
               <w:sz w:val="22"/>
               <w:szCs w:val="24"/>
@@ -4180,7 +4923,7 @@
               <w:tab w:val="right" w:leader="dot" w:pos="8302"/>
             </w:tabs>
             <w:rPr>
-              <w:rFonts w:asciiTheme="minorHAnsi" w:eastAsiaTheme="minorEastAsia" w:hAnsiTheme="minorHAnsi" w:cstheme="minorBidi" w:hint="eastAsia"/>
+              <w:rFonts w:asciiTheme="minorHAnsi" w:eastAsiaTheme="minorEastAsia" w:hAnsiTheme="minorHAnsi" w:cstheme="minorBidi"/>
               <w:smallCaps w:val="0"/>
               <w:sz w:val="22"/>
               <w:szCs w:val="24"/>
@@ -4271,7 +5014,7 @@
               <w:tab w:val="right" w:leader="dot" w:pos="8302"/>
             </w:tabs>
             <w:rPr>
-              <w:rFonts w:asciiTheme="minorHAnsi" w:eastAsiaTheme="minorEastAsia" w:hAnsiTheme="minorHAnsi" w:cstheme="minorBidi" w:hint="eastAsia"/>
+              <w:rFonts w:asciiTheme="minorHAnsi" w:eastAsiaTheme="minorEastAsia" w:hAnsiTheme="minorHAnsi" w:cstheme="minorBidi"/>
               <w:b w:val="0"/>
               <w:bCs w:val="0"/>
               <w:caps w:val="0"/>
@@ -4284,7 +5027,7 @@
             <w:r>
               <w:rPr>
                 <w:rStyle w:val="af6"/>
-                <w:rFonts w:ascii="华文中宋" w:eastAsia="华文中宋" w:hAnsi="华文中宋" w:hint="eastAsia"/>
+                <w:rFonts w:ascii="STZhongsong" w:eastAsia="STZhongsong" w:hAnsi="STZhongsong" w:hint="eastAsia"/>
               </w:rPr>
               <w:t>6.</w:t>
             </w:r>
@@ -4303,7 +5046,7 @@
             <w:r>
               <w:rPr>
                 <w:rStyle w:val="af6"/>
-                <w:rFonts w:ascii="华文中宋" w:eastAsia="华文中宋" w:hAnsi="华文中宋" w:hint="eastAsia"/>
+                <w:rFonts w:ascii="STZhongsong" w:eastAsia="STZhongsong" w:hAnsi="STZhongsong" w:hint="eastAsia"/>
               </w:rPr>
               <w:t>其他需求</w:t>
             </w:r>
@@ -4364,7 +5107,7 @@
               <w:tab w:val="right" w:leader="dot" w:pos="8302"/>
             </w:tabs>
             <w:rPr>
-              <w:rFonts w:asciiTheme="minorHAnsi" w:eastAsiaTheme="minorEastAsia" w:hAnsiTheme="minorHAnsi" w:cstheme="minorBidi" w:hint="eastAsia"/>
+              <w:rFonts w:asciiTheme="minorHAnsi" w:eastAsiaTheme="minorEastAsia" w:hAnsiTheme="minorHAnsi" w:cstheme="minorBidi"/>
               <w:smallCaps w:val="0"/>
               <w:sz w:val="22"/>
               <w:szCs w:val="24"/>
@@ -4455,7 +5198,7 @@
               <w:tab w:val="right" w:leader="dot" w:pos="8302"/>
             </w:tabs>
             <w:rPr>
-              <w:rFonts w:asciiTheme="minorHAnsi" w:eastAsiaTheme="minorEastAsia" w:hAnsiTheme="minorHAnsi" w:cstheme="minorBidi" w:hint="eastAsia"/>
+              <w:rFonts w:asciiTheme="minorHAnsi" w:eastAsiaTheme="minorEastAsia" w:hAnsiTheme="minorHAnsi" w:cstheme="minorBidi"/>
               <w:smallCaps w:val="0"/>
               <w:sz w:val="22"/>
               <w:szCs w:val="24"/>
@@ -4546,7 +5289,7 @@
               <w:tab w:val="right" w:leader="dot" w:pos="8302"/>
             </w:tabs>
             <w:rPr>
-              <w:rFonts w:asciiTheme="minorHAnsi" w:eastAsiaTheme="minorEastAsia" w:hAnsiTheme="minorHAnsi" w:cstheme="minorBidi" w:hint="eastAsia"/>
+              <w:rFonts w:asciiTheme="minorHAnsi" w:eastAsiaTheme="minorEastAsia" w:hAnsiTheme="minorHAnsi" w:cstheme="minorBidi"/>
               <w:smallCaps w:val="0"/>
               <w:sz w:val="22"/>
               <w:szCs w:val="24"/>
@@ -4637,7 +5380,7 @@
               <w:tab w:val="right" w:leader="dot" w:pos="8302"/>
             </w:tabs>
             <w:rPr>
-              <w:rFonts w:asciiTheme="minorHAnsi" w:eastAsiaTheme="minorEastAsia" w:hAnsiTheme="minorHAnsi" w:cstheme="minorBidi" w:hint="eastAsia"/>
+              <w:rFonts w:asciiTheme="minorHAnsi" w:eastAsiaTheme="minorEastAsia" w:hAnsiTheme="minorHAnsi" w:cstheme="minorBidi"/>
               <w:b w:val="0"/>
               <w:bCs w:val="0"/>
               <w:caps w:val="0"/>
@@ -4650,7 +5393,7 @@
             <w:r>
               <w:rPr>
                 <w:rStyle w:val="af6"/>
-                <w:rFonts w:ascii="华文中宋" w:eastAsia="华文中宋" w:hAnsi="华文中宋" w:hint="eastAsia"/>
+                <w:rFonts w:ascii="STZhongsong" w:eastAsia="STZhongsong" w:hAnsi="STZhongsong" w:hint="eastAsia"/>
               </w:rPr>
               <w:t>7.</w:t>
             </w:r>
@@ -4669,7 +5412,7 @@
             <w:r>
               <w:rPr>
                 <w:rStyle w:val="af6"/>
-                <w:rFonts w:ascii="华文中宋" w:eastAsia="华文中宋" w:hAnsi="华文中宋" w:hint="eastAsia"/>
+                <w:rFonts w:ascii="STZhongsong" w:eastAsia="STZhongsong" w:hAnsi="STZhongsong" w:hint="eastAsia"/>
               </w:rPr>
               <w:t>附录 A：术语表</w:t>
             </w:r>
@@ -4730,7 +5473,7 @@
               <w:tab w:val="right" w:leader="dot" w:pos="8302"/>
             </w:tabs>
             <w:rPr>
-              <w:rFonts w:asciiTheme="minorHAnsi" w:eastAsiaTheme="minorEastAsia" w:hAnsiTheme="minorHAnsi" w:cstheme="minorBidi" w:hint="eastAsia"/>
+              <w:rFonts w:asciiTheme="minorHAnsi" w:eastAsiaTheme="minorEastAsia" w:hAnsiTheme="minorHAnsi" w:cstheme="minorBidi"/>
               <w:b w:val="0"/>
               <w:bCs w:val="0"/>
               <w:caps w:val="0"/>
@@ -4743,7 +5486,7 @@
             <w:r>
               <w:rPr>
                 <w:rStyle w:val="af6"/>
-                <w:rFonts w:ascii="华文中宋" w:eastAsia="华文中宋" w:hAnsi="华文中宋" w:hint="eastAsia"/>
+                <w:rFonts w:ascii="STZhongsong" w:eastAsia="STZhongsong" w:hAnsi="STZhongsong" w:hint="eastAsia"/>
               </w:rPr>
               <w:t>8.</w:t>
             </w:r>
@@ -4762,7 +5505,7 @@
             <w:r>
               <w:rPr>
                 <w:rStyle w:val="af6"/>
-                <w:rFonts w:ascii="华文中宋" w:eastAsia="华文中宋" w:hAnsi="华文中宋" w:hint="eastAsia"/>
+                <w:rFonts w:ascii="STZhongsong" w:eastAsia="STZhongsong" w:hAnsi="STZhongsong" w:hint="eastAsia"/>
               </w:rPr>
               <w:t>附录 B：需求跟踪矩阵</w:t>
             </w:r>
@@ -4823,7 +5566,7 @@
               <w:tab w:val="right" w:leader="dot" w:pos="8302"/>
             </w:tabs>
             <w:rPr>
-              <w:rFonts w:asciiTheme="minorHAnsi" w:eastAsiaTheme="minorEastAsia" w:hAnsiTheme="minorHAnsi" w:cstheme="minorBidi" w:hint="eastAsia"/>
+              <w:rFonts w:asciiTheme="minorHAnsi" w:eastAsiaTheme="minorEastAsia" w:hAnsiTheme="minorHAnsi" w:cstheme="minorBidi"/>
               <w:smallCaps w:val="0"/>
               <w:sz w:val="22"/>
               <w:szCs w:val="24"/>
@@ -4954,7 +5697,7 @@
               <w:tab w:val="right" w:leader="dot" w:pos="8302"/>
             </w:tabs>
             <w:rPr>
-              <w:rFonts w:asciiTheme="minorHAnsi" w:eastAsiaTheme="minorEastAsia" w:hAnsiTheme="minorHAnsi" w:cstheme="minorBidi" w:hint="eastAsia"/>
+              <w:rFonts w:asciiTheme="minorHAnsi" w:eastAsiaTheme="minorEastAsia" w:hAnsiTheme="minorHAnsi" w:cstheme="minorBidi"/>
               <w:smallCaps w:val="0"/>
               <w:sz w:val="22"/>
               <w:szCs w:val="24"/>
@@ -5085,7 +5828,7 @@
               <w:tab w:val="right" w:leader="dot" w:pos="8302"/>
             </w:tabs>
             <w:rPr>
-              <w:rFonts w:asciiTheme="minorHAnsi" w:eastAsiaTheme="minorEastAsia" w:hAnsiTheme="minorHAnsi" w:cstheme="minorBidi" w:hint="eastAsia"/>
+              <w:rFonts w:asciiTheme="minorHAnsi" w:eastAsiaTheme="minorEastAsia" w:hAnsiTheme="minorHAnsi" w:cstheme="minorBidi"/>
               <w:smallCaps w:val="0"/>
               <w:sz w:val="22"/>
               <w:szCs w:val="24"/>
@@ -5191,7 +5934,7 @@
     <w:p>
       <w:pPr>
         <w:rPr>
-          <w:rFonts w:hAnsi="宋体" w:hint="eastAsia"/>
+          <w:rFonts w:hAnsi="宋体"/>
           <w:sz w:val="28"/>
           <w:szCs w:val="28"/>
         </w:rPr>
@@ -5211,7 +5954,7 @@
           <w:numId w:val="3"/>
         </w:numPr>
         <w:rPr>
-          <w:rFonts w:ascii="华文中宋" w:eastAsia="华文中宋" w:hAnsi="华文中宋" w:hint="eastAsia"/>
+          <w:rFonts w:ascii="STZhongsong" w:eastAsia="STZhongsong" w:hAnsi="STZhongsong"/>
           <w:kern w:val="2"/>
           <w:sz w:val="44"/>
           <w:szCs w:val="44"/>
@@ -5221,7 +5964,7 @@
       <w:bookmarkStart w:id="1" w:name="_Toc225328509"/>
       <w:r>
         <w:rPr>
-          <w:rFonts w:ascii="华文中宋" w:eastAsia="华文中宋" w:hAnsi="华文中宋" w:hint="eastAsia"/>
+          <w:rFonts w:ascii="STZhongsong" w:eastAsia="STZhongsong" w:hAnsi="STZhongsong" w:hint="eastAsia"/>
           <w:kern w:val="2"/>
           <w:sz w:val="44"/>
           <w:szCs w:val="44"/>
@@ -5331,7 +6074,7 @@
           <w:numId w:val="9"/>
         </w:numPr>
         <w:rPr>
-          <w:rFonts w:hAnsi="宋体" w:hint="eastAsia"/>
+          <w:rFonts w:hAnsi="宋体"/>
           <w:sz w:val="24"/>
         </w:rPr>
       </w:pPr>
@@ -5371,7 +6114,7 @@
         <w:autoSpaceDE w:val="0"/>
         <w:autoSpaceDN w:val="0"/>
         <w:adjustRightInd w:val="0"/>
-        <w:ind w:firstLineChars="200" w:firstLine="482"/>
+        <w:ind w:firstLineChars="200" w:firstLine="489"/>
         <w:rPr>
           <w:sz w:val="24"/>
         </w:rPr>
@@ -5398,7 +6141,7 @@
         <w:autoSpaceDE w:val="0"/>
         <w:autoSpaceDN w:val="0"/>
         <w:adjustRightInd w:val="0"/>
-        <w:ind w:firstLineChars="200" w:firstLine="482"/>
+        <w:ind w:firstLineChars="200" w:firstLine="489"/>
         <w:rPr>
           <w:sz w:val="24"/>
         </w:rPr>
@@ -5425,7 +6168,7 @@
         <w:autoSpaceDE w:val="0"/>
         <w:autoSpaceDN w:val="0"/>
         <w:adjustRightInd w:val="0"/>
-        <w:ind w:firstLineChars="200" w:firstLine="482"/>
+        <w:ind w:firstLineChars="200" w:firstLine="489"/>
         <w:rPr>
           <w:sz w:val="24"/>
         </w:rPr>
@@ -5667,7 +6410,21 @@
         <w:rPr>
           <w:sz w:val="24"/>
         </w:rPr>
-        <w:t>系统采用前后端分离架构，后端基于FastAPI异步框架，前端基于Vue3，大模型采用Qwen</w:t>
+        <w:t>系统采用前后端分离架构，后端基于</w:t>
+      </w:r>
+      <w:proofErr w:type="spellStart"/>
+      <w:r>
+        <w:rPr>
+          <w:sz w:val="24"/>
+        </w:rPr>
+        <w:t>FastAPI</w:t>
+      </w:r>
+      <w:proofErr w:type="spellEnd"/>
+      <w:r>
+        <w:rPr>
+          <w:sz w:val="24"/>
+        </w:rPr>
+        <w:t>异步框架，前端基于Vue3，大模型采用Qwen</w:t>
       </w:r>
       <w:r>
         <w:rPr>
@@ -5693,7 +6450,21 @@
         <w:rPr>
           <w:sz w:val="24"/>
         </w:rPr>
-        <w:t>地化部署，RAG使用ChromaDB向量数据库，知识库大小严格控制在100MB以</w:t>
+        <w:t>地化部署，RAG使用</w:t>
+      </w:r>
+      <w:proofErr w:type="spellStart"/>
+      <w:r>
+        <w:rPr>
+          <w:sz w:val="24"/>
+        </w:rPr>
+        <w:t>ChromaDB</w:t>
+      </w:r>
+      <w:proofErr w:type="spellEnd"/>
+      <w:r>
+        <w:rPr>
+          <w:sz w:val="24"/>
+        </w:rPr>
+        <w:t>向量数据库，知识库大小严格控制在100MB以</w:t>
       </w:r>
       <w:bookmarkStart w:id="9" w:name="_Toc225328514"/>
       <w:r>
@@ -5742,7 +6513,7 @@
         </w:rPr>
         <w:t>（</w:t>
       </w:r>
-      <w:hyperlink r:id="rId8" w:tgtFrame="_blank" w:history="1">
+      <w:hyperlink r:id="rId10" w:tgtFrame="_blank" w:history="1">
         <w:r>
           <w:rPr>
             <w:rStyle w:val="af6"/>
@@ -5769,9 +6540,11 @@
         <w:contextualSpacing/>
         <w:jc w:val="left"/>
       </w:pPr>
+      <w:proofErr w:type="spellStart"/>
       <w:r>
         <w:t>FastAPI</w:t>
       </w:r>
+      <w:proofErr w:type="spellEnd"/>
       <w:r>
         <w:t>官方开发指南</w:t>
       </w:r>
@@ -5781,7 +6554,7 @@
         </w:rPr>
         <w:t>(</w:t>
       </w:r>
-      <w:hyperlink r:id="rId9" w:history="1">
+      <w:hyperlink r:id="rId11" w:history="1">
         <w:r>
           <w:rPr>
             <w:rStyle w:val="af6"/>
@@ -5821,7 +6594,7 @@
         </w:rPr>
         <w:t>（</w:t>
       </w:r>
-      <w:hyperlink r:id="rId10" w:tgtFrame="_blank" w:history="1">
+      <w:hyperlink r:id="rId12" w:tgtFrame="_blank" w:history="1">
         <w:r>
           <w:rPr>
             <w:rStyle w:val="af6"/>
@@ -5848,8 +6621,13 @@
         <w:contextualSpacing/>
         <w:jc w:val="left"/>
       </w:pPr>
+      <w:proofErr w:type="spellStart"/>
       <w:r>
-        <w:t xml:space="preserve">ChromaDB </w:t>
+        <w:t>ChromaDB</w:t>
+      </w:r>
+      <w:proofErr w:type="spellEnd"/>
+      <w:r>
+        <w:t xml:space="preserve"> </w:t>
       </w:r>
       <w:r>
         <w:t>使用手册</w:t>
@@ -5860,7 +6638,7 @@
         </w:rPr>
         <w:t>（</w:t>
       </w:r>
-      <w:hyperlink r:id="rId11" w:tgtFrame="_blank" w:history="1">
+      <w:hyperlink r:id="rId13" w:tgtFrame="_blank" w:history="1">
         <w:r>
           <w:rPr>
             <w:rStyle w:val="af6"/>
@@ -5887,8 +6665,13 @@
         <w:contextualSpacing/>
         <w:jc w:val="left"/>
       </w:pPr>
+      <w:proofErr w:type="spellStart"/>
       <w:r>
-        <w:t xml:space="preserve">LangChain </w:t>
+        <w:t>LangChain</w:t>
+      </w:r>
+      <w:proofErr w:type="spellEnd"/>
+      <w:r>
+        <w:t xml:space="preserve"> </w:t>
       </w:r>
       <w:r>
         <w:t>使用手册</w:t>
@@ -5899,7 +6682,7 @@
         </w:rPr>
         <w:t>（</w:t>
       </w:r>
-      <w:hyperlink r:id="rId12" w:tgtFrame="_blank" w:history="1">
+      <w:hyperlink r:id="rId14" w:tgtFrame="_blank" w:history="1">
         <w:r>
           <w:rPr>
             <w:rStyle w:val="af6"/>
@@ -5939,7 +6722,7 @@
       <w:r>
         <w:t>. arXiv:2505.09388 [</w:t>
       </w:r>
-      <w:hyperlink r:id="rId13" w:tgtFrame="_blank" w:history="1">
+      <w:hyperlink r:id="rId15" w:tgtFrame="_blank" w:history="1">
         <w:r>
           <w:rPr>
             <w:rStyle w:val="af6"/>
@@ -5950,7 +6733,7 @@
       <w:r>
         <w:t>]. Available at: </w:t>
       </w:r>
-      <w:hyperlink r:id="rId14" w:tgtFrame="_blank" w:history="1">
+      <w:hyperlink r:id="rId16" w:tgtFrame="_blank" w:history="1">
         <w:r>
           <w:rPr>
             <w:rStyle w:val="af6"/>
@@ -5987,7 +6770,7 @@
       <w:r>
         <w:t>. Computer Science Review, Volume 61, August 2026, 100925. Available at: </w:t>
       </w:r>
-      <w:hyperlink r:id="rId15" w:tgtFrame="_blank" w:history="1">
+      <w:hyperlink r:id="rId17" w:tgtFrame="_blank" w:history="1">
         <w:r>
           <w:rPr>
             <w:rStyle w:val="af6"/>
@@ -6039,7 +6822,7 @@
       <w:r>
         <w:t>. Available at: </w:t>
       </w:r>
-      <w:hyperlink r:id="rId16" w:tgtFrame="_blank" w:history="1">
+      <w:hyperlink r:id="rId18" w:tgtFrame="_blank" w:history="1">
         <w:r>
           <w:rPr>
             <w:rStyle w:val="af6"/>
@@ -6060,8 +6843,13 @@
         <w:contextualSpacing/>
         <w:jc w:val="left"/>
       </w:pPr>
+      <w:proofErr w:type="spellStart"/>
       <w:r>
-        <w:t>ChromaDB Cookbook. (2026). </w:t>
+        <w:t>ChromaDB</w:t>
+      </w:r>
+      <w:proofErr w:type="spellEnd"/>
+      <w:r>
+        <w:t xml:space="preserve"> Cookbook. (2026). </w:t>
       </w:r>
       <w:r>
         <w:rPr>
@@ -6073,7 +6861,7 @@
       <w:r>
         <w:t>. Available at: </w:t>
       </w:r>
-      <w:hyperlink r:id="rId17" w:tgtFrame="_blank" w:history="1">
+      <w:hyperlink r:id="rId19" w:tgtFrame="_blank" w:history="1">
         <w:r>
           <w:rPr>
             <w:rStyle w:val="af6"/>
@@ -6108,9 +6896,17 @@
         <w:t>A Comprehensive Survey on Vector Database: Storage and Retrieval Technique, Challenge</w:t>
       </w:r>
       <w:r>
-        <w:t>. arXiv:2310.11703v2 [cs.DB]. Available at: </w:t>
+        <w:t>. arXiv:2310.11703v2 [</w:t>
       </w:r>
-      <w:hyperlink r:id="rId18" w:tgtFrame="_blank" w:history="1">
+      <w:proofErr w:type="spellStart"/>
+      <w:r>
+        <w:t>cs.DB</w:t>
+      </w:r>
+      <w:proofErr w:type="spellEnd"/>
+      <w:r>
+        <w:t>]. Available at: </w:t>
+      </w:r>
+      <w:hyperlink r:id="rId20" w:tgtFrame="_blank" w:history="1">
         <w:r>
           <w:rPr>
             <w:rStyle w:val="af6"/>
@@ -6147,7 +6943,7 @@
       <w:r>
         <w:t>. arXiv:2506.00054 [</w:t>
       </w:r>
-      <w:hyperlink r:id="rId19" w:tgtFrame="_blank" w:history="1">
+      <w:hyperlink r:id="rId21" w:tgtFrame="_blank" w:history="1">
         <w:r>
           <w:rPr>
             <w:rStyle w:val="af6"/>
@@ -6158,7 +6954,7 @@
       <w:r>
         <w:t>]. Available at: </w:t>
       </w:r>
-      <w:hyperlink r:id="rId20" w:tgtFrame="_blank" w:history="1">
+      <w:hyperlink r:id="rId22" w:tgtFrame="_blank" w:history="1">
         <w:r>
           <w:rPr>
             <w:rStyle w:val="af6"/>
@@ -6182,7 +6978,7 @@
           <w:numId w:val="3"/>
         </w:numPr>
         <w:rPr>
-          <w:rFonts w:ascii="华文中宋" w:eastAsia="华文中宋" w:hAnsi="华文中宋" w:hint="eastAsia"/>
+          <w:rFonts w:ascii="STZhongsong" w:eastAsia="STZhongsong" w:hAnsi="STZhongsong"/>
           <w:kern w:val="2"/>
           <w:sz w:val="44"/>
           <w:szCs w:val="44"/>
@@ -6191,7 +6987,7 @@
       <w:bookmarkStart w:id="10" w:name="_Toc225328515"/>
       <w:r>
         <w:rPr>
-          <w:rFonts w:ascii="华文中宋" w:eastAsia="华文中宋" w:hAnsi="华文中宋"/>
+          <w:rFonts w:ascii="STZhongsong" w:eastAsia="STZhongsong" w:hAnsi="STZhongsong"/>
           <w:kern w:val="2"/>
           <w:sz w:val="44"/>
           <w:szCs w:val="44"/>
@@ -6785,8 +7581,8 @@
         <w:tblLook w:val="04A0" w:firstRow="1" w:lastRow="0" w:firstColumn="1" w:lastColumn="0" w:noHBand="0" w:noVBand="1"/>
       </w:tblPr>
       <w:tblGrid>
-        <w:gridCol w:w="1651"/>
-        <w:gridCol w:w="6778"/>
+        <w:gridCol w:w="1673"/>
+        <w:gridCol w:w="6756"/>
       </w:tblGrid>
       <w:tr>
         <w:trPr>
@@ -6969,7 +7765,21 @@
               <w:rPr>
                 <w:sz w:val="24"/>
               </w:rPr>
-              <w:t>MySQL 8.0+、ChromaDB（嵌入式）</w:t>
+              <w:t>MySQL 8.0+、</w:t>
+            </w:r>
+            <w:proofErr w:type="spellStart"/>
+            <w:r>
+              <w:rPr>
+                <w:sz w:val="24"/>
+              </w:rPr>
+              <w:t>ChromaDB</w:t>
+            </w:r>
+            <w:proofErr w:type="spellEnd"/>
+            <w:r>
+              <w:rPr>
+                <w:sz w:val="24"/>
+              </w:rPr>
+              <w:t>（嵌入式）</w:t>
             </w:r>
           </w:p>
         </w:tc>
@@ -7350,7 +8160,21 @@
               <w:rPr>
                 <w:sz w:val="24"/>
               </w:rPr>
-              <w:t>后端充分利用FastAPI异步特性，优化I/O密集型操作</w:t>
+              <w:t>后端充分利用</w:t>
+            </w:r>
+            <w:proofErr w:type="spellStart"/>
+            <w:r>
+              <w:rPr>
+                <w:sz w:val="24"/>
+              </w:rPr>
+              <w:t>FastAPI</w:t>
+            </w:r>
+            <w:proofErr w:type="spellEnd"/>
+            <w:r>
+              <w:rPr>
+                <w:sz w:val="24"/>
+              </w:rPr>
+              <w:t>异步特性，优化I/O密集型操作</w:t>
             </w:r>
           </w:p>
         </w:tc>
@@ -7788,11 +8612,19 @@
           <w:sz w:val="24"/>
         </w:rPr>
       </w:pPr>
+      <w:proofErr w:type="spellStart"/>
       <w:r>
         <w:rPr>
           <w:sz w:val="24"/>
         </w:rPr>
-        <w:t>ChromaDB向量数据库的稳定运行</w:t>
+        <w:t>ChromaDB</w:t>
+      </w:r>
+      <w:proofErr w:type="spellEnd"/>
+      <w:r>
+        <w:rPr>
+          <w:sz w:val="24"/>
+        </w:rPr>
+        <w:t>向量数据库的稳定运行</w:t>
       </w:r>
     </w:p>
     <w:p>
@@ -7837,7 +8669,7 @@
           <w:numId w:val="3"/>
         </w:numPr>
         <w:rPr>
-          <w:rFonts w:ascii="华文中宋" w:eastAsia="华文中宋" w:hAnsi="华文中宋" w:hint="eastAsia"/>
+          <w:rFonts w:ascii="STZhongsong" w:eastAsia="STZhongsong" w:hAnsi="STZhongsong"/>
           <w:kern w:val="2"/>
           <w:sz w:val="44"/>
           <w:szCs w:val="44"/>
@@ -7846,7 +8678,7 @@
       <w:bookmarkStart w:id="17" w:name="_Toc225328522"/>
       <w:r>
         <w:rPr>
-          <w:rFonts w:ascii="华文中宋" w:eastAsia="华文中宋" w:hAnsi="华文中宋"/>
+          <w:rFonts w:ascii="STZhongsong" w:eastAsia="STZhongsong" w:hAnsi="STZhongsong"/>
           <w:kern w:val="2"/>
           <w:sz w:val="44"/>
           <w:szCs w:val="44"/>
@@ -8644,11 +9476,19 @@
                 <w:sz w:val="24"/>
               </w:rPr>
             </w:pPr>
-            <w:r>
-              <w:rPr>
-                <w:sz w:val="24"/>
-              </w:rPr>
-              <w:t>ChromaDB Python API</w:t>
+            <w:proofErr w:type="spellStart"/>
+            <w:r>
+              <w:rPr>
+                <w:sz w:val="24"/>
+              </w:rPr>
+              <w:t>ChromaDB</w:t>
+            </w:r>
+            <w:proofErr w:type="spellEnd"/>
+            <w:r>
+              <w:rPr>
+                <w:sz w:val="24"/>
+              </w:rPr>
+              <w:t xml:space="preserve"> Python API</w:t>
             </w:r>
           </w:p>
         </w:tc>
@@ -8709,11 +9549,19 @@
                 <w:sz w:val="24"/>
               </w:rPr>
             </w:pPr>
-            <w:r>
-              <w:rPr>
-                <w:sz w:val="24"/>
-              </w:rPr>
-              <w:t>SQLAlchemy（异步）</w:t>
+            <w:proofErr w:type="spellStart"/>
+            <w:r>
+              <w:rPr>
+                <w:sz w:val="24"/>
+              </w:rPr>
+              <w:t>SQLAlchemy</w:t>
+            </w:r>
+            <w:proofErr w:type="spellEnd"/>
+            <w:r>
+              <w:rPr>
+                <w:sz w:val="24"/>
+              </w:rPr>
+              <w:t>（异步）</w:t>
             </w:r>
           </w:p>
         </w:tc>
@@ -8780,7 +9628,7 @@
           <w:numId w:val="3"/>
         </w:numPr>
         <w:rPr>
-          <w:rFonts w:ascii="华文中宋" w:eastAsia="华文中宋" w:hAnsi="华文中宋" w:hint="eastAsia"/>
+          <w:rFonts w:ascii="STZhongsong" w:eastAsia="STZhongsong" w:hAnsi="STZhongsong"/>
           <w:kern w:val="2"/>
           <w:sz w:val="44"/>
           <w:szCs w:val="44"/>
@@ -8789,7 +9637,7 @@
       <w:bookmarkStart w:id="21" w:name="_Toc225328526"/>
       <w:r>
         <w:rPr>
-          <w:rFonts w:ascii="华文中宋" w:eastAsia="华文中宋" w:hAnsi="华文中宋"/>
+          <w:rFonts w:ascii="STZhongsong" w:eastAsia="STZhongsong" w:hAnsi="STZhongsong"/>
           <w:kern w:val="2"/>
           <w:sz w:val="44"/>
           <w:szCs w:val="44"/>
@@ -9375,7 +10223,7 @@
                     </pic:cNvPicPr>
                   </pic:nvPicPr>
                   <pic:blipFill>
-                    <a:blip r:embed="rId21"/>
+                    <a:blip r:embed="rId23"/>
                     <a:stretch>
                       <a:fillRect/>
                     </a:stretch>
@@ -10030,7 +10878,7 @@
                     </pic:cNvPicPr>
                   </pic:nvPicPr>
                   <pic:blipFill>
-                    <a:blip r:embed="rId22"/>
+                    <a:blip r:embed="rId24"/>
                     <a:stretch>
                       <a:fillRect/>
                     </a:stretch>
@@ -10119,11 +10967,11 @@
         <w:tblLook w:val="04A0" w:firstRow="1" w:lastRow="0" w:firstColumn="1" w:lastColumn="0" w:noHBand="0" w:noVBand="1"/>
       </w:tblPr>
       <w:tblGrid>
-        <w:gridCol w:w="931"/>
-        <w:gridCol w:w="3108"/>
-        <w:gridCol w:w="1615"/>
-        <w:gridCol w:w="1960"/>
-        <w:gridCol w:w="688"/>
+        <w:gridCol w:w="953"/>
+        <w:gridCol w:w="3094"/>
+        <w:gridCol w:w="1609"/>
+        <w:gridCol w:w="1952"/>
+        <w:gridCol w:w="694"/>
       </w:tblGrid>
       <w:tr>
         <w:trPr>
@@ -10570,7 +11418,7 @@
                     </pic:cNvPicPr>
                   </pic:nvPicPr>
                   <pic:blipFill>
-                    <a:blip r:embed="rId23"/>
+                    <a:blip r:embed="rId25"/>
                     <a:stretch>
                       <a:fillRect/>
                     </a:stretch>
@@ -10671,11 +11519,11 @@
         <w:tblLook w:val="04A0" w:firstRow="1" w:lastRow="0" w:firstColumn="1" w:lastColumn="0" w:noHBand="0" w:noVBand="1"/>
       </w:tblPr>
       <w:tblGrid>
-        <w:gridCol w:w="859"/>
-        <w:gridCol w:w="2105"/>
-        <w:gridCol w:w="1361"/>
-        <w:gridCol w:w="3363"/>
-        <w:gridCol w:w="614"/>
+        <w:gridCol w:w="876"/>
+        <w:gridCol w:w="2098"/>
+        <w:gridCol w:w="1358"/>
+        <w:gridCol w:w="3350"/>
+        <w:gridCol w:w="620"/>
       </w:tblGrid>
       <w:tr>
         <w:trPr>
@@ -11330,11 +12178,11 @@
         <w:tblLook w:val="04A0" w:firstRow="1" w:lastRow="0" w:firstColumn="1" w:lastColumn="0" w:noHBand="0" w:noVBand="1"/>
       </w:tblPr>
       <w:tblGrid>
-        <w:gridCol w:w="884"/>
-        <w:gridCol w:w="3711"/>
-        <w:gridCol w:w="1881"/>
-        <w:gridCol w:w="1186"/>
-        <w:gridCol w:w="640"/>
+        <w:gridCol w:w="903"/>
+        <w:gridCol w:w="3696"/>
+        <w:gridCol w:w="1873"/>
+        <w:gridCol w:w="1184"/>
+        <w:gridCol w:w="646"/>
       </w:tblGrid>
       <w:tr>
         <w:trPr>
@@ -11878,7 +12726,7 @@
                     </pic:cNvPicPr>
                   </pic:nvPicPr>
                   <pic:blipFill>
-                    <a:blip r:embed="rId24"/>
+                    <a:blip r:embed="rId26"/>
                     <a:stretch>
                       <a:fillRect/>
                     </a:stretch>
@@ -11953,7 +12801,7 @@
           <w:numId w:val="3"/>
         </w:numPr>
         <w:rPr>
-          <w:rFonts w:ascii="华文中宋" w:eastAsia="华文中宋" w:hAnsi="华文中宋" w:hint="eastAsia"/>
+          <w:rFonts w:ascii="STZhongsong" w:eastAsia="STZhongsong" w:hAnsi="STZhongsong"/>
           <w:kern w:val="2"/>
           <w:sz w:val="44"/>
           <w:szCs w:val="44"/>
@@ -11962,7 +12810,7 @@
       <w:bookmarkStart w:id="27" w:name="_Toc225328532"/>
       <w:r>
         <w:rPr>
-          <w:rFonts w:ascii="华文中宋" w:eastAsia="华文中宋" w:hAnsi="华文中宋"/>
+          <w:rFonts w:ascii="STZhongsong" w:eastAsia="STZhongsong" w:hAnsi="STZhongsong"/>
           <w:kern w:val="2"/>
           <w:sz w:val="44"/>
           <w:szCs w:val="44"/>
@@ -11998,10 +12846,10 @@
         <w:tblLook w:val="04A0" w:firstRow="1" w:lastRow="0" w:firstColumn="1" w:lastColumn="0" w:noHBand="0" w:noVBand="1"/>
       </w:tblPr>
       <w:tblGrid>
-        <w:gridCol w:w="1177"/>
-        <w:gridCol w:w="3951"/>
-        <w:gridCol w:w="2242"/>
-        <w:gridCol w:w="932"/>
+        <w:gridCol w:w="1202"/>
+        <w:gridCol w:w="3930"/>
+        <w:gridCol w:w="2230"/>
+        <w:gridCol w:w="940"/>
       </w:tblGrid>
       <w:tr>
         <w:trPr>
@@ -12742,9 +13590,9 @@
         <w:tblLook w:val="04A0" w:firstRow="1" w:lastRow="0" w:firstColumn="1" w:lastColumn="0" w:noHBand="0" w:noVBand="1"/>
       </w:tblPr>
       <w:tblGrid>
-        <w:gridCol w:w="1138"/>
-        <w:gridCol w:w="6234"/>
-        <w:gridCol w:w="893"/>
+        <w:gridCol w:w="1163"/>
+        <w:gridCol w:w="6201"/>
+        <w:gridCol w:w="901"/>
       </w:tblGrid>
       <w:tr>
         <w:trPr>
@@ -12856,7 +13704,21 @@
               <w:rPr>
                 <w:sz w:val="24"/>
               </w:rPr>
-              <w:t>用户密码采用加盐哈希（如bcrypt）存储，不可逆加密</w:t>
+              <w:t>用户密码采用加盐哈希（如</w:t>
+            </w:r>
+            <w:proofErr w:type="spellStart"/>
+            <w:r>
+              <w:rPr>
+                <w:sz w:val="24"/>
+              </w:rPr>
+              <w:t>bcrypt</w:t>
+            </w:r>
+            <w:proofErr w:type="spellEnd"/>
+            <w:r>
+              <w:rPr>
+                <w:sz w:val="24"/>
+              </w:rPr>
+              <w:t>）存储，不可逆加密</w:t>
             </w:r>
           </w:p>
         </w:tc>
@@ -13246,7 +14108,21 @@
               <w:rPr>
                 <w:sz w:val="24"/>
               </w:rPr>
-              <w:t>防范CSRF：使用CSRF令牌或SameSite Cookie</w:t>
+              <w:t>防范CSRF：使用CSRF令牌或</w:t>
+            </w:r>
+            <w:proofErr w:type="spellStart"/>
+            <w:r>
+              <w:rPr>
+                <w:sz w:val="24"/>
+              </w:rPr>
+              <w:t>SameSite</w:t>
+            </w:r>
+            <w:proofErr w:type="spellEnd"/>
+            <w:r>
+              <w:rPr>
+                <w:sz w:val="24"/>
+              </w:rPr>
+              <w:t xml:space="preserve"> Cookie</w:t>
             </w:r>
           </w:p>
         </w:tc>
@@ -13494,10 +14370,10 @@
         <w:tblLook w:val="04A0" w:firstRow="1" w:lastRow="0" w:firstColumn="1" w:lastColumn="0" w:noHBand="0" w:noVBand="1"/>
       </w:tblPr>
       <w:tblGrid>
-        <w:gridCol w:w="1121"/>
-        <w:gridCol w:w="2264"/>
-        <w:gridCol w:w="4040"/>
-        <w:gridCol w:w="877"/>
+        <w:gridCol w:w="1146"/>
+        <w:gridCol w:w="2253"/>
+        <w:gridCol w:w="4018"/>
+        <w:gridCol w:w="885"/>
       </w:tblGrid>
       <w:tr>
         <w:trPr>
@@ -14037,10 +14913,10 @@
         <w:tblLook w:val="04A0" w:firstRow="1" w:lastRow="0" w:firstColumn="1" w:lastColumn="0" w:noHBand="0" w:noVBand="1"/>
       </w:tblPr>
       <w:tblGrid>
-        <w:gridCol w:w="1114"/>
-        <w:gridCol w:w="2749"/>
-        <w:gridCol w:w="3570"/>
-        <w:gridCol w:w="869"/>
+        <w:gridCol w:w="1139"/>
+        <w:gridCol w:w="2735"/>
+        <w:gridCol w:w="3551"/>
+        <w:gridCol w:w="877"/>
       </w:tblGrid>
       <w:tr>
         <w:trPr>
@@ -14581,9 +15457,9 @@
         <w:tblLook w:val="04A0" w:firstRow="1" w:lastRow="0" w:firstColumn="1" w:lastColumn="0" w:noHBand="0" w:noVBand="1"/>
       </w:tblPr>
       <w:tblGrid>
-        <w:gridCol w:w="1141"/>
-        <w:gridCol w:w="6317"/>
-        <w:gridCol w:w="895"/>
+        <w:gridCol w:w="1166"/>
+        <w:gridCol w:w="6283"/>
+        <w:gridCol w:w="904"/>
       </w:tblGrid>
       <w:tr>
         <w:trPr>
@@ -15020,9 +15896,9 @@
         <w:tblLook w:val="04A0" w:firstRow="1" w:lastRow="0" w:firstColumn="1" w:lastColumn="0" w:noHBand="0" w:noVBand="1"/>
       </w:tblPr>
       <w:tblGrid>
-        <w:gridCol w:w="1351"/>
-        <w:gridCol w:w="5930"/>
-        <w:gridCol w:w="1072"/>
+        <w:gridCol w:w="1378"/>
+        <w:gridCol w:w="5896"/>
+        <w:gridCol w:w="1079"/>
       </w:tblGrid>
       <w:tr>
         <w:trPr>
@@ -15199,7 +16075,21 @@
               <w:rPr>
                 <w:sz w:val="24"/>
               </w:rPr>
-              <w:t>支持替换向量数据库（如Faiss、Milvus）</w:t>
+              <w:t>支持替换向量数据库（如</w:t>
+            </w:r>
+            <w:proofErr w:type="spellStart"/>
+            <w:r>
+              <w:rPr>
+                <w:sz w:val="24"/>
+              </w:rPr>
+              <w:t>Faiss</w:t>
+            </w:r>
+            <w:proofErr w:type="spellEnd"/>
+            <w:r>
+              <w:rPr>
+                <w:sz w:val="24"/>
+              </w:rPr>
+              <w:t>、Milvus）</w:t>
             </w:r>
           </w:p>
         </w:tc>
@@ -15393,9 +16283,9 @@
         <w:tblLook w:val="04A0" w:firstRow="1" w:lastRow="0" w:firstColumn="1" w:lastColumn="0" w:noHBand="0" w:noVBand="1"/>
       </w:tblPr>
       <w:tblGrid>
-        <w:gridCol w:w="1219"/>
-        <w:gridCol w:w="6093"/>
-        <w:gridCol w:w="967"/>
+        <w:gridCol w:w="1244"/>
+        <w:gridCol w:w="6061"/>
+        <w:gridCol w:w="974"/>
       </w:tblGrid>
       <w:tr>
         <w:trPr>
@@ -15742,7 +16632,7 @@
           <w:numId w:val="3"/>
         </w:numPr>
         <w:rPr>
-          <w:rFonts w:ascii="华文中宋" w:eastAsia="华文中宋" w:hAnsi="华文中宋" w:hint="eastAsia"/>
+          <w:rFonts w:ascii="STZhongsong" w:eastAsia="STZhongsong" w:hAnsi="STZhongsong"/>
           <w:kern w:val="2"/>
           <w:sz w:val="44"/>
           <w:szCs w:val="44"/>
@@ -15751,7 +16641,7 @@
       <w:bookmarkStart w:id="35" w:name="_Toc225328540"/>
       <w:r>
         <w:rPr>
-          <w:rFonts w:ascii="华文中宋" w:eastAsia="华文中宋" w:hAnsi="华文中宋"/>
+          <w:rFonts w:ascii="STZhongsong" w:eastAsia="STZhongsong" w:hAnsi="STZhongsong"/>
           <w:kern w:val="2"/>
           <w:sz w:val="44"/>
           <w:szCs w:val="44"/>
@@ -15794,9 +16684,9 @@
         <w:tblLook w:val="04A0" w:firstRow="1" w:lastRow="0" w:firstColumn="1" w:lastColumn="0" w:noHBand="0" w:noVBand="1"/>
       </w:tblPr>
       <w:tblGrid>
-        <w:gridCol w:w="1195"/>
-        <w:gridCol w:w="6272"/>
-        <w:gridCol w:w="947"/>
+        <w:gridCol w:w="1219"/>
+        <w:gridCol w:w="6240"/>
+        <w:gridCol w:w="955"/>
       </w:tblGrid>
       <w:tr>
         <w:trPr>
@@ -16155,9 +17045,9 @@
         <w:tblLook w:val="04A0" w:firstRow="1" w:lastRow="0" w:firstColumn="1" w:lastColumn="0" w:noHBand="0" w:noVBand="1"/>
       </w:tblPr>
       <w:tblGrid>
-        <w:gridCol w:w="1433"/>
-        <w:gridCol w:w="5709"/>
-        <w:gridCol w:w="1137"/>
+        <w:gridCol w:w="1461"/>
+        <w:gridCol w:w="5674"/>
+        <w:gridCol w:w="1144"/>
       </w:tblGrid>
       <w:tr>
         <w:trPr>
@@ -16870,6 +17760,614 @@
           <w:sz w:val="24"/>
         </w:rPr>
         <w:pict w14:anchorId="3399877D">
+          <v:rect id="_x0000_i1026" alt="" style="width:415.3pt;height:.05pt;mso-width-percent:0;mso-height-percent:0;mso-width-percent:0;mso-height-percent:0" o:hralign="center" o:hrstd="t" o:hr="t" fillcolor="#a0a0a0" stroked="f"/>
+        </w:pict>
+      </w:r>
+    </w:p>
+    <w:p>
+      <w:pPr>
+        <w:pStyle w:val="1"/>
+        <w:numPr>
+          <w:ilvl w:val="0"/>
+          <w:numId w:val="3"/>
+        </w:numPr>
+        <w:rPr>
+          <w:rFonts w:ascii="STZhongsong" w:eastAsia="STZhongsong" w:hAnsi="STZhongsong"/>
+          <w:kern w:val="2"/>
+          <w:sz w:val="44"/>
+          <w:szCs w:val="44"/>
+        </w:rPr>
+      </w:pPr>
+      <w:bookmarkStart w:id="39" w:name="_Toc225328544"/>
+      <w:r>
+        <w:rPr>
+          <w:rFonts w:ascii="STZhongsong" w:eastAsia="STZhongsong" w:hAnsi="STZhongsong"/>
+          <w:kern w:val="2"/>
+          <w:sz w:val="44"/>
+          <w:szCs w:val="44"/>
+        </w:rPr>
+        <w:t>附录 A：术语表</w:t>
+      </w:r>
+      <w:bookmarkEnd w:id="39"/>
+    </w:p>
+    <w:tbl>
+      <w:tblPr>
+        <w:tblStyle w:val="5-11"/>
+        <w:tblW w:w="8460" w:type="dxa"/>
+        <w:tblLook w:val="04A0" w:firstRow="1" w:lastRow="0" w:firstColumn="1" w:lastColumn="0" w:noHBand="0" w:noVBand="1"/>
+      </w:tblPr>
+      <w:tblGrid>
+        <w:gridCol w:w="1713"/>
+        <w:gridCol w:w="6747"/>
+      </w:tblGrid>
+      <w:tr>
+        <w:trPr>
+          <w:cnfStyle w:val="100000000000" w:firstRow="1" w:lastRow="0" w:firstColumn="0" w:lastColumn="0" w:oddVBand="0" w:evenVBand="0" w:oddHBand="0" w:evenHBand="0" w:firstRowFirstColumn="0" w:firstRowLastColumn="0" w:lastRowFirstColumn="0" w:lastRowLastColumn="0"/>
+          <w:trHeight w:val="479"/>
+        </w:trPr>
+        <w:tc>
+          <w:tcPr>
+            <w:cnfStyle w:val="001000000000" w:firstRow="0" w:lastRow="0" w:firstColumn="1" w:lastColumn="0" w:oddVBand="0" w:evenVBand="0" w:oddHBand="0" w:evenHBand="0" w:firstRowFirstColumn="0" w:firstRowLastColumn="0" w:lastRowFirstColumn="0" w:lastRowLastColumn="0"/>
+            <w:tcW w:w="0" w:type="auto"/>
+          </w:tcPr>
+          <w:p>
+            <w:pPr>
+              <w:rPr>
+                <w:b w:val="0"/>
+                <w:bCs w:val="0"/>
+                <w:sz w:val="24"/>
+              </w:rPr>
+            </w:pPr>
+            <w:r>
+              <w:rPr>
+                <w:sz w:val="24"/>
+              </w:rPr>
+              <w:t>术语/缩写</w:t>
+            </w:r>
+          </w:p>
+        </w:tc>
+        <w:tc>
+          <w:tcPr>
+            <w:tcW w:w="0" w:type="auto"/>
+          </w:tcPr>
+          <w:p>
+            <w:pPr>
+              <w:cnfStyle w:val="100000000000" w:firstRow="1" w:lastRow="0" w:firstColumn="0" w:lastColumn="0" w:oddVBand="0" w:evenVBand="0" w:oddHBand="0" w:evenHBand="0" w:firstRowFirstColumn="0" w:firstRowLastColumn="0" w:lastRowFirstColumn="0" w:lastRowLastColumn="0"/>
+              <w:rPr>
+                <w:b w:val="0"/>
+                <w:bCs w:val="0"/>
+                <w:sz w:val="24"/>
+              </w:rPr>
+            </w:pPr>
+            <w:r>
+              <w:rPr>
+                <w:sz w:val="24"/>
+              </w:rPr>
+              <w:t>定义</w:t>
+            </w:r>
+          </w:p>
+        </w:tc>
+      </w:tr>
+      <w:tr>
+        <w:trPr>
+          <w:trHeight w:val="479"/>
+        </w:trPr>
+        <w:tc>
+          <w:tcPr>
+            <w:cnfStyle w:val="001000000000" w:firstRow="0" w:lastRow="0" w:firstColumn="1" w:lastColumn="0" w:oddVBand="0" w:evenVBand="0" w:oddHBand="0" w:evenHBand="0" w:firstRowFirstColumn="0" w:firstRowLastColumn="0" w:lastRowFirstColumn="0" w:lastRowLastColumn="0"/>
+            <w:tcW w:w="0" w:type="auto"/>
+          </w:tcPr>
+          <w:p>
+            <w:pPr>
+              <w:rPr>
+                <w:b w:val="0"/>
+                <w:bCs w:val="0"/>
+                <w:sz w:val="24"/>
+              </w:rPr>
+            </w:pPr>
+            <w:r>
+              <w:rPr>
+                <w:sz w:val="24"/>
+              </w:rPr>
+              <w:t>LLM</w:t>
+            </w:r>
+          </w:p>
+        </w:tc>
+        <w:tc>
+          <w:tcPr>
+            <w:tcW w:w="0" w:type="auto"/>
+            <w:shd w:val="clear" w:color="auto" w:fill="B4C6E7" w:themeFill="accent1" w:themeFillTint="66"/>
+          </w:tcPr>
+          <w:p>
+            <w:pPr>
+              <w:cnfStyle w:val="000000000000" w:firstRow="0" w:lastRow="0" w:firstColumn="0" w:lastColumn="0" w:oddVBand="0" w:evenVBand="0" w:oddHBand="0" w:evenHBand="0" w:firstRowFirstColumn="0" w:firstRowLastColumn="0" w:lastRowFirstColumn="0" w:lastRowLastColumn="0"/>
+              <w:rPr>
+                <w:sz w:val="24"/>
+              </w:rPr>
+            </w:pPr>
+            <w:r>
+              <w:rPr>
+                <w:sz w:val="24"/>
+              </w:rPr>
+              <w:t>Large Language Model，大语言模型，本项目采用Qwen/Qwen3-0.6B</w:t>
+            </w:r>
+          </w:p>
+        </w:tc>
+      </w:tr>
+      <w:tr>
+        <w:trPr>
+          <w:trHeight w:val="464"/>
+        </w:trPr>
+        <w:tc>
+          <w:tcPr>
+            <w:cnfStyle w:val="001000000000" w:firstRow="0" w:lastRow="0" w:firstColumn="1" w:lastColumn="0" w:oddVBand="0" w:evenVBand="0" w:oddHBand="0" w:evenHBand="0" w:firstRowFirstColumn="0" w:firstRowLastColumn="0" w:lastRowFirstColumn="0" w:lastRowLastColumn="0"/>
+            <w:tcW w:w="0" w:type="auto"/>
+          </w:tcPr>
+          <w:p>
+            <w:pPr>
+              <w:rPr>
+                <w:b w:val="0"/>
+                <w:bCs w:val="0"/>
+                <w:sz w:val="24"/>
+              </w:rPr>
+            </w:pPr>
+            <w:r>
+              <w:rPr>
+                <w:sz w:val="24"/>
+              </w:rPr>
+              <w:t>RAG</w:t>
+            </w:r>
+          </w:p>
+        </w:tc>
+        <w:tc>
+          <w:tcPr>
+            <w:tcW w:w="0" w:type="auto"/>
+          </w:tcPr>
+          <w:p>
+            <w:pPr>
+              <w:cnfStyle w:val="000000000000" w:firstRow="0" w:lastRow="0" w:firstColumn="0" w:lastColumn="0" w:oddVBand="0" w:evenVBand="0" w:oddHBand="0" w:evenHBand="0" w:firstRowFirstColumn="0" w:firstRowLastColumn="0" w:lastRowFirstColumn="0" w:lastRowLastColumn="0"/>
+              <w:rPr>
+                <w:sz w:val="24"/>
+              </w:rPr>
+            </w:pPr>
+            <w:r>
+              <w:rPr>
+                <w:sz w:val="24"/>
+              </w:rPr>
+              <w:t>Retrieval-Augmented Generation，检索增强生成，结合本地知识库提升回答准确性</w:t>
+            </w:r>
+          </w:p>
+        </w:tc>
+      </w:tr>
+      <w:tr>
+        <w:trPr>
+          <w:trHeight w:val="479"/>
+        </w:trPr>
+        <w:tc>
+          <w:tcPr>
+            <w:cnfStyle w:val="001000000000" w:firstRow="0" w:lastRow="0" w:firstColumn="1" w:lastColumn="0" w:oddVBand="0" w:evenVBand="0" w:oddHBand="0" w:evenHBand="0" w:firstRowFirstColumn="0" w:firstRowLastColumn="0" w:lastRowFirstColumn="0" w:lastRowLastColumn="0"/>
+            <w:tcW w:w="0" w:type="auto"/>
+          </w:tcPr>
+          <w:p>
+            <w:pPr>
+              <w:rPr>
+                <w:b w:val="0"/>
+                <w:bCs w:val="0"/>
+                <w:sz w:val="24"/>
+              </w:rPr>
+            </w:pPr>
+            <w:r>
+              <w:rPr>
+                <w:sz w:val="24"/>
+              </w:rPr>
+              <w:t>Embedding</w:t>
+            </w:r>
+          </w:p>
+        </w:tc>
+        <w:tc>
+          <w:tcPr>
+            <w:tcW w:w="0" w:type="auto"/>
+            <w:shd w:val="clear" w:color="auto" w:fill="B4C6E7" w:themeFill="accent1" w:themeFillTint="66"/>
+          </w:tcPr>
+          <w:p>
+            <w:pPr>
+              <w:cnfStyle w:val="000000000000" w:firstRow="0" w:lastRow="0" w:firstColumn="0" w:lastColumn="0" w:oddVBand="0" w:evenVBand="0" w:oddHBand="0" w:evenHBand="0" w:firstRowFirstColumn="0" w:firstRowLastColumn="0" w:lastRowFirstColumn="0" w:lastRowLastColumn="0"/>
+              <w:rPr>
+                <w:sz w:val="24"/>
+              </w:rPr>
+            </w:pPr>
+            <w:r>
+              <w:rPr>
+                <w:sz w:val="24"/>
+              </w:rPr>
+              <w:t>词向量/嵌入，将文本内容转换为数值向量表示</w:t>
+            </w:r>
+          </w:p>
+        </w:tc>
+      </w:tr>
+      <w:tr>
+        <w:trPr>
+          <w:trHeight w:val="479"/>
+        </w:trPr>
+        <w:tc>
+          <w:tcPr>
+            <w:cnfStyle w:val="001000000000" w:firstRow="0" w:lastRow="0" w:firstColumn="1" w:lastColumn="0" w:oddVBand="0" w:evenVBand="0" w:oddHBand="0" w:evenHBand="0" w:firstRowFirstColumn="0" w:firstRowLastColumn="0" w:lastRowFirstColumn="0" w:lastRowLastColumn="0"/>
+            <w:tcW w:w="0" w:type="auto"/>
+          </w:tcPr>
+          <w:p>
+            <w:pPr>
+              <w:rPr>
+                <w:b w:val="0"/>
+                <w:bCs w:val="0"/>
+                <w:sz w:val="24"/>
+              </w:rPr>
+            </w:pPr>
+            <w:r>
+              <w:rPr>
+                <w:sz w:val="24"/>
+              </w:rPr>
+              <w:t>Vector Store</w:t>
+            </w:r>
+          </w:p>
+        </w:tc>
+        <w:tc>
+          <w:tcPr>
+            <w:tcW w:w="0" w:type="auto"/>
+          </w:tcPr>
+          <w:p>
+            <w:pPr>
+              <w:cnfStyle w:val="000000000000" w:firstRow="0" w:lastRow="0" w:firstColumn="0" w:lastColumn="0" w:oddVBand="0" w:evenVBand="0" w:oddHBand="0" w:evenHBand="0" w:firstRowFirstColumn="0" w:firstRowLastColumn="0" w:lastRowFirstColumn="0" w:lastRowLastColumn="0"/>
+              <w:rPr>
+                <w:sz w:val="24"/>
+              </w:rPr>
+            </w:pPr>
+            <w:r>
+              <w:rPr>
+                <w:sz w:val="24"/>
+              </w:rPr>
+              <w:t>向量存储，用于存储和高效检索文本的向量表示</w:t>
+            </w:r>
+          </w:p>
+        </w:tc>
+      </w:tr>
+      <w:tr>
+        <w:trPr>
+          <w:trHeight w:val="479"/>
+        </w:trPr>
+        <w:tc>
+          <w:tcPr>
+            <w:cnfStyle w:val="001000000000" w:firstRow="0" w:lastRow="0" w:firstColumn="1" w:lastColumn="0" w:oddVBand="0" w:evenVBand="0" w:oddHBand="0" w:evenHBand="0" w:firstRowFirstColumn="0" w:firstRowLastColumn="0" w:lastRowFirstColumn="0" w:lastRowLastColumn="0"/>
+            <w:tcW w:w="0" w:type="auto"/>
+          </w:tcPr>
+          <w:p>
+            <w:pPr>
+              <w:rPr>
+                <w:b w:val="0"/>
+                <w:bCs w:val="0"/>
+                <w:sz w:val="24"/>
+              </w:rPr>
+            </w:pPr>
+            <w:proofErr w:type="spellStart"/>
+            <w:r>
+              <w:rPr>
+                <w:sz w:val="24"/>
+              </w:rPr>
+              <w:t>FastAPI</w:t>
+            </w:r>
+            <w:proofErr w:type="spellEnd"/>
+          </w:p>
+        </w:tc>
+        <w:tc>
+          <w:tcPr>
+            <w:tcW w:w="0" w:type="auto"/>
+            <w:shd w:val="clear" w:color="auto" w:fill="B4C6E7" w:themeFill="accent1" w:themeFillTint="66"/>
+          </w:tcPr>
+          <w:p>
+            <w:pPr>
+              <w:cnfStyle w:val="000000000000" w:firstRow="0" w:lastRow="0" w:firstColumn="0" w:lastColumn="0" w:oddVBand="0" w:evenVBand="0" w:oddHBand="0" w:evenHBand="0" w:firstRowFirstColumn="0" w:firstRowLastColumn="0" w:lastRowFirstColumn="0" w:lastRowLastColumn="0"/>
+              <w:rPr>
+                <w:sz w:val="24"/>
+              </w:rPr>
+            </w:pPr>
+            <w:r>
+              <w:rPr>
+                <w:sz w:val="24"/>
+              </w:rPr>
+              <w:t>基于Python的现代、高性能Web框架，用于构建后端API服务</w:t>
+            </w:r>
+          </w:p>
+        </w:tc>
+      </w:tr>
+      <w:tr>
+        <w:trPr>
+          <w:trHeight w:val="464"/>
+        </w:trPr>
+        <w:tc>
+          <w:tcPr>
+            <w:cnfStyle w:val="001000000000" w:firstRow="0" w:lastRow="0" w:firstColumn="1" w:lastColumn="0" w:oddVBand="0" w:evenVBand="0" w:oddHBand="0" w:evenHBand="0" w:firstRowFirstColumn="0" w:firstRowLastColumn="0" w:lastRowFirstColumn="0" w:lastRowLastColumn="0"/>
+            <w:tcW w:w="0" w:type="auto"/>
+          </w:tcPr>
+          <w:p>
+            <w:pPr>
+              <w:rPr>
+                <w:b w:val="0"/>
+                <w:bCs w:val="0"/>
+                <w:sz w:val="24"/>
+              </w:rPr>
+            </w:pPr>
+            <w:r>
+              <w:rPr>
+                <w:sz w:val="24"/>
+              </w:rPr>
+              <w:t>Vue3</w:t>
+            </w:r>
+          </w:p>
+        </w:tc>
+        <w:tc>
+          <w:tcPr>
+            <w:tcW w:w="0" w:type="auto"/>
+          </w:tcPr>
+          <w:p>
+            <w:pPr>
+              <w:cnfStyle w:val="000000000000" w:firstRow="0" w:lastRow="0" w:firstColumn="0" w:lastColumn="0" w:oddVBand="0" w:evenVBand="0" w:oddHBand="0" w:evenHBand="0" w:firstRowFirstColumn="0" w:firstRowLastColumn="0" w:lastRowFirstColumn="0" w:lastRowLastColumn="0"/>
+              <w:rPr>
+                <w:sz w:val="24"/>
+              </w:rPr>
+            </w:pPr>
+            <w:r>
+              <w:rPr>
+                <w:sz w:val="24"/>
+              </w:rPr>
+              <w:t>前端JavaScript框架，本项目前端技术栈</w:t>
+            </w:r>
+          </w:p>
+        </w:tc>
+      </w:tr>
+      <w:tr>
+        <w:trPr>
+          <w:trHeight w:val="479"/>
+        </w:trPr>
+        <w:tc>
+          <w:tcPr>
+            <w:cnfStyle w:val="001000000000" w:firstRow="0" w:lastRow="0" w:firstColumn="1" w:lastColumn="0" w:oddVBand="0" w:evenVBand="0" w:oddHBand="0" w:evenHBand="0" w:firstRowFirstColumn="0" w:firstRowLastColumn="0" w:lastRowFirstColumn="0" w:lastRowLastColumn="0"/>
+            <w:tcW w:w="0" w:type="auto"/>
+          </w:tcPr>
+          <w:p>
+            <w:pPr>
+              <w:rPr>
+                <w:b w:val="0"/>
+                <w:bCs w:val="0"/>
+                <w:sz w:val="24"/>
+              </w:rPr>
+            </w:pPr>
+            <w:proofErr w:type="spellStart"/>
+            <w:r>
+              <w:rPr>
+                <w:sz w:val="24"/>
+              </w:rPr>
+              <w:t>SQLAlchemy</w:t>
+            </w:r>
+            <w:proofErr w:type="spellEnd"/>
+          </w:p>
+        </w:tc>
+        <w:tc>
+          <w:tcPr>
+            <w:tcW w:w="0" w:type="auto"/>
+            <w:shd w:val="clear" w:color="auto" w:fill="B4C6E7" w:themeFill="accent1" w:themeFillTint="66"/>
+          </w:tcPr>
+          <w:p>
+            <w:pPr>
+              <w:cnfStyle w:val="000000000000" w:firstRow="0" w:lastRow="0" w:firstColumn="0" w:lastColumn="0" w:oddVBand="0" w:evenVBand="0" w:oddHBand="0" w:evenHBand="0" w:firstRowFirstColumn="0" w:firstRowLastColumn="0" w:lastRowFirstColumn="0" w:lastRowLastColumn="0"/>
+              <w:rPr>
+                <w:sz w:val="24"/>
+              </w:rPr>
+            </w:pPr>
+            <w:r>
+              <w:rPr>
+                <w:sz w:val="24"/>
+              </w:rPr>
+              <w:t>Python SQL工具包和ORM框架，支持异步操作</w:t>
+            </w:r>
+          </w:p>
+        </w:tc>
+      </w:tr>
+      <w:tr>
+        <w:trPr>
+          <w:trHeight w:val="479"/>
+        </w:trPr>
+        <w:tc>
+          <w:tcPr>
+            <w:cnfStyle w:val="001000000000" w:firstRow="0" w:lastRow="0" w:firstColumn="1" w:lastColumn="0" w:oddVBand="0" w:evenVBand="0" w:oddHBand="0" w:evenHBand="0" w:firstRowFirstColumn="0" w:firstRowLastColumn="0" w:lastRowFirstColumn="0" w:lastRowLastColumn="0"/>
+            <w:tcW w:w="0" w:type="auto"/>
+          </w:tcPr>
+          <w:p>
+            <w:pPr>
+              <w:rPr>
+                <w:b w:val="0"/>
+                <w:bCs w:val="0"/>
+                <w:sz w:val="24"/>
+              </w:rPr>
+            </w:pPr>
+            <w:proofErr w:type="spellStart"/>
+            <w:r>
+              <w:rPr>
+                <w:sz w:val="24"/>
+              </w:rPr>
+              <w:t>ChromaDB</w:t>
+            </w:r>
+            <w:proofErr w:type="spellEnd"/>
+          </w:p>
+        </w:tc>
+        <w:tc>
+          <w:tcPr>
+            <w:tcW w:w="0" w:type="auto"/>
+          </w:tcPr>
+          <w:p>
+            <w:pPr>
+              <w:cnfStyle w:val="000000000000" w:firstRow="0" w:lastRow="0" w:firstColumn="0" w:lastColumn="0" w:oddVBand="0" w:evenVBand="0" w:oddHBand="0" w:evenHBand="0" w:firstRowFirstColumn="0" w:firstRowLastColumn="0" w:lastRowFirstColumn="0" w:lastRowLastColumn="0"/>
+              <w:rPr>
+                <w:sz w:val="24"/>
+              </w:rPr>
+            </w:pPr>
+            <w:r>
+              <w:rPr>
+                <w:sz w:val="24"/>
+              </w:rPr>
+              <w:t>嵌入式向量数据库，用于本地快速构建和查询向量索引</w:t>
+            </w:r>
+          </w:p>
+        </w:tc>
+      </w:tr>
+      <w:tr>
+        <w:trPr>
+          <w:trHeight w:val="479"/>
+        </w:trPr>
+        <w:tc>
+          <w:tcPr>
+            <w:cnfStyle w:val="001000000000" w:firstRow="0" w:lastRow="0" w:firstColumn="1" w:lastColumn="0" w:oddVBand="0" w:evenVBand="0" w:oddHBand="0" w:evenHBand="0" w:firstRowFirstColumn="0" w:firstRowLastColumn="0" w:lastRowFirstColumn="0" w:lastRowLastColumn="0"/>
+            <w:tcW w:w="0" w:type="auto"/>
+          </w:tcPr>
+          <w:p>
+            <w:pPr>
+              <w:rPr>
+                <w:b w:val="0"/>
+                <w:bCs w:val="0"/>
+                <w:sz w:val="24"/>
+              </w:rPr>
+            </w:pPr>
+            <w:r>
+              <w:rPr>
+                <w:sz w:val="24"/>
+              </w:rPr>
+              <w:t>Transformers</w:t>
+            </w:r>
+          </w:p>
+        </w:tc>
+        <w:tc>
+          <w:tcPr>
+            <w:tcW w:w="0" w:type="auto"/>
+            <w:shd w:val="clear" w:color="auto" w:fill="B4C6E7" w:themeFill="accent1" w:themeFillTint="66"/>
+          </w:tcPr>
+          <w:p>
+            <w:pPr>
+              <w:cnfStyle w:val="000000000000" w:firstRow="0" w:lastRow="0" w:firstColumn="0" w:lastColumn="0" w:oddVBand="0" w:evenVBand="0" w:oddHBand="0" w:evenHBand="0" w:firstRowFirstColumn="0" w:firstRowLastColumn="0" w:lastRowFirstColumn="0" w:lastRowLastColumn="0"/>
+              <w:rPr>
+                <w:sz w:val="24"/>
+              </w:rPr>
+            </w:pPr>
+            <w:r>
+              <w:rPr>
+                <w:sz w:val="24"/>
+              </w:rPr>
+              <w:t>Hugging Face的模型加载与推理库</w:t>
+            </w:r>
+          </w:p>
+        </w:tc>
+      </w:tr>
+      <w:tr>
+        <w:trPr>
+          <w:trHeight w:val="479"/>
+        </w:trPr>
+        <w:tc>
+          <w:tcPr>
+            <w:cnfStyle w:val="001000000000" w:firstRow="0" w:lastRow="0" w:firstColumn="1" w:lastColumn="0" w:oddVBand="0" w:evenVBand="0" w:oddHBand="0" w:evenHBand="0" w:firstRowFirstColumn="0" w:firstRowLastColumn="0" w:lastRowFirstColumn="0" w:lastRowLastColumn="0"/>
+            <w:tcW w:w="0" w:type="auto"/>
+          </w:tcPr>
+          <w:p>
+            <w:pPr>
+              <w:rPr>
+                <w:b w:val="0"/>
+                <w:bCs w:val="0"/>
+                <w:sz w:val="24"/>
+              </w:rPr>
+            </w:pPr>
+            <w:r>
+              <w:rPr>
+                <w:sz w:val="24"/>
+              </w:rPr>
+              <w:t>RAG Pipeline</w:t>
+            </w:r>
+          </w:p>
+        </w:tc>
+        <w:tc>
+          <w:tcPr>
+            <w:tcW w:w="0" w:type="auto"/>
+          </w:tcPr>
+          <w:p>
+            <w:pPr>
+              <w:cnfStyle w:val="000000000000" w:firstRow="0" w:lastRow="0" w:firstColumn="0" w:lastColumn="0" w:oddVBand="0" w:evenVBand="0" w:oddHBand="0" w:evenHBand="0" w:firstRowFirstColumn="0" w:firstRowLastColumn="0" w:lastRowFirstColumn="0" w:lastRowLastColumn="0"/>
+              <w:rPr>
+                <w:sz w:val="24"/>
+              </w:rPr>
+            </w:pPr>
+            <w:r>
+              <w:rPr>
+                <w:sz w:val="24"/>
+              </w:rPr>
+              <w:t>RAG管道，包含知识库构建、向量存储管理、检索与生成流程</w:t>
+            </w:r>
+          </w:p>
+        </w:tc>
+      </w:tr>
+      <w:tr>
+        <w:trPr>
+          <w:trHeight w:val="464"/>
+        </w:trPr>
+        <w:tc>
+          <w:tcPr>
+            <w:cnfStyle w:val="001000000000" w:firstRow="0" w:lastRow="0" w:firstColumn="1" w:lastColumn="0" w:oddVBand="0" w:evenVBand="0" w:oddHBand="0" w:evenHBand="0" w:firstRowFirstColumn="0" w:firstRowLastColumn="0" w:lastRowFirstColumn="0" w:lastRowLastColumn="0"/>
+            <w:tcW w:w="0" w:type="auto"/>
+          </w:tcPr>
+          <w:p>
+            <w:pPr>
+              <w:rPr>
+                <w:b w:val="0"/>
+                <w:bCs w:val="0"/>
+                <w:sz w:val="24"/>
+              </w:rPr>
+            </w:pPr>
+            <w:r>
+              <w:rPr>
+                <w:sz w:val="24"/>
+              </w:rPr>
+              <w:t>RBAC</w:t>
+            </w:r>
+          </w:p>
+        </w:tc>
+        <w:tc>
+          <w:tcPr>
+            <w:tcW w:w="0" w:type="auto"/>
+            <w:shd w:val="clear" w:color="auto" w:fill="B4C6E7" w:themeFill="accent1" w:themeFillTint="66"/>
+          </w:tcPr>
+          <w:p>
+            <w:pPr>
+              <w:cnfStyle w:val="000000000000" w:firstRow="0" w:lastRow="0" w:firstColumn="0" w:lastColumn="0" w:oddVBand="0" w:evenVBand="0" w:oddHBand="0" w:evenHBand="0" w:firstRowFirstColumn="0" w:firstRowLastColumn="0" w:lastRowFirstColumn="0" w:lastRowLastColumn="0"/>
+              <w:rPr>
+                <w:sz w:val="24"/>
+              </w:rPr>
+            </w:pPr>
+            <w:r>
+              <w:rPr>
+                <w:sz w:val="24"/>
+              </w:rPr>
+              <w:t>Role-Based Access Control，基于角色的访问控制</w:t>
+            </w:r>
+          </w:p>
+        </w:tc>
+      </w:tr>
+    </w:tbl>
+    <w:p>
+      <w:pPr>
+        <w:rPr>
+          <w:sz w:val="24"/>
+        </w:rPr>
+      </w:pPr>
+      <w:r>
+        <w:rPr>
+          <w:noProof/>
+          <w:sz w:val="24"/>
+        </w:rPr>
+        <w:pict w14:anchorId="3748D270">
           <v:rect id="_x0000_i1025" alt="" style="width:415.3pt;height:.05pt;mso-width-percent:0;mso-height-percent:0;mso-width-percent:0;mso-height-percent:0" o:hralign="center" o:hrstd="t" o:hr="t" fillcolor="#a0a0a0" stroked="f"/>
         </w:pict>
       </w:r>
@@ -16882,618 +18380,16 @@
           <w:numId w:val="3"/>
         </w:numPr>
         <w:rPr>
-          <w:rFonts w:ascii="华文中宋" w:eastAsia="华文中宋" w:hAnsi="华文中宋" w:hint="eastAsia"/>
+          <w:rFonts w:ascii="STZhongsong" w:eastAsia="STZhongsong" w:hAnsi="STZhongsong"/>
           <w:kern w:val="2"/>
           <w:sz w:val="44"/>
           <w:szCs w:val="44"/>
         </w:rPr>
       </w:pPr>
-      <w:bookmarkStart w:id="39" w:name="_Toc225328544"/>
-      <w:r>
-        <w:rPr>
-          <w:rFonts w:ascii="华文中宋" w:eastAsia="华文中宋" w:hAnsi="华文中宋"/>
-          <w:kern w:val="2"/>
-          <w:sz w:val="44"/>
-          <w:szCs w:val="44"/>
-        </w:rPr>
-        <w:t>附录 A：术语表</w:t>
-      </w:r>
-      <w:bookmarkEnd w:id="39"/>
-    </w:p>
-    <w:tbl>
-      <w:tblPr>
-        <w:tblStyle w:val="5-11"/>
-        <w:tblW w:w="8460" w:type="dxa"/>
-        <w:tblLook w:val="04A0" w:firstRow="1" w:lastRow="0" w:firstColumn="1" w:lastColumn="0" w:noHBand="0" w:noVBand="1"/>
-      </w:tblPr>
-      <w:tblGrid>
-        <w:gridCol w:w="1668"/>
-        <w:gridCol w:w="6792"/>
-      </w:tblGrid>
-      <w:tr>
-        <w:trPr>
-          <w:cnfStyle w:val="100000000000" w:firstRow="1" w:lastRow="0" w:firstColumn="0" w:lastColumn="0" w:oddVBand="0" w:evenVBand="0" w:oddHBand="0" w:evenHBand="0" w:firstRowFirstColumn="0" w:firstRowLastColumn="0" w:lastRowFirstColumn="0" w:lastRowLastColumn="0"/>
-          <w:trHeight w:val="479"/>
-        </w:trPr>
-        <w:tc>
-          <w:tcPr>
-            <w:cnfStyle w:val="001000000000" w:firstRow="0" w:lastRow="0" w:firstColumn="1" w:lastColumn="0" w:oddVBand="0" w:evenVBand="0" w:oddHBand="0" w:evenHBand="0" w:firstRowFirstColumn="0" w:firstRowLastColumn="0" w:lastRowFirstColumn="0" w:lastRowLastColumn="0"/>
-            <w:tcW w:w="0" w:type="auto"/>
-          </w:tcPr>
-          <w:p>
-            <w:pPr>
-              <w:rPr>
-                <w:b w:val="0"/>
-                <w:bCs w:val="0"/>
-                <w:sz w:val="24"/>
-              </w:rPr>
-            </w:pPr>
-            <w:r>
-              <w:rPr>
-                <w:sz w:val="24"/>
-              </w:rPr>
-              <w:t>术语/缩写</w:t>
-            </w:r>
-          </w:p>
-        </w:tc>
-        <w:tc>
-          <w:tcPr>
-            <w:tcW w:w="0" w:type="auto"/>
-          </w:tcPr>
-          <w:p>
-            <w:pPr>
-              <w:cnfStyle w:val="100000000000" w:firstRow="1" w:lastRow="0" w:firstColumn="0" w:lastColumn="0" w:oddVBand="0" w:evenVBand="0" w:oddHBand="0" w:evenHBand="0" w:firstRowFirstColumn="0" w:firstRowLastColumn="0" w:lastRowFirstColumn="0" w:lastRowLastColumn="0"/>
-              <w:rPr>
-                <w:b w:val="0"/>
-                <w:bCs w:val="0"/>
-                <w:sz w:val="24"/>
-              </w:rPr>
-            </w:pPr>
-            <w:r>
-              <w:rPr>
-                <w:sz w:val="24"/>
-              </w:rPr>
-              <w:t>定义</w:t>
-            </w:r>
-          </w:p>
-        </w:tc>
-      </w:tr>
-      <w:tr>
-        <w:trPr>
-          <w:trHeight w:val="479"/>
-        </w:trPr>
-        <w:tc>
-          <w:tcPr>
-            <w:cnfStyle w:val="001000000000" w:firstRow="0" w:lastRow="0" w:firstColumn="1" w:lastColumn="0" w:oddVBand="0" w:evenVBand="0" w:oddHBand="0" w:evenHBand="0" w:firstRowFirstColumn="0" w:firstRowLastColumn="0" w:lastRowFirstColumn="0" w:lastRowLastColumn="0"/>
-            <w:tcW w:w="0" w:type="auto"/>
-          </w:tcPr>
-          <w:p>
-            <w:pPr>
-              <w:rPr>
-                <w:b w:val="0"/>
-                <w:bCs w:val="0"/>
-                <w:sz w:val="24"/>
-              </w:rPr>
-            </w:pPr>
-            <w:r>
-              <w:rPr>
-                <w:sz w:val="24"/>
-              </w:rPr>
-              <w:t>LLM</w:t>
-            </w:r>
-          </w:p>
-        </w:tc>
-        <w:tc>
-          <w:tcPr>
-            <w:tcW w:w="0" w:type="auto"/>
-            <w:shd w:val="clear" w:color="auto" w:fill="B4C6E7" w:themeFill="accent1" w:themeFillTint="66"/>
-          </w:tcPr>
-          <w:p>
-            <w:pPr>
-              <w:cnfStyle w:val="000000000000" w:firstRow="0" w:lastRow="0" w:firstColumn="0" w:lastColumn="0" w:oddVBand="0" w:evenVBand="0" w:oddHBand="0" w:evenHBand="0" w:firstRowFirstColumn="0" w:firstRowLastColumn="0" w:lastRowFirstColumn="0" w:lastRowLastColumn="0"/>
-              <w:rPr>
-                <w:sz w:val="24"/>
-              </w:rPr>
-            </w:pPr>
-            <w:r>
-              <w:rPr>
-                <w:sz w:val="24"/>
-              </w:rPr>
-              <w:t>Large Language Model，大语言模型，本项目采用Qwen/Qwen3-0.6B</w:t>
-            </w:r>
-          </w:p>
-        </w:tc>
-      </w:tr>
-      <w:tr>
-        <w:trPr>
-          <w:trHeight w:val="464"/>
-        </w:trPr>
-        <w:tc>
-          <w:tcPr>
-            <w:cnfStyle w:val="001000000000" w:firstRow="0" w:lastRow="0" w:firstColumn="1" w:lastColumn="0" w:oddVBand="0" w:evenVBand="0" w:oddHBand="0" w:evenHBand="0" w:firstRowFirstColumn="0" w:firstRowLastColumn="0" w:lastRowFirstColumn="0" w:lastRowLastColumn="0"/>
-            <w:tcW w:w="0" w:type="auto"/>
-          </w:tcPr>
-          <w:p>
-            <w:pPr>
-              <w:rPr>
-                <w:b w:val="0"/>
-                <w:bCs w:val="0"/>
-                <w:sz w:val="24"/>
-              </w:rPr>
-            </w:pPr>
-            <w:r>
-              <w:rPr>
-                <w:sz w:val="24"/>
-              </w:rPr>
-              <w:t>RAG</w:t>
-            </w:r>
-          </w:p>
-        </w:tc>
-        <w:tc>
-          <w:tcPr>
-            <w:tcW w:w="0" w:type="auto"/>
-          </w:tcPr>
-          <w:p>
-            <w:pPr>
-              <w:cnfStyle w:val="000000000000" w:firstRow="0" w:lastRow="0" w:firstColumn="0" w:lastColumn="0" w:oddVBand="0" w:evenVBand="0" w:oddHBand="0" w:evenHBand="0" w:firstRowFirstColumn="0" w:firstRowLastColumn="0" w:lastRowFirstColumn="0" w:lastRowLastColumn="0"/>
-              <w:rPr>
-                <w:sz w:val="24"/>
-              </w:rPr>
-            </w:pPr>
-            <w:r>
-              <w:rPr>
-                <w:sz w:val="24"/>
-              </w:rPr>
-              <w:t>Retrieval-Augmented Generation，检索增强生成，结合本地知识库提升回答准确性</w:t>
-            </w:r>
-          </w:p>
-        </w:tc>
-      </w:tr>
-      <w:tr>
-        <w:trPr>
-          <w:trHeight w:val="479"/>
-        </w:trPr>
-        <w:tc>
-          <w:tcPr>
-            <w:cnfStyle w:val="001000000000" w:firstRow="0" w:lastRow="0" w:firstColumn="1" w:lastColumn="0" w:oddVBand="0" w:evenVBand="0" w:oddHBand="0" w:evenHBand="0" w:firstRowFirstColumn="0" w:firstRowLastColumn="0" w:lastRowFirstColumn="0" w:lastRowLastColumn="0"/>
-            <w:tcW w:w="0" w:type="auto"/>
-          </w:tcPr>
-          <w:p>
-            <w:pPr>
-              <w:rPr>
-                <w:b w:val="0"/>
-                <w:bCs w:val="0"/>
-                <w:sz w:val="24"/>
-              </w:rPr>
-            </w:pPr>
-            <w:r>
-              <w:rPr>
-                <w:sz w:val="24"/>
-              </w:rPr>
-              <w:t>Embedding</w:t>
-            </w:r>
-          </w:p>
-        </w:tc>
-        <w:tc>
-          <w:tcPr>
-            <w:tcW w:w="0" w:type="auto"/>
-            <w:shd w:val="clear" w:color="auto" w:fill="B4C6E7" w:themeFill="accent1" w:themeFillTint="66"/>
-          </w:tcPr>
-          <w:p>
-            <w:pPr>
-              <w:cnfStyle w:val="000000000000" w:firstRow="0" w:lastRow="0" w:firstColumn="0" w:lastColumn="0" w:oddVBand="0" w:evenVBand="0" w:oddHBand="0" w:evenHBand="0" w:firstRowFirstColumn="0" w:firstRowLastColumn="0" w:lastRowFirstColumn="0" w:lastRowLastColumn="0"/>
-              <w:rPr>
-                <w:sz w:val="24"/>
-              </w:rPr>
-            </w:pPr>
-            <w:r>
-              <w:rPr>
-                <w:sz w:val="24"/>
-              </w:rPr>
-              <w:t>词向量/嵌入，将文本内容转换为数值向量表示</w:t>
-            </w:r>
-          </w:p>
-        </w:tc>
-      </w:tr>
-      <w:tr>
-        <w:trPr>
-          <w:trHeight w:val="479"/>
-        </w:trPr>
-        <w:tc>
-          <w:tcPr>
-            <w:cnfStyle w:val="001000000000" w:firstRow="0" w:lastRow="0" w:firstColumn="1" w:lastColumn="0" w:oddVBand="0" w:evenVBand="0" w:oddHBand="0" w:evenHBand="0" w:firstRowFirstColumn="0" w:firstRowLastColumn="0" w:lastRowFirstColumn="0" w:lastRowLastColumn="0"/>
-            <w:tcW w:w="0" w:type="auto"/>
-          </w:tcPr>
-          <w:p>
-            <w:pPr>
-              <w:rPr>
-                <w:b w:val="0"/>
-                <w:bCs w:val="0"/>
-                <w:sz w:val="24"/>
-              </w:rPr>
-            </w:pPr>
-            <w:r>
-              <w:rPr>
-                <w:sz w:val="24"/>
-              </w:rPr>
-              <w:t>Vector Store</w:t>
-            </w:r>
-          </w:p>
-        </w:tc>
-        <w:tc>
-          <w:tcPr>
-            <w:tcW w:w="0" w:type="auto"/>
-          </w:tcPr>
-          <w:p>
-            <w:pPr>
-              <w:cnfStyle w:val="000000000000" w:firstRow="0" w:lastRow="0" w:firstColumn="0" w:lastColumn="0" w:oddVBand="0" w:evenVBand="0" w:oddHBand="0" w:evenHBand="0" w:firstRowFirstColumn="0" w:firstRowLastColumn="0" w:lastRowFirstColumn="0" w:lastRowLastColumn="0"/>
-              <w:rPr>
-                <w:sz w:val="24"/>
-              </w:rPr>
-            </w:pPr>
-            <w:r>
-              <w:rPr>
-                <w:sz w:val="24"/>
-              </w:rPr>
-              <w:t>向量存储，用于存储和高效检索文本的向量表示</w:t>
-            </w:r>
-          </w:p>
-        </w:tc>
-      </w:tr>
-      <w:tr>
-        <w:trPr>
-          <w:trHeight w:val="479"/>
-        </w:trPr>
-        <w:tc>
-          <w:tcPr>
-            <w:cnfStyle w:val="001000000000" w:firstRow="0" w:lastRow="0" w:firstColumn="1" w:lastColumn="0" w:oddVBand="0" w:evenVBand="0" w:oddHBand="0" w:evenHBand="0" w:firstRowFirstColumn="0" w:firstRowLastColumn="0" w:lastRowFirstColumn="0" w:lastRowLastColumn="0"/>
-            <w:tcW w:w="0" w:type="auto"/>
-          </w:tcPr>
-          <w:p>
-            <w:pPr>
-              <w:rPr>
-                <w:b w:val="0"/>
-                <w:bCs w:val="0"/>
-                <w:sz w:val="24"/>
-              </w:rPr>
-            </w:pPr>
-            <w:r>
-              <w:rPr>
-                <w:sz w:val="24"/>
-              </w:rPr>
-              <w:t>FastAPI</w:t>
-            </w:r>
-          </w:p>
-        </w:tc>
-        <w:tc>
-          <w:tcPr>
-            <w:tcW w:w="0" w:type="auto"/>
-            <w:shd w:val="clear" w:color="auto" w:fill="B4C6E7" w:themeFill="accent1" w:themeFillTint="66"/>
-          </w:tcPr>
-          <w:p>
-            <w:pPr>
-              <w:cnfStyle w:val="000000000000" w:firstRow="0" w:lastRow="0" w:firstColumn="0" w:lastColumn="0" w:oddVBand="0" w:evenVBand="0" w:oddHBand="0" w:evenHBand="0" w:firstRowFirstColumn="0" w:firstRowLastColumn="0" w:lastRowFirstColumn="0" w:lastRowLastColumn="0"/>
-              <w:rPr>
-                <w:sz w:val="24"/>
-              </w:rPr>
-            </w:pPr>
-            <w:r>
-              <w:rPr>
-                <w:sz w:val="24"/>
-              </w:rPr>
-              <w:t>基于Python的现代、高性能Web框架，用于构建后端API服务</w:t>
-            </w:r>
-          </w:p>
-        </w:tc>
-      </w:tr>
-      <w:tr>
-        <w:trPr>
-          <w:trHeight w:val="464"/>
-        </w:trPr>
-        <w:tc>
-          <w:tcPr>
-            <w:cnfStyle w:val="001000000000" w:firstRow="0" w:lastRow="0" w:firstColumn="1" w:lastColumn="0" w:oddVBand="0" w:evenVBand="0" w:oddHBand="0" w:evenHBand="0" w:firstRowFirstColumn="0" w:firstRowLastColumn="0" w:lastRowFirstColumn="0" w:lastRowLastColumn="0"/>
-            <w:tcW w:w="0" w:type="auto"/>
-          </w:tcPr>
-          <w:p>
-            <w:pPr>
-              <w:rPr>
-                <w:b w:val="0"/>
-                <w:bCs w:val="0"/>
-                <w:sz w:val="24"/>
-              </w:rPr>
-            </w:pPr>
-            <w:r>
-              <w:rPr>
-                <w:sz w:val="24"/>
-              </w:rPr>
-              <w:t>Vue3</w:t>
-            </w:r>
-          </w:p>
-        </w:tc>
-        <w:tc>
-          <w:tcPr>
-            <w:tcW w:w="0" w:type="auto"/>
-          </w:tcPr>
-          <w:p>
-            <w:pPr>
-              <w:cnfStyle w:val="000000000000" w:firstRow="0" w:lastRow="0" w:firstColumn="0" w:lastColumn="0" w:oddVBand="0" w:evenVBand="0" w:oddHBand="0" w:evenHBand="0" w:firstRowFirstColumn="0" w:firstRowLastColumn="0" w:lastRowFirstColumn="0" w:lastRowLastColumn="0"/>
-              <w:rPr>
-                <w:sz w:val="24"/>
-              </w:rPr>
-            </w:pPr>
-            <w:r>
-              <w:rPr>
-                <w:sz w:val="24"/>
-              </w:rPr>
-              <w:t>前端JavaScript框架，本项目前端技术栈</w:t>
-            </w:r>
-          </w:p>
-        </w:tc>
-      </w:tr>
-      <w:tr>
-        <w:trPr>
-          <w:trHeight w:val="479"/>
-        </w:trPr>
-        <w:tc>
-          <w:tcPr>
-            <w:cnfStyle w:val="001000000000" w:firstRow="0" w:lastRow="0" w:firstColumn="1" w:lastColumn="0" w:oddVBand="0" w:evenVBand="0" w:oddHBand="0" w:evenHBand="0" w:firstRowFirstColumn="0" w:firstRowLastColumn="0" w:lastRowFirstColumn="0" w:lastRowLastColumn="0"/>
-            <w:tcW w:w="0" w:type="auto"/>
-          </w:tcPr>
-          <w:p>
-            <w:pPr>
-              <w:rPr>
-                <w:b w:val="0"/>
-                <w:bCs w:val="0"/>
-                <w:sz w:val="24"/>
-              </w:rPr>
-            </w:pPr>
-            <w:r>
-              <w:rPr>
-                <w:sz w:val="24"/>
-              </w:rPr>
-              <w:t>SQLAlchemy</w:t>
-            </w:r>
-          </w:p>
-        </w:tc>
-        <w:tc>
-          <w:tcPr>
-            <w:tcW w:w="0" w:type="auto"/>
-            <w:shd w:val="clear" w:color="auto" w:fill="B4C6E7" w:themeFill="accent1" w:themeFillTint="66"/>
-          </w:tcPr>
-          <w:p>
-            <w:pPr>
-              <w:cnfStyle w:val="000000000000" w:firstRow="0" w:lastRow="0" w:firstColumn="0" w:lastColumn="0" w:oddVBand="0" w:evenVBand="0" w:oddHBand="0" w:evenHBand="0" w:firstRowFirstColumn="0" w:firstRowLastColumn="0" w:lastRowFirstColumn="0" w:lastRowLastColumn="0"/>
-              <w:rPr>
-                <w:sz w:val="24"/>
-              </w:rPr>
-            </w:pPr>
-            <w:r>
-              <w:rPr>
-                <w:sz w:val="24"/>
-              </w:rPr>
-              <w:t>Python SQL工具包和ORM框架，支持异步操作</w:t>
-            </w:r>
-          </w:p>
-        </w:tc>
-      </w:tr>
-      <w:tr>
-        <w:trPr>
-          <w:trHeight w:val="479"/>
-        </w:trPr>
-        <w:tc>
-          <w:tcPr>
-            <w:cnfStyle w:val="001000000000" w:firstRow="0" w:lastRow="0" w:firstColumn="1" w:lastColumn="0" w:oddVBand="0" w:evenVBand="0" w:oddHBand="0" w:evenHBand="0" w:firstRowFirstColumn="0" w:firstRowLastColumn="0" w:lastRowFirstColumn="0" w:lastRowLastColumn="0"/>
-            <w:tcW w:w="0" w:type="auto"/>
-          </w:tcPr>
-          <w:p>
-            <w:pPr>
-              <w:rPr>
-                <w:b w:val="0"/>
-                <w:bCs w:val="0"/>
-                <w:sz w:val="24"/>
-              </w:rPr>
-            </w:pPr>
-            <w:r>
-              <w:rPr>
-                <w:sz w:val="24"/>
-              </w:rPr>
-              <w:t>ChromaDB</w:t>
-            </w:r>
-          </w:p>
-        </w:tc>
-        <w:tc>
-          <w:tcPr>
-            <w:tcW w:w="0" w:type="auto"/>
-          </w:tcPr>
-          <w:p>
-            <w:pPr>
-              <w:cnfStyle w:val="000000000000" w:firstRow="0" w:lastRow="0" w:firstColumn="0" w:lastColumn="0" w:oddVBand="0" w:evenVBand="0" w:oddHBand="0" w:evenHBand="0" w:firstRowFirstColumn="0" w:firstRowLastColumn="0" w:lastRowFirstColumn="0" w:lastRowLastColumn="0"/>
-              <w:rPr>
-                <w:sz w:val="24"/>
-              </w:rPr>
-            </w:pPr>
-            <w:r>
-              <w:rPr>
-                <w:sz w:val="24"/>
-              </w:rPr>
-              <w:t>嵌入式向量数据库，用于本地快速构建和查询向量索引</w:t>
-            </w:r>
-          </w:p>
-        </w:tc>
-      </w:tr>
-      <w:tr>
-        <w:trPr>
-          <w:trHeight w:val="479"/>
-        </w:trPr>
-        <w:tc>
-          <w:tcPr>
-            <w:cnfStyle w:val="001000000000" w:firstRow="0" w:lastRow="0" w:firstColumn="1" w:lastColumn="0" w:oddVBand="0" w:evenVBand="0" w:oddHBand="0" w:evenHBand="0" w:firstRowFirstColumn="0" w:firstRowLastColumn="0" w:lastRowFirstColumn="0" w:lastRowLastColumn="0"/>
-            <w:tcW w:w="0" w:type="auto"/>
-          </w:tcPr>
-          <w:p>
-            <w:pPr>
-              <w:rPr>
-                <w:b w:val="0"/>
-                <w:bCs w:val="0"/>
-                <w:sz w:val="24"/>
-              </w:rPr>
-            </w:pPr>
-            <w:r>
-              <w:rPr>
-                <w:sz w:val="24"/>
-              </w:rPr>
-              <w:t>Transformers</w:t>
-            </w:r>
-          </w:p>
-        </w:tc>
-        <w:tc>
-          <w:tcPr>
-            <w:tcW w:w="0" w:type="auto"/>
-            <w:shd w:val="clear" w:color="auto" w:fill="B4C6E7" w:themeFill="accent1" w:themeFillTint="66"/>
-          </w:tcPr>
-          <w:p>
-            <w:pPr>
-              <w:cnfStyle w:val="000000000000" w:firstRow="0" w:lastRow="0" w:firstColumn="0" w:lastColumn="0" w:oddVBand="0" w:evenVBand="0" w:oddHBand="0" w:evenHBand="0" w:firstRowFirstColumn="0" w:firstRowLastColumn="0" w:lastRowFirstColumn="0" w:lastRowLastColumn="0"/>
-              <w:rPr>
-                <w:sz w:val="24"/>
-              </w:rPr>
-            </w:pPr>
-            <w:r>
-              <w:rPr>
-                <w:sz w:val="24"/>
-              </w:rPr>
-              <w:t>Hugging Face的模型加载与推理库</w:t>
-            </w:r>
-          </w:p>
-        </w:tc>
-      </w:tr>
-      <w:tr>
-        <w:trPr>
-          <w:trHeight w:val="479"/>
-        </w:trPr>
-        <w:tc>
-          <w:tcPr>
-            <w:cnfStyle w:val="001000000000" w:firstRow="0" w:lastRow="0" w:firstColumn="1" w:lastColumn="0" w:oddVBand="0" w:evenVBand="0" w:oddHBand="0" w:evenHBand="0" w:firstRowFirstColumn="0" w:firstRowLastColumn="0" w:lastRowFirstColumn="0" w:lastRowLastColumn="0"/>
-            <w:tcW w:w="0" w:type="auto"/>
-          </w:tcPr>
-          <w:p>
-            <w:pPr>
-              <w:rPr>
-                <w:b w:val="0"/>
-                <w:bCs w:val="0"/>
-                <w:sz w:val="24"/>
-              </w:rPr>
-            </w:pPr>
-            <w:r>
-              <w:rPr>
-                <w:sz w:val="24"/>
-              </w:rPr>
-              <w:t>RAG Pipeline</w:t>
-            </w:r>
-          </w:p>
-        </w:tc>
-        <w:tc>
-          <w:tcPr>
-            <w:tcW w:w="0" w:type="auto"/>
-          </w:tcPr>
-          <w:p>
-            <w:pPr>
-              <w:cnfStyle w:val="000000000000" w:firstRow="0" w:lastRow="0" w:firstColumn="0" w:lastColumn="0" w:oddVBand="0" w:evenVBand="0" w:oddHBand="0" w:evenHBand="0" w:firstRowFirstColumn="0" w:firstRowLastColumn="0" w:lastRowFirstColumn="0" w:lastRowLastColumn="0"/>
-              <w:rPr>
-                <w:sz w:val="24"/>
-              </w:rPr>
-            </w:pPr>
-            <w:r>
-              <w:rPr>
-                <w:sz w:val="24"/>
-              </w:rPr>
-              <w:t>RAG管道，包含知识库构建、向量存储管理、检索与生成流程</w:t>
-            </w:r>
-          </w:p>
-        </w:tc>
-      </w:tr>
-      <w:tr>
-        <w:trPr>
-          <w:trHeight w:val="464"/>
-        </w:trPr>
-        <w:tc>
-          <w:tcPr>
-            <w:cnfStyle w:val="001000000000" w:firstRow="0" w:lastRow="0" w:firstColumn="1" w:lastColumn="0" w:oddVBand="0" w:evenVBand="0" w:oddHBand="0" w:evenHBand="0" w:firstRowFirstColumn="0" w:firstRowLastColumn="0" w:lastRowFirstColumn="0" w:lastRowLastColumn="0"/>
-            <w:tcW w:w="0" w:type="auto"/>
-          </w:tcPr>
-          <w:p>
-            <w:pPr>
-              <w:rPr>
-                <w:b w:val="0"/>
-                <w:bCs w:val="0"/>
-                <w:sz w:val="24"/>
-              </w:rPr>
-            </w:pPr>
-            <w:r>
-              <w:rPr>
-                <w:sz w:val="24"/>
-              </w:rPr>
-              <w:t>RBAC</w:t>
-            </w:r>
-          </w:p>
-        </w:tc>
-        <w:tc>
-          <w:tcPr>
-            <w:tcW w:w="0" w:type="auto"/>
-            <w:shd w:val="clear" w:color="auto" w:fill="B4C6E7" w:themeFill="accent1" w:themeFillTint="66"/>
-          </w:tcPr>
-          <w:p>
-            <w:pPr>
-              <w:cnfStyle w:val="000000000000" w:firstRow="0" w:lastRow="0" w:firstColumn="0" w:lastColumn="0" w:oddVBand="0" w:evenVBand="0" w:oddHBand="0" w:evenHBand="0" w:firstRowFirstColumn="0" w:firstRowLastColumn="0" w:lastRowFirstColumn="0" w:lastRowLastColumn="0"/>
-              <w:rPr>
-                <w:sz w:val="24"/>
-              </w:rPr>
-            </w:pPr>
-            <w:r>
-              <w:rPr>
-                <w:sz w:val="24"/>
-              </w:rPr>
-              <w:t>Role-Based Access Control，基于角色的访问控制</w:t>
-            </w:r>
-          </w:p>
-        </w:tc>
-      </w:tr>
-    </w:tbl>
-    <w:p>
-      <w:pPr>
-        <w:rPr>
-          <w:sz w:val="24"/>
-        </w:rPr>
-      </w:pPr>
-      <w:r>
-        <w:rPr>
-          <w:noProof/>
-          <w:sz w:val="24"/>
-        </w:rPr>
-        <w:pict w14:anchorId="3748D270">
-          <v:rect id="_x0000_i1026" alt="" style="width:415.3pt;height:.05pt;mso-width-percent:0;mso-height-percent:0;mso-width-percent:0;mso-height-percent:0" o:hralign="center" o:hrstd="t" o:hr="t" fillcolor="#a0a0a0" stroked="f"/>
-        </w:pict>
-      </w:r>
-    </w:p>
-    <w:p>
-      <w:pPr>
-        <w:pStyle w:val="1"/>
-        <w:numPr>
-          <w:ilvl w:val="0"/>
-          <w:numId w:val="3"/>
-        </w:numPr>
-        <w:rPr>
-          <w:rFonts w:ascii="华文中宋" w:eastAsia="华文中宋" w:hAnsi="华文中宋" w:hint="eastAsia"/>
-          <w:kern w:val="2"/>
-          <w:sz w:val="44"/>
-          <w:szCs w:val="44"/>
-        </w:rPr>
-      </w:pPr>
       <w:bookmarkStart w:id="40" w:name="_Toc225328545"/>
       <w:r>
         <w:rPr>
-          <w:rFonts w:ascii="华文中宋" w:eastAsia="华文中宋" w:hAnsi="华文中宋"/>
+          <w:rFonts w:ascii="STZhongsong" w:eastAsia="STZhongsong" w:hAnsi="STZhongsong"/>
           <w:kern w:val="2"/>
           <w:sz w:val="44"/>
           <w:szCs w:val="44"/>
@@ -17542,10 +18438,10 @@
         <w:tblLook w:val="04A0" w:firstRow="1" w:lastRow="0" w:firstColumn="1" w:lastColumn="0" w:noHBand="0" w:noVBand="1"/>
       </w:tblPr>
       <w:tblGrid>
-        <w:gridCol w:w="1135"/>
-        <w:gridCol w:w="1990"/>
-        <w:gridCol w:w="4071"/>
-        <w:gridCol w:w="1106"/>
+        <w:gridCol w:w="1159"/>
+        <w:gridCol w:w="1975"/>
+        <w:gridCol w:w="4055"/>
+        <w:gridCol w:w="1113"/>
       </w:tblGrid>
       <w:tr>
         <w:trPr>
@@ -19006,8 +19902,16 @@
               <w:rPr>
                 <w:sz w:val="24"/>
               </w:rPr>
-              <w:t>RAG管道 + build_knowledge_base</w:t>
-            </w:r>
+              <w:t xml:space="preserve">RAG管道 + </w:t>
+            </w:r>
+            <w:proofErr w:type="spellStart"/>
+            <w:r>
+              <w:rPr>
+                <w:sz w:val="24"/>
+              </w:rPr>
+              <w:t>build_knowledge_base</w:t>
+            </w:r>
+            <w:proofErr w:type="spellEnd"/>
           </w:p>
         </w:tc>
         <w:tc>
@@ -19087,8 +19991,16 @@
               <w:rPr>
                 <w:sz w:val="24"/>
               </w:rPr>
-              <w:t>RAG管道 + vector_store_manager</w:t>
-            </w:r>
+              <w:t xml:space="preserve">RAG管道 + </w:t>
+            </w:r>
+            <w:proofErr w:type="spellStart"/>
+            <w:r>
+              <w:rPr>
+                <w:sz w:val="24"/>
+              </w:rPr>
+              <w:t>vector_store_manager</w:t>
+            </w:r>
+            <w:proofErr w:type="spellEnd"/>
           </w:p>
         </w:tc>
         <w:tc>
@@ -19165,12 +20077,14 @@
                 <w:sz w:val="24"/>
               </w:rPr>
             </w:pPr>
+            <w:proofErr w:type="spellStart"/>
             <w:r>
               <w:rPr>
                 <w:sz w:val="24"/>
               </w:rPr>
               <w:t>llm_manager</w:t>
             </w:r>
+            <w:proofErr w:type="spellEnd"/>
           </w:p>
         </w:tc>
         <w:tc>
@@ -19250,8 +20164,16 @@
               <w:rPr>
                 <w:sz w:val="24"/>
               </w:rPr>
-              <w:t>main.py + llm_manager</w:t>
-            </w:r>
+              <w:t xml:space="preserve">main.py + </w:t>
+            </w:r>
+            <w:proofErr w:type="spellStart"/>
+            <w:r>
+              <w:rPr>
+                <w:sz w:val="24"/>
+              </w:rPr>
+              <w:t>llm_manager</w:t>
+            </w:r>
+            <w:proofErr w:type="spellEnd"/>
           </w:p>
         </w:tc>
         <w:tc>
@@ -19314,9 +20236,9 @@
         <w:tblLook w:val="04A0" w:firstRow="1" w:lastRow="0" w:firstColumn="1" w:lastColumn="0" w:noHBand="0" w:noVBand="1"/>
       </w:tblPr>
       <w:tblGrid>
-        <w:gridCol w:w="1773"/>
-        <w:gridCol w:w="4043"/>
-        <w:gridCol w:w="2522"/>
+        <w:gridCol w:w="1803"/>
+        <w:gridCol w:w="4024"/>
+        <w:gridCol w:w="2511"/>
       </w:tblGrid>
       <w:tr>
         <w:trPr>
@@ -19925,12 +20847,14 @@
                 <w:sz w:val="24"/>
               </w:rPr>
             </w:pPr>
+            <w:proofErr w:type="spellStart"/>
             <w:r>
               <w:rPr>
                 <w:sz w:val="24"/>
               </w:rPr>
               <w:t>llm_manager</w:t>
             </w:r>
+            <w:proofErr w:type="spellEnd"/>
           </w:p>
         </w:tc>
         <w:tc>
@@ -20132,10 +21056,10 @@
         <w:tblLook w:val="04A0" w:firstRow="1" w:lastRow="0" w:firstColumn="1" w:lastColumn="0" w:noHBand="0" w:noVBand="1"/>
       </w:tblPr>
       <w:tblGrid>
-        <w:gridCol w:w="1457"/>
-        <w:gridCol w:w="3822"/>
-        <w:gridCol w:w="1741"/>
-        <w:gridCol w:w="1151"/>
+        <w:gridCol w:w="1486"/>
+        <w:gridCol w:w="3805"/>
+        <w:gridCol w:w="1734"/>
+        <w:gridCol w:w="1146"/>
       </w:tblGrid>
       <w:tr>
         <w:trPr>
@@ -21058,10 +21982,10 @@
       </w:pPr>
     </w:p>
     <w:sectPr>
-      <w:headerReference w:type="default" r:id="rId25"/>
-      <w:footerReference w:type="even" r:id="rId26"/>
-      <w:footerReference w:type="default" r:id="rId27"/>
-      <w:headerReference w:type="first" r:id="rId28"/>
+      <w:headerReference w:type="default" r:id="rId27"/>
+      <w:footerReference w:type="even" r:id="rId28"/>
+      <w:footerReference w:type="default" r:id="rId29"/>
+      <w:headerReference w:type="first" r:id="rId30"/>
       <w:pgSz w:w="11906" w:h="16838"/>
       <w:pgMar w:top="1440" w:right="1797" w:bottom="1440" w:left="1797" w:header="851" w:footer="992" w:gutter="0"/>
       <w:cols w:space="720"/>
@@ -21267,7 +22191,7 @@
       <w:spacing w:before="240"/>
       <w:jc w:val="left"/>
       <w:rPr>
-        <w:rFonts w:ascii="Yu Gothic Medium" w:eastAsia="Yu Gothic Medium" w:hAnsi="Yu Gothic Medium" w:cs="Yu Gothic Medium" w:hint="eastAsia"/>
+        <w:rFonts w:ascii="Yu Gothic Medium" w:eastAsia="Yu Gothic Medium" w:hAnsi="Yu Gothic Medium" w:cs="Yu Gothic Medium"/>
         <w:i/>
         <w:iCs/>
         <w:sz w:val="18"/>
@@ -21389,7 +22313,7 @@
               <v:stroke joinstyle="miter"/>
               <v:path gradientshapeok="t" o:connecttype="rect"/>
             </v:shapetype>
-            <v:shape id="文本框 4" o:spid="_x0000_s1026" type="#_x0000_t202" style="position:absolute;margin-left:331.6pt;margin-top:-.95pt;width:84pt;height:18.2pt;z-index:251659264;visibility:visible;mso-wrap-style:square;mso-wrap-distance-left:9pt;mso-wrap-distance-top:0;mso-wrap-distance-right:9pt;mso-wrap-distance-bottom:0;mso-position-horizontal:absolute;mso-position-horizontal-relative:margin;mso-position-vertical:absolute;mso-position-vertical-relative:text;v-text-anchor:top" o:gfxdata="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" filled="f" stroked="f">
+            <v:shape id="文本框 4" o:spid="_x0000_s1026" type="#_x0000_t202" style="position:absolute;margin-left:331.6pt;margin-top:-.95pt;width:84pt;height:18.2pt;z-index:251659264;visibility:visible;mso-wrap-style:square;mso-wrap-distance-left:9pt;mso-wrap-distance-top:0;mso-wrap-distance-right:9pt;mso-wrap-distance-bottom:0;mso-position-horizontal:absolute;mso-position-horizontal-relative:margin;mso-position-vertical:absolute;mso-position-vertical-relative:text;v-text-anchor:top" o:gfxdata="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" filled="f" stroked="f">
               <v:textbox inset="0,0,0,0">
                 <w:txbxContent>
                   <w:p>
@@ -21558,7 +22482,7 @@
               <v:stroke joinstyle="miter"/>
               <v:path gradientshapeok="t" o:connecttype="rect"/>
             </v:shapetype>
-            <v:shape id="文本框 5" o:spid="_x0000_s1027" type="#_x0000_t202" style="position:absolute;left:0;text-align:left;margin-left:27.6pt;margin-top:0;width:78.8pt;height:20.45pt;z-index:251660288;visibility:visible;mso-wrap-style:none;mso-wrap-distance-left:9pt;mso-wrap-distance-top:0;mso-wrap-distance-right:9pt;mso-wrap-distance-bottom:0;mso-position-horizontal:right;mso-position-horizontal-relative:margin;mso-position-vertical:absolute;mso-position-vertical-relative:text;v-text-anchor:top" o:gfxdata="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" filled="f" stroked="f">
+            <v:shape id="文本框 5" o:spid="_x0000_s1027" type="#_x0000_t202" style="position:absolute;left:0;text-align:left;margin-left:27.6pt;margin-top:0;width:78.8pt;height:20.45pt;z-index:251660288;visibility:visible;mso-wrap-style:none;mso-wrap-distance-left:9pt;mso-wrap-distance-top:0;mso-wrap-distance-right:9pt;mso-wrap-distance-bottom:0;mso-position-horizontal:right;mso-position-horizontal-relative:margin;mso-position-vertical:absolute;mso-position-vertical-relative:text;v-text-anchor:top" o:gfxdata="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" filled="f" stroked="f">
               <v:textbox style="mso-fit-shape-to-text:t" inset="0,0,0,0">
                 <w:txbxContent>
                   <w:p>
@@ -23272,7 +24196,7 @@
       <w:outlineLvl w:val="5"/>
     </w:pPr>
     <w:rPr>
-      <w:rFonts w:ascii="Arial" w:eastAsia="黑体" w:hAnsi="Arial"/>
+      <w:rFonts w:ascii="Arial" w:eastAsia="SimHei" w:hAnsi="Arial"/>
       <w:b/>
       <w:bCs/>
       <w:sz w:val="24"/>
@@ -23317,7 +24241,7 @@
       <w:outlineLvl w:val="7"/>
     </w:pPr>
     <w:rPr>
-      <w:rFonts w:ascii="Arial" w:eastAsia="黑体" w:hAnsi="Arial"/>
+      <w:rFonts w:ascii="Arial" w:eastAsia="SimHei" w:hAnsi="Arial"/>
       <w:sz w:val="24"/>
     </w:rPr>
   </w:style>
@@ -23338,13 +24262,14 @@
       <w:outlineLvl w:val="8"/>
     </w:pPr>
     <w:rPr>
-      <w:rFonts w:ascii="Arial" w:eastAsia="黑体" w:hAnsi="Arial"/>
+      <w:rFonts w:ascii="Arial" w:eastAsia="SimHei" w:hAnsi="Arial"/>
       <w:szCs w:val="21"/>
     </w:rPr>
   </w:style>
   <w:style w:type="character" w:default="1" w:styleId="a0">
     <w:name w:val="Default Paragraph Font"/>
     <w:uiPriority w:val="1"/>
+    <w:semiHidden/>
     <w:unhideWhenUsed/>
   </w:style>
   <w:style w:type="table" w:default="1" w:styleId="a1">
@@ -23407,7 +24332,7 @@
     <w:uiPriority w:val="35"/>
     <w:qFormat/>
     <w:rPr>
-      <w:rFonts w:ascii="Arial" w:eastAsia="黑体" w:hAnsi="Arial" w:cs="Arial"/>
+      <w:rFonts w:ascii="Arial" w:eastAsia="SimHei" w:hAnsi="Arial" w:cs="Arial"/>
       <w:sz w:val="20"/>
       <w:szCs w:val="20"/>
     </w:rPr>
